--- a/downloads/teacher/ai-6-week-32.docx
+++ b/downloads/teacher/ai-6-week-32.docx
@@ -1938,6 +1938,396 @@
         <w:t>For the Grounded Learning Service, retain an annotated trace and the changed-case result. Name the contract or evidence that makes the deciding step valid, so another team can review it.</w:t>
       </w:r>
     </w:p>
+    <w:p>
+      <w:pPr>
+        <w:pStyle w:val="Heading1"/>
+      </w:pPr>
+      <w:r>
+        <w:t>07. Prepare, teach and assess</w:t>
+      </w:r>
+    </w:p>
+    <w:p>
+      <w:r>
+        <w:t>Teaching target: Explain the mechanism and terminology of documentation and operational readiness</w:t>
+      </w:r>
+    </w:p>
+    <w:p>
+      <w:r>
+        <w:t>Prepare the labelled worked-case picture, the matching workbook, fictional input cards and a place for individual responses. Check a local Python 3 environment before class; have a paper-trace version ready.</w:t>
+      </w:r>
+    </w:p>
+    <w:tbl>
+      <w:tblPr>
+        <w:tblStyle w:val="LightShading-Accent1"/>
+        <w:tblW w:type="auto" w:w="0"/>
+        <w:tblLook w:firstColumn="1" w:firstRow="1" w:lastColumn="0" w:lastRow="0" w:noHBand="0" w:noVBand="1" w:val="04A0"/>
+      </w:tblPr>
+      <w:tblGrid>
+        <w:gridCol w:w="3408"/>
+        <w:gridCol w:w="3408"/>
+        <w:gridCol w:w="3408"/>
+      </w:tblGrid>
+      <w:tr>
+        <w:trPr>
+          <w:tblHeader/>
+        </w:trPr>
+        <w:tc>
+          <w:tcPr>
+            <w:tcW w:type="dxa" w:w="3408"/>
+          </w:tcPr>
+          <w:p>
+            <w:r>
+              <w:t>Session</w:t>
+            </w:r>
+          </w:p>
+        </w:tc>
+        <w:tc>
+          <w:tcPr>
+            <w:tcW w:type="dxa" w:w="3408"/>
+          </w:tcPr>
+          <w:p>
+            <w:r>
+              <w:t>Plan</w:t>
+            </w:r>
+          </w:p>
+        </w:tc>
+        <w:tc>
+          <w:tcPr>
+            <w:tcW w:type="dxa" w:w="3408"/>
+          </w:tcPr>
+          <w:p>
+            <w:r>
+              <w:t>Resources</w:t>
+            </w:r>
+          </w:p>
+        </w:tc>
+      </w:tr>
+      <w:tr>
+        <w:tc>
+          <w:tcPr>
+            <w:tcW w:type="dxa" w:w="3408"/>
+          </w:tcPr>
+          <w:p>
+            <w:r>
+              <w:t>Session 1 · Understand · 45 min</w:t>
+            </w:r>
+          </w:p>
+        </w:tc>
+        <w:tc>
+          <w:tcPr>
+            <w:tcW w:type="dxa" w:w="3408"/>
+          </w:tcPr>
+          <w:p>
+            <w:r>
+              <w:t>0–7: recall and prerequisite; 7–15: inspect the concrete case and predict; 15–30: teacher models the worked trace; 30–40: learners explain a step using the text and visual; 40–45: check the core idea.</w:t>
+            </w:r>
+          </w:p>
+        </w:tc>
+        <w:tc>
+          <w:tcPr>
+            <w:tcW w:type="dxa" w:w="3408"/>
+          </w:tcPr>
+          <w:p>
+            <w:r>
+              <w:t>Sections 1–6; record the brief recall in the workbook.</w:t>
+            </w:r>
+          </w:p>
+        </w:tc>
+      </w:tr>
+      <w:tr>
+        <w:tc>
+          <w:tcPr>
+            <w:tcW w:type="dxa" w:w="3408"/>
+          </w:tcPr>
+          <w:p>
+            <w:r>
+              <w:t>Session 2 · Practise · 45 min</w:t>
+            </w:r>
+          </w:p>
+        </w:tc>
+        <w:tc>
+          <w:tcPr>
+            <w:tcW w:type="dxa" w:w="3408"/>
+          </w:tcPr>
+          <w:p>
+            <w:r>
+              <w:t>0–5: retrieve the procedure; 5–15: W2 completion practice; 15–23: explain and check with a partner; 23–30: each learner answers the misconception check; 30–40: targeted reteaching or a harder variation; 40–45: prepare the investigation.</w:t>
+            </w:r>
+          </w:p>
+        </w:tc>
+        <w:tc>
+          <w:tcPr>
+            <w:tcW w:type="dxa" w:w="3408"/>
+          </w:tcPr>
+          <w:p>
+            <w:r>
+              <w:t>Sections 7–10; use the matching workbook W2 and misconception check.</w:t>
+            </w:r>
+          </w:p>
+        </w:tc>
+      </w:tr>
+      <w:tr>
+        <w:tc>
+          <w:tcPr>
+            <w:tcW w:type="dxa" w:w="3408"/>
+          </w:tcPr>
+          <w:p>
+            <w:r>
+              <w:t>Session 3 · Investigate and transfer · 45 min</w:t>
+            </w:r>
+          </w:p>
+        </w:tc>
+        <w:tc>
+          <w:tcPr>
+            <w:tcW w:type="dxa" w:w="3408"/>
+          </w:tcPr>
+          <w:p>
+            <w:r>
+              <w:t>0–5: retrieve the decision rule; 5–20: investigate or trace; 20–30: start the independent case; 30–38: connect the project; 38–43: act on feedback; 43–45: plan the return check.</w:t>
+            </w:r>
+          </w:p>
+        </w:tc>
+        <w:tc>
+          <w:tcPr>
+            <w:tcW w:type="dxa" w:w="3408"/>
+          </w:tcPr>
+          <w:p>
+            <w:r>
+              <w:t>Sections 9 and 11–14. Give extra time to finish the full task set; use Section 15 when the week includes a coding lab.</w:t>
+            </w:r>
+          </w:p>
+        </w:tc>
+      </w:tr>
+    </w:tbl>
+    <w:p>
+      <w:r>
+        <w:t>Before class, solve the supported practice: Runbook says start server, but omits data version and recovery steps. Another operator cannot reproduce a result. Show the intermediate steps and give the conclusion with its scope.</w:t>
+      </w:r>
+    </w:p>
+    <w:p>
+      <w:r>
+        <w:t>Reasoned practice answer: Teacher explanation: Add exact configuration/version references, fixture setup, verification and recovery. Do not publish secret values to make setup easier.</w:t>
+      </w:r>
+    </w:p>
+    <w:p>
+      <w:r>
+        <w:t>Check every learner before discussion: Use the worked case for Documentation and operational readiness. Proposed explanation: “The worked result establishes every future case”. Decide whether this explanation is supported. Point to the step or supplied fact that decides; explain your repair if needed.</w:t>
+      </w:r>
+    </w:p>
+    <w:p>
+      <w:r>
+        <w:t>Misconception repair: Documentation readiness requires a tested replay and operational ownership, not merely complete-looking prose.</w:t>
+      </w:r>
+    </w:p>
+    <w:p>
+      <w:r>
+        <w:t>Support: read the exact case aloud, enlarge the labelled picture, supply input cards and model only the first deciding step. Accept a spoken explanation or drawing; retain the reasoning goal.</w:t>
+      </w:r>
+    </w:p>
+    <w:p>
+      <w:r>
+        <w:t>Extension: Remove the maintainer and escalation route. Require a prediction and a reason before comparing. Expected result: The diagnostic remains, but responsibility for an unresolved fault becomes unclear. Reason: Readiness includes who acts when routine checks do not solve the problem.</w:t>
+      </w:r>
+    </w:p>
+    <w:p>
+      <w:r>
+        <w:t>Independent assessment: withhold the reserved answer until the learner has attempted the new case. Record support separately from correctness.</w:t>
+      </w:r>
+    </w:p>
+    <w:tbl>
+      <w:tblPr>
+        <w:tblStyle w:val="LightShading-Accent1"/>
+        <w:tblW w:type="auto" w:w="0"/>
+        <w:tblLook w:firstColumn="1" w:firstRow="1" w:lastColumn="0" w:lastRow="0" w:noHBand="0" w:noVBand="1" w:val="04A0"/>
+      </w:tblPr>
+      <w:tblGrid>
+        <w:gridCol w:w="2556"/>
+        <w:gridCol w:w="2556"/>
+        <w:gridCol w:w="2556"/>
+        <w:gridCol w:w="2556"/>
+      </w:tblGrid>
+      <w:tr>
+        <w:trPr>
+          <w:tblHeader/>
+        </w:trPr>
+        <w:tc>
+          <w:tcPr>
+            <w:tcW w:type="dxa" w:w="2556"/>
+          </w:tcPr>
+          <w:p>
+            <w:r>
+              <w:t>Criterion</w:t>
+            </w:r>
+          </w:p>
+        </w:tc>
+        <w:tc>
+          <w:tcPr>
+            <w:tcW w:type="dxa" w:w="2556"/>
+          </w:tcPr>
+          <w:p>
+            <w:r>
+              <w:t>Not yet</w:t>
+            </w:r>
+          </w:p>
+        </w:tc>
+        <w:tc>
+          <w:tcPr>
+            <w:tcW w:type="dxa" w:w="2556"/>
+          </w:tcPr>
+          <w:p>
+            <w:r>
+              <w:t>With support</w:t>
+            </w:r>
+          </w:p>
+        </w:tc>
+        <w:tc>
+          <w:tcPr>
+            <w:tcW w:type="dxa" w:w="2556"/>
+          </w:tcPr>
+          <w:p>
+            <w:r>
+              <w:t>Independent</w:t>
+            </w:r>
+          </w:p>
+        </w:tc>
+      </w:tr>
+      <w:tr>
+        <w:tc>
+          <w:tcPr>
+            <w:tcW w:type="dxa" w:w="2556"/>
+          </w:tcPr>
+          <w:p>
+            <w:r>
+              <w:t>Explanation</w:t>
+            </w:r>
+          </w:p>
+        </w:tc>
+        <w:tc>
+          <w:tcPr>
+            <w:tcW w:type="dxa" w:w="2556"/>
+          </w:tcPr>
+          <w:p>
+            <w:r>
+              <w:t>Names an answer without a deciding fact</w:t>
+            </w:r>
+          </w:p>
+        </w:tc>
+        <w:tc>
+          <w:tcPr>
+            <w:tcW w:type="dxa" w:w="2556"/>
+          </w:tcPr>
+          <w:p>
+            <w:r>
+              <w:t>Uses a hint to link fact and decision</w:t>
+            </w:r>
+          </w:p>
+        </w:tc>
+        <w:tc>
+          <w:tcPr>
+            <w:tcW w:type="dxa" w:w="2556"/>
+          </w:tcPr>
+          <w:p>
+            <w:r>
+              <w:t>Explains the deciding fact in own words</w:t>
+            </w:r>
+          </w:p>
+        </w:tc>
+      </w:tr>
+      <w:tr>
+        <w:tc>
+          <w:tcPr>
+            <w:tcW w:type="dxa" w:w="2556"/>
+          </w:tcPr>
+          <w:p>
+            <w:r>
+              <w:t>Trace or test</w:t>
+            </w:r>
+          </w:p>
+        </w:tc>
+        <w:tc>
+          <w:tcPr>
+            <w:tcW w:type="dxa" w:w="2556"/>
+          </w:tcPr>
+          <w:p>
+            <w:r>
+              <w:t>Cannot connect input and result</w:t>
+            </w:r>
+          </w:p>
+        </w:tc>
+        <w:tc>
+          <w:tcPr>
+            <w:tcW w:type="dxa" w:w="2556"/>
+          </w:tcPr>
+          <w:p>
+            <w:r>
+              <w:t>Completes steps with prompts</w:t>
+            </w:r>
+          </w:p>
+        </w:tc>
+        <w:tc>
+          <w:tcPr>
+            <w:tcW w:type="dxa" w:w="2556"/>
+          </w:tcPr>
+          <w:p>
+            <w:r>
+              <w:t>Traces or tests a changed case accurately</w:t>
+            </w:r>
+          </w:p>
+        </w:tc>
+      </w:tr>
+      <w:tr>
+        <w:tc>
+          <w:tcPr>
+            <w:tcW w:type="dxa" w:w="2556"/>
+          </w:tcPr>
+          <w:p>
+            <w:r>
+              <w:t>Limits and revision</w:t>
+            </w:r>
+          </w:p>
+        </w:tc>
+        <w:tc>
+          <w:tcPr>
+            <w:tcW w:type="dxa" w:w="2556"/>
+          </w:tcPr>
+          <w:p>
+            <w:r>
+              <w:t>Claims more than evidence supports</w:t>
+            </w:r>
+          </w:p>
+        </w:tc>
+        <w:tc>
+          <w:tcPr>
+            <w:tcW w:type="dxa" w:w="2556"/>
+          </w:tcPr>
+          <w:p>
+            <w:r>
+              <w:t>Names a limit after a prompt</w:t>
+            </w:r>
+          </w:p>
+        </w:tc>
+        <w:tc>
+          <w:tcPr>
+            <w:tcW w:type="dxa" w:w="2556"/>
+          </w:tcPr>
+          <w:p>
+            <w:r>
+              <w:t>States a defensible limit and useful next test</w:t>
+            </w:r>
+          </w:p>
+        </w:tc>
+      </w:tr>
+    </w:tbl>
+    <w:p>
+      <w:r>
+        <w:t>Project checkpoint: Present and defend. Demonstrate the system, explain one failure and justify the next improvement with evidence.</w:t>
+      </w:r>
+    </w:p>
+    <w:p>
+      <w:r>
+        <w:t>Use the weekly teacher answer for topic-specific reasoning. A saved progress tick is an activity record; judge mastery from the learner’s explanation and evidence.</w:t>
+      </w:r>
+    </w:p>
     <w:sectPr>
       <w:pgSz w:w="12240" w:h="15840"/>
       <w:pgMar w:top="936" w:right="1008" w:bottom="936" w:left="1008" w:header="720" w:footer="720" w:gutter="0"/>

--- a/downloads/teacher/ai-6-week-32.docx
+++ b/downloads/teacher/ai-6-week-32.docx
@@ -2328,6 +2328,39 @@
         <w:t>Use the weekly teacher answer for topic-specific reasoning. A saved progress tick is an activity record; judge mastery from the learner’s explanation and evidence.</w:t>
       </w:r>
     </w:p>
+    <w:p>
+      <w:pPr>
+        <w:pStyle w:val="Heading1"/>
+      </w:pPr>
+      <w:r>
+        <w:t>08. Use feedback, labs and repair paths</w:t>
+      </w:r>
+    </w:p>
+    <w:p>
+      <w:r>
+        <w:t>Use the two formative questions as supported practice, not as independent mastery scores. Discuss the deciding evidence rather than accepting a guessed selection.</w:t>
+      </w:r>
+    </w:p>
+    <w:p>
+      <w:r>
+        <w:t>The feedback comes from the reviewed public worked case. Do not reveal the separately reserved independent teacher answer until the learner has attempted that case.</w:t>
+      </w:r>
+    </w:p>
+    <w:p>
+      <w:r>
+        <w:t>Ask students to predict before running code. Preserve errors and actual outputs; collect a changed test and an explanation. The branch-boundary and indexing lessons deliberately include failure cases.</w:t>
+      </w:r>
+    </w:p>
+    <w:p>
+      <w:r>
+        <w:t>Use the earlier worked-explanation links to address a specific missing building block, then return to the current question. Adapt this suggestion after observing the learner; it is not an automatic diagnosis.</w:t>
+      </w:r>
+    </w:p>
+    <w:p>
+      <w:r>
+        <w:t>Collect the completed-work portfolio as evidence. Record support separately from correctness, and assess explanation, trace/test and limitations. Progress ticks and quiz selections alone do not establish mastery.</w:t>
+      </w:r>
+    </w:p>
     <w:sectPr>
       <w:pgSz w:w="12240" w:h="15840"/>
       <w:pgMar w:top="936" w:right="1008" w:bottom="936" w:left="1008" w:header="720" w:footer="720" w:gutter="0"/>

--- a/downloads/teacher/ai-6-week-32.docx
+++ b/downloads/teacher/ai-6-week-32.docx
@@ -29,16 +29,39 @@
       </w:r>
     </w:p>
     <w:p>
-      <w:pPr>
-        <w:pStyle w:val="Heading3"/>
-      </w:pPr>
-      <w:r>
-        <w:t>Teach the learning cycle</w:t>
+      <w:r>
+        <w:t>Prepare Documentation and operational readiness: check the target, prerequisites, resources and adaptable teaching schedule.</w:t>
       </w:r>
     </w:p>
     <w:p>
-      <w:r>
-        <w:t>Primary target: Explain the mechanism and terminology of documentation and operational readiness</w:t>
+      <w:pPr>
+        <w:pStyle w:val="Heading3"/>
+      </w:pPr>
+      <w:r>
+        <w:t>Teach the learning cycle</w:t>
+      </w:r>
+    </w:p>
+    <w:p>
+      <w:pPr>
+        <w:spacing w:line="336" w:lineRule="auto" w:after="180"/>
+      </w:pPr>
+      <w:r>
+        <w:rPr>
+          <w:b w:val="0"/>
+        </w:rPr>
+        <w:t xml:space="preserve">Primary target: Explain the </w:t>
+      </w:r>
+      <w:r>
+        <w:rPr>
+          <w:b/>
+        </w:rPr>
+        <w:t>mechanism</w:t>
+      </w:r>
+      <w:r>
+        <w:rPr>
+          <w:b w:val="0"/>
+        </w:rPr>
+        <w:t xml:space="preserve"> and terminology of documentation and operational readiness</w:t>
       </w:r>
     </w:p>
     <w:tbl>
@@ -185,16 +208,37 @@
       </w:tr>
     </w:tbl>
     <w:p>
-      <w:r>
-        <w:t>This is a starting allocation of 135 minutes, not a validated duration. Preserve all named topics. Schedule extra time for connected examples, the full investigation, independent cases and project building. Repeated copies of a case share one recorded attempt; they are not new evidence.</w:t>
+      <w:pPr>
+        <w:spacing w:line="336" w:lineRule="auto" w:after="180"/>
+      </w:pPr>
+      <w:r>
+        <w:rPr>
+          <w:b w:val="0"/>
+        </w:rPr>
+        <w:t>This is a starting allocation of 135 minutes, not a validated duration. Preserve all named topics. Schedule extra time for connected examples, the full investigation, independent cases and project building.</w:t>
       </w:r>
     </w:p>
     <w:p>
       <w:pPr>
-        <w:pStyle w:val="Heading3"/>
-      </w:pPr>
-      <w:r>
-        <w:t>Retrieval answer guidance</w:t>
+        <w:spacing w:line="336" w:lineRule="auto" w:after="180"/>
+      </w:pPr>
+      <w:r>
+        <w:rPr>
+          <w:b w:val="0"/>
+        </w:rPr>
+        <w:t xml:space="preserve">Repeated copies of a case share one recorded attempt; they are not new </w:t>
+      </w:r>
+      <w:r>
+        <w:rPr>
+          <w:b/>
+        </w:rPr>
+        <w:t>evidence</w:t>
+      </w:r>
+      <w:r>
+        <w:rPr>
+          <w:b w:val="0"/>
+        </w:rPr>
+        <w:t>.</w:t>
       </w:r>
     </w:p>
     <w:p>
@@ -202,132 +246,357 @@
         <w:pStyle w:val="Heading3"/>
       </w:pPr>
       <w:r>
-        <w:t>Red team exercises</w:t>
+        <w:t>Retrieval answer guidance</w:t>
       </w:r>
     </w:p>
     <w:p>
-      <w:r>
-        <w:t>Without opening the old lesson, explain one key idea from Red team exercises. Give an example and a mistake that the idea helps you avoid.</w:t>
+      <w:pPr>
+        <w:pStyle w:val="Heading3"/>
+      </w:pPr>
+      <w:r>
+        <w:t>Red team exercises</w:t>
       </w:r>
     </w:p>
     <w:p>
-      <w:r>
-        <w:t>Look for: Explain the mechanism and terminology of red team exercises</w:t>
+      <w:pPr>
+        <w:spacing w:line="336" w:lineRule="auto" w:after="180"/>
+      </w:pPr>
+      <w:r>
+        <w:rPr>
+          <w:b w:val="0"/>
+        </w:rPr>
+        <w:t>Without opening the old lesson, explain one key idea from Red team exercises. Give an example and a mistake that the idea helps you avoid.</w:t>
       </w:r>
     </w:p>
     <w:p>
-      <w:r>
-        <w:t>Reference example, not the only acceptable wording: Teacher explanation: Red-team exercises probe explicit failure boundaries in an authorised isolated fixture environment. Their purpose is evidence-based improvement. Use fictional records and allowed test routes. Define a target contract violation, record the exact case, observe action/data traces and preserve a reproducible report. Do not touch external systems.</w:t>
+      <w:pPr>
+        <w:spacing w:line="336" w:lineRule="auto" w:after="180"/>
+      </w:pPr>
+      <w:r>
+        <w:rPr>
+          <w:b w:val="0"/>
+        </w:rPr>
+        <w:t xml:space="preserve">Look for: Explain the </w:t>
+      </w:r>
+      <w:r>
+        <w:rPr>
+          <w:b/>
+        </w:rPr>
+        <w:t>mechanism</w:t>
+      </w:r>
+      <w:r>
+        <w:rPr>
+          <w:b w:val="0"/>
+        </w:rPr>
+        <w:t xml:space="preserve"> and terminology of red team exercises</w:t>
       </w:r>
     </w:p>
     <w:p>
       <w:pPr>
-        <w:pStyle w:val="Heading3"/>
-      </w:pPr>
-      <w:r>
-        <w:t>Performance and cost experiments</w:t>
+        <w:spacing w:line="336" w:lineRule="auto" w:after="180"/>
+      </w:pPr>
+      <w:r>
+        <w:rPr>
+          <w:b w:val="0"/>
+        </w:rPr>
+        <w:t xml:space="preserve">Reference example, not the only acceptable wording: Teacher explanation: Red-team exercises probe explicit failure boundaries in an authorised isolated fixture environment. Their purpose is </w:t>
+      </w:r>
+      <w:r>
+        <w:rPr>
+          <w:b/>
+        </w:rPr>
+        <w:t>evidence</w:t>
+      </w:r>
+      <w:r>
+        <w:rPr>
+          <w:b w:val="0"/>
+        </w:rPr>
+        <w:t>-based improvement.</w:t>
       </w:r>
     </w:p>
     <w:p>
-      <w:r>
-        <w:t>Without opening the old lesson, explain one key idea from Performance and cost experiments. Give an example and a mistake that the idea helps you avoid.</w:t>
+      <w:pPr>
+        <w:spacing w:line="336" w:lineRule="auto" w:after="180"/>
+      </w:pPr>
+      <w:r>
+        <w:rPr>
+          <w:b w:val="0"/>
+        </w:rPr>
+        <w:t>Use fictional records and allowed test routes. Define a target contract violation, record the exact case, observe action/data traces and preserve a reproducible report. Do not touch external systems.</w:t>
       </w:r>
     </w:p>
     <w:p>
-      <w:r>
-        <w:t>Look for: Explain the mechanism and terminology of performance and cost experiments</w:t>
+      <w:pPr>
+        <w:pStyle w:val="Heading3"/>
+      </w:pPr>
+      <w:r>
+        <w:t>Performance and cost experiments</w:t>
       </w:r>
     </w:p>
     <w:p>
-      <w:r>
-        <w:t>Reference example, not the only acceptable wording: Teacher explanation: Performance experiments compare matched workloads with declared timing boundaries and quality constraints. Averages can hide slow cases. Use the same cases and environment; record every duration and success. For a simple median sort values and average the middle pair for even counts. Keep failed requests visible.</w:t>
+      <w:pPr>
+        <w:spacing w:line="336" w:lineRule="auto" w:after="180"/>
+      </w:pPr>
+      <w:r>
+        <w:rPr>
+          <w:b w:val="0"/>
+        </w:rPr>
+        <w:t>Without opening the old lesson, explain one key idea from Performance and cost experiments. Give an example and a mistake that the idea helps you avoid.</w:t>
       </w:r>
     </w:p>
     <w:p>
       <w:pPr>
-        <w:pStyle w:val="Heading3"/>
-      </w:pPr>
-      <w:r>
-        <w:t>Incident investigation</w:t>
+        <w:spacing w:line="336" w:lineRule="auto" w:after="180"/>
+      </w:pPr>
+      <w:r>
+        <w:rPr>
+          <w:b w:val="0"/>
+        </w:rPr>
+        <w:t xml:space="preserve">Look for: Explain the </w:t>
+      </w:r>
+      <w:r>
+        <w:rPr>
+          <w:b/>
+        </w:rPr>
+        <w:t>mechanism</w:t>
+      </w:r>
+      <w:r>
+        <w:rPr>
+          <w:b w:val="0"/>
+        </w:rPr>
+        <w:t xml:space="preserve"> and terminology of performance and cost experiments</w:t>
       </w:r>
     </w:p>
     <w:p>
-      <w:r>
-        <w:t>Without opening the old lesson, explain one key idea from Incident investigation. Give an example and a mistake that the idea helps you avoid.</w:t>
+      <w:pPr>
+        <w:spacing w:line="336" w:lineRule="auto" w:after="180"/>
+      </w:pPr>
+      <w:r>
+        <w:rPr>
+          <w:b w:val="0"/>
+        </w:rPr>
+        <w:t>Reference example, not the only acceptable wording: Teacher explanation: Performance experiments compare matched workloads with declared timing boundaries and quality constraints. Averages can hide slow cases.</w:t>
       </w:r>
     </w:p>
     <w:p>
-      <w:r>
-        <w:t>Look for: Explain the mechanism and terminology of incident investigation</w:t>
+      <w:pPr>
+        <w:spacing w:line="336" w:lineRule="auto" w:after="180"/>
+      </w:pPr>
+      <w:r>
+        <w:rPr>
+          <w:b w:val="0"/>
+        </w:rPr>
+        <w:t>Use the same cases and environment; record every duration and success. For a simple median sort values and average the middle pair for even counts. Keep failed requests visible.</w:t>
       </w:r>
     </w:p>
     <w:p>
-      <w:r>
-        <w:t>Reference example, not the only acceptable wording: Teacher explanation: Incident investigation preserves a timeline and distinguishes observation from hypothesis. Repair before evidence collection can erase clues. Record timestamps, versions, requests, authorised actions and outcomes with minimised logs. Separate immediate containment from diagnosis. Compare candidate explanations against evidence.</w:t>
+      <w:pPr>
+        <w:pStyle w:val="Heading3"/>
+      </w:pPr>
+      <w:r>
+        <w:t>Incident investigation</w:t>
       </w:r>
     </w:p>
     <w:p>
-      <w:r>
-        <w:t>Two 45-minute sessions. Operational documentation tells another person how to run, verify, observe and recover the service. A successful developer demo is not readiness. Use the supplied constructed scenarios to make the mechanism inspectable. Collect W4 before sharing solutions. Students should name intermediate evidence and limitations; classroom pacing and learning effectiveness remain unvalidated.</w:t>
+      <w:pPr>
+        <w:spacing w:line="336" w:lineRule="auto" w:after="180"/>
+      </w:pPr>
+      <w:r>
+        <w:rPr>
+          <w:b w:val="0"/>
+        </w:rPr>
+        <w:t>Without opening the old lesson, explain one key idea from Incident investigation. Give an example and a mistake that the idea helps you avoid.</w:t>
       </w:r>
     </w:p>
     <w:p>
       <w:pPr>
-        <w:pStyle w:val="Heading3"/>
-      </w:pPr>
-      <w:r>
-        <w:t>Outcomes</w:t>
+        <w:spacing w:line="336" w:lineRule="auto" w:after="180"/>
+      </w:pPr>
+      <w:r>
+        <w:rPr>
+          <w:b w:val="0"/>
+        </w:rPr>
+        <w:t xml:space="preserve">Look for: Explain the </w:t>
+      </w:r>
+      <w:r>
+        <w:rPr>
+          <w:b/>
+        </w:rPr>
+        <w:t>mechanism</w:t>
+      </w:r>
+      <w:r>
+        <w:rPr>
+          <w:b w:val="0"/>
+        </w:rPr>
+        <w:t xml:space="preserve"> and terminology of incident investigation</w:t>
       </w:r>
     </w:p>
     <w:p>
-      <w:r>
-        <w:t>Explain the mechanism and terminology of documentation and operational readiness</w:t>
+      <w:pPr>
+        <w:spacing w:line="336" w:lineRule="auto" w:after="180"/>
+      </w:pPr>
+      <w:r>
+        <w:rPr>
+          <w:b w:val="0"/>
+        </w:rPr>
+        <w:t xml:space="preserve">Reference example, not the only acceptable wording: Teacher explanation: Incident investigation preserves a timeline and distinguishes </w:t>
+      </w:r>
+      <w:r>
+        <w:rPr>
+          <w:b/>
+        </w:rPr>
+        <w:t>observation</w:t>
+      </w:r>
+      <w:r>
+        <w:rPr>
+          <w:b w:val="0"/>
+        </w:rPr>
+        <w:t xml:space="preserve"> from hypothesis. Repair before </w:t>
+      </w:r>
+      <w:r>
+        <w:rPr>
+          <w:b/>
+        </w:rPr>
+        <w:t>evidence</w:t>
+      </w:r>
+      <w:r>
+        <w:rPr>
+          <w:b w:val="0"/>
+        </w:rPr>
+        <w:t xml:space="preserve"> collection can erase clues.</w:t>
       </w:r>
     </w:p>
     <w:p>
-      <w:r>
-        <w:t>Apply the stated procedure to a new case with a traceable result</w:t>
+      <w:pPr>
+        <w:spacing w:line="336" w:lineRule="auto" w:after="180"/>
+      </w:pPr>
+      <w:r>
+        <w:rPr>
+          <w:b w:val="0"/>
+        </w:rPr>
+        <w:t xml:space="preserve">Record timestamps, versions, requests, authorised actions and outcomes with minimised logs. Separate immediate containment from diagnosis. Compare candidate explanations against </w:t>
+      </w:r>
+      <w:r>
+        <w:rPr>
+          <w:b/>
+        </w:rPr>
+        <w:t>evidence</w:t>
+      </w:r>
+      <w:r>
+        <w:rPr>
+          <w:b w:val="0"/>
+        </w:rPr>
+        <w:t>.</w:t>
       </w:r>
     </w:p>
     <w:p>
-      <w:r>
-        <w:t>Identify an assumption or limitation and design a revealing follow-up</w:t>
+      <w:pPr>
+        <w:spacing w:line="336" w:lineRule="auto" w:after="180"/>
+      </w:pPr>
+      <w:r>
+        <w:rPr>
+          <w:b w:val="0"/>
+        </w:rPr>
+        <w:t>Two 45-minute sessions. Operational documentation tells another person how to run, verify, observe and recover the service. A successful developer demo is not readiness.</w:t>
       </w:r>
     </w:p>
     <w:p>
       <w:pPr>
-        <w:pStyle w:val="Heading3"/>
-      </w:pPr>
-      <w:r>
-        <w:t>Preparation</w:t>
+        <w:spacing w:line="336" w:lineRule="auto" w:after="180"/>
+      </w:pPr>
+      <w:r>
+        <w:rPr>
+          <w:b w:val="0"/>
+        </w:rPr>
+        <w:t xml:space="preserve">Use the supplied constructed scenarios to make the </w:t>
+      </w:r>
+      <w:r>
+        <w:rPr>
+          <w:b/>
+        </w:rPr>
+        <w:t>mechanism</w:t>
+      </w:r>
+      <w:r>
+        <w:rPr>
+          <w:b w:val="0"/>
+        </w:rPr>
+        <w:t xml:space="preserve"> inspectable. Collect W4 before sharing solutions.</w:t>
       </w:r>
     </w:p>
     <w:p>
-      <w:r>
-        <w:t>Lesson and workbook; paper and pencil</w:t>
+      <w:pPr>
+        <w:spacing w:line="336" w:lineRule="auto" w:after="180"/>
+      </w:pPr>
+      <w:r>
+        <w:rPr>
+          <w:b w:val="0"/>
+        </w:rPr>
+        <w:t xml:space="preserve">Students should name intermediate </w:t>
+      </w:r>
+      <w:r>
+        <w:rPr>
+          <w:b/>
+        </w:rPr>
+        <w:t>evidence</w:t>
+      </w:r>
+      <w:r>
+        <w:rPr>
+          <w:b w:val="0"/>
+        </w:rPr>
+        <w:t xml:space="preserve"> and limitations; classroom pacing and learning effectiveness remain unvalidated.</w:t>
       </w:r>
     </w:p>
     <w:p>
-      <w:r>
-        <w:t>Calculator and optional local Python 3 for arithmetic; no live API or private data</w:t>
+      <w:pPr>
+        <w:pStyle w:val="Heading3"/>
+      </w:pPr>
+      <w:r>
+        <w:t>Outcomes</w:t>
       </w:r>
     </w:p>
     <w:p>
-      <w:r>
-        <w:t>Prepare the fresh retry separately and withhold its solution until after collection</w:t>
+      <w:pPr>
+        <w:spacing w:line="336" w:lineRule="auto" w:after="180"/>
+      </w:pPr>
+      <w:r>
+        <w:rPr>
+          <w:b w:val="0"/>
+        </w:rPr>
+        <w:t xml:space="preserve">Explain the </w:t>
+      </w:r>
+      <w:r>
+        <w:rPr>
+          <w:b/>
+        </w:rPr>
+        <w:t>mechanism</w:t>
+      </w:r>
+      <w:r>
+        <w:rPr>
+          <w:b w:val="0"/>
+        </w:rPr>
+        <w:t xml:space="preserve"> and terminology of documentation and operational readiness</w:t>
       </w:r>
     </w:p>
     <w:p>
       <w:pPr>
-        <w:pStyle w:val="Heading3"/>
-      </w:pPr>
-      <w:r>
-        <w:t>Prerequisite answer</w:t>
+        <w:spacing w:line="336" w:lineRule="auto" w:after="180"/>
+      </w:pPr>
+      <w:r>
+        <w:rPr>
+          <w:b w:val="0"/>
+        </w:rPr>
+        <w:t>Apply the stated procedure to a new case with a traceable result</w:t>
       </w:r>
     </w:p>
     <w:p>
-      <w:r>
-        <w:t>A result depends on the inputs, procedure and conditions that produced it. Preserve data roles and distinguish observed outcomes from predictions or unmeasured conditions. If the prior concept cannot be explained, use a short retrieval activity before this chapter.</w:t>
+      <w:pPr>
+        <w:spacing w:line="336" w:lineRule="auto" w:after="180"/>
+      </w:pPr>
+      <w:r>
+        <w:rPr>
+          <w:b w:val="0"/>
+        </w:rPr>
+        <w:t>Identify an assumption or limitation and design a revealing follow-up</w:t>
       </w:r>
     </w:p>
     <w:p>
@@ -335,45 +604,267 @@
         <w:pStyle w:val="Heading3"/>
       </w:pPr>
       <w:r>
-        <w:t>End goal for the pictorial case</w:t>
+        <w:t>Preparation</w:t>
       </w:r>
     </w:p>
     <w:p>
-      <w:r>
-        <w:t>Explain documentation and operational readiness using the deciding step in this fictional service.</w:t>
+      <w:pPr>
+        <w:spacing w:line="336" w:lineRule="auto" w:after="180"/>
+      </w:pPr>
+      <w:r>
+        <w:rPr>
+          <w:b w:val="0"/>
+        </w:rPr>
+        <w:t>Lesson and workbook; paper and pencil</w:t>
       </w:r>
     </w:p>
     <w:p>
-      <w:r>
-        <w:t>This added worked case illustrates the week’s main idea. Retain all original and connected topics; schedule its practice within the teaching cycle.</w:t>
+      <w:pPr>
+        <w:spacing w:line="336" w:lineRule="auto" w:after="180"/>
+      </w:pPr>
+      <w:r>
+        <w:rPr>
+          <w:b w:val="0"/>
+        </w:rPr>
+        <w:t>Calculator and optional local Python 3 for arithmetic; no live API or private data</w:t>
       </w:r>
     </w:p>
     <w:p>
       <w:pPr>
-        <w:pStyle w:val="Heading1"/>
-      </w:pPr>
-      <w:r>
-        <w:t>02. Explain and model the mechanism</w:t>
+        <w:spacing w:line="336" w:lineRule="auto" w:after="180"/>
+      </w:pPr>
+      <w:r>
+        <w:rPr>
+          <w:b w:val="0"/>
+        </w:rPr>
+        <w:t>Prepare the fresh retry separately and withhold its solution until after collection</w:t>
       </w:r>
     </w:p>
     <w:p>
-      <w:r>
-        <w:t>Operational documentation tells another person how to run, verify, observe and recover the service. A successful developer demo is not readiness.</w:t>
+      <w:pPr>
+        <w:pStyle w:val="Heading3"/>
+      </w:pPr>
+      <w:r>
+        <w:t>Prerequisite answer</w:t>
       </w:r>
     </w:p>
     <w:p>
-      <w:r>
-        <w:t>Begin by writing the question the procedure is intended to answer. Identify the information already supplied, the information it will produce and the information still missing. These are constructed classroom examples; they do not require live accounts, private records or an external service. Do not treat a plausible explanation as a measured outcome.</w:t>
+      <w:pPr>
+        <w:spacing w:line="336" w:lineRule="auto" w:after="180"/>
+      </w:pPr>
+      <w:r>
+        <w:rPr>
+          <w:b w:val="0"/>
+        </w:rPr>
+        <w:t xml:space="preserve">A result depends on the </w:t>
+      </w:r>
+      <w:r>
+        <w:rPr>
+          <w:b/>
+        </w:rPr>
+        <w:t>input</w:t>
+      </w:r>
+      <w:r>
+        <w:rPr>
+          <w:b w:val="0"/>
+        </w:rPr>
+        <w:t xml:space="preserve">s, procedure and conditions that produced it. Preserve data roles and distinguish observed outcomes from </w:t>
+      </w:r>
+      <w:r>
+        <w:rPr>
+          <w:b/>
+        </w:rPr>
+        <w:t>prediction</w:t>
+      </w:r>
+      <w:r>
+        <w:rPr>
+          <w:b w:val="0"/>
+        </w:rPr>
+        <w:t>s or unmeasured conditions.</w:t>
       </w:r>
     </w:p>
     <w:p>
-      <w:r>
-        <w:t>A runbook names versions, required non-secret configuration, secret key names, health checks, release/rollback dependencies, alerts and owners. Test it with a fresh operator and fictional fixtures.</w:t>
+      <w:pPr>
+        <w:spacing w:line="336" w:lineRule="auto" w:after="180"/>
+      </w:pPr>
+      <w:r>
+        <w:rPr>
+          <w:b w:val="0"/>
+        </w:rPr>
+        <w:t>If the prior concept cannot be explained, use a short retrieval activity before this chapter.</w:t>
       </w:r>
     </w:p>
     <w:p>
-      <w:r>
-        <w:t>Before applying the procedure, write its units, denominator or decision boundary where relevant. A partner should be able to repeat each step using the same inputs. If a required input is absent or violates the stated contract, record that condition explicitly instead of quietly replacing it with a convenient value.</w:t>
+      <w:pPr>
+        <w:pStyle w:val="Heading3"/>
+      </w:pPr>
+      <w:r>
+        <w:t>End goal for the pictorial case</w:t>
+      </w:r>
+    </w:p>
+    <w:p>
+      <w:pPr>
+        <w:spacing w:line="336" w:lineRule="auto" w:after="180"/>
+      </w:pPr>
+      <w:r>
+        <w:rPr>
+          <w:b w:val="0"/>
+        </w:rPr>
+        <w:t>Explain documentation and operational readiness using the deciding step in this fictional service.</w:t>
+      </w:r>
+    </w:p>
+    <w:p>
+      <w:pPr>
+        <w:spacing w:line="336" w:lineRule="auto" w:after="180"/>
+      </w:pPr>
+      <w:r>
+        <w:rPr>
+          <w:b w:val="0"/>
+        </w:rPr>
+        <w:t>This added worked case illustrates the week’s main idea. Retain all original and connected topics; schedule its practice within the teaching cycle.</w:t>
+      </w:r>
+    </w:p>
+    <w:p>
+      <w:pPr>
+        <w:pStyle w:val="Heading1"/>
+      </w:pPr>
+      <w:r>
+        <w:t>02. Explain and model the mechanism</w:t>
+      </w:r>
+    </w:p>
+    <w:p>
+      <w:r>
+        <w:t>Model Documentation and operational readiness using the supplied case, labelled mechanism and reasoning. Make the scope of each conclusion explicit.</w:t>
+      </w:r>
+    </w:p>
+    <w:p>
+      <w:pPr>
+        <w:spacing w:line="336" w:lineRule="auto" w:after="180"/>
+      </w:pPr>
+      <w:r>
+        <w:rPr>
+          <w:b w:val="0"/>
+        </w:rPr>
+        <w:t>Operational documentation tells another person how to run, verify, observe and recover the service. A successful developer demo is not readiness.</w:t>
+      </w:r>
+    </w:p>
+    <w:p>
+      <w:pPr>
+        <w:pStyle w:val="Heading3"/>
+      </w:pPr>
+      <w:r>
+        <w:t>Explain Documentation and operational readiness · 1</w:t>
+      </w:r>
+    </w:p>
+    <w:p>
+      <w:pPr>
+        <w:spacing w:line="336" w:lineRule="auto" w:after="180"/>
+      </w:pPr>
+      <w:r>
+        <w:rPr>
+          <w:b w:val="0"/>
+        </w:rPr>
+        <w:t>Begin by writing the question the procedure is intended to answer. Identify the information already supplied, the information it will produce and the information still missing.</w:t>
+      </w:r>
+    </w:p>
+    <w:p>
+      <w:pPr>
+        <w:spacing w:line="336" w:lineRule="auto" w:after="180"/>
+      </w:pPr>
+      <w:r>
+        <w:rPr>
+          <w:b w:val="0"/>
+        </w:rPr>
+        <w:t>These are constructed classroom examples; they do not require live accounts, private records or an external service. Do not treat a plausible explanation as a measured outcome.</w:t>
+      </w:r>
+    </w:p>
+    <w:p>
+      <w:pPr>
+        <w:spacing w:line="336" w:lineRule="auto" w:after="180"/>
+      </w:pPr>
+      <w:r>
+        <w:rPr>
+          <w:b w:val="0"/>
+        </w:rPr>
+        <w:t xml:space="preserve">A </w:t>
+      </w:r>
+      <w:r>
+        <w:rPr>
+          <w:b/>
+        </w:rPr>
+        <w:t>runbook</w:t>
+      </w:r>
+      <w:r>
+        <w:rPr>
+          <w:b w:val="0"/>
+        </w:rPr>
+        <w:t xml:space="preserve"> names versions, required non-secret configuration, secret key names, </w:t>
+      </w:r>
+      <w:r>
+        <w:rPr>
+          <w:b/>
+        </w:rPr>
+        <w:t>health check</w:t>
+      </w:r>
+      <w:r>
+        <w:rPr>
+          <w:b w:val="0"/>
+        </w:rPr>
+        <w:t>s, release/rollback dependencies, alerts and owners. Test it with a fresh operator and fictional fixtures.</w:t>
+      </w:r>
+    </w:p>
+    <w:p>
+      <w:pPr>
+        <w:pStyle w:val="Heading3"/>
+      </w:pPr>
+      <w:r>
+        <w:t>Explain Documentation and operational readiness · 2</w:t>
+      </w:r>
+    </w:p>
+    <w:p>
+      <w:pPr>
+        <w:spacing w:line="336" w:lineRule="auto" w:after="180"/>
+      </w:pPr>
+      <w:r>
+        <w:rPr>
+          <w:b w:val="0"/>
+        </w:rPr>
+        <w:t xml:space="preserve">Before applying the procedure, write its units, denominator or decision boundary where relevant. A partner should be able to repeat each step using the same </w:t>
+      </w:r>
+      <w:r>
+        <w:rPr>
+          <w:b/>
+        </w:rPr>
+        <w:t>input</w:t>
+      </w:r>
+      <w:r>
+        <w:rPr>
+          <w:b w:val="0"/>
+        </w:rPr>
+        <w:t>s.</w:t>
+      </w:r>
+    </w:p>
+    <w:p>
+      <w:pPr>
+        <w:spacing w:line="336" w:lineRule="auto" w:after="180"/>
+      </w:pPr>
+      <w:r>
+        <w:rPr>
+          <w:b w:val="0"/>
+        </w:rPr>
+        <w:t xml:space="preserve">If a required </w:t>
+      </w:r>
+      <w:r>
+        <w:rPr>
+          <w:b/>
+        </w:rPr>
+        <w:t>input</w:t>
+      </w:r>
+      <w:r>
+        <w:rPr>
+          <w:b w:val="0"/>
+        </w:rPr>
+        <w:t xml:space="preserve"> is absent or violates the stated contract, record that condition explicitly instead of quietly replacing it with a convenient value.</w:t>
       </w:r>
     </w:p>
     <w:tbl>
@@ -571,36 +1062,216 @@
       </w:r>
     </w:p>
     <w:p>
-      <w:r>
-        <w:t>Guided: Add exact configuration/version references, fixture setup, verification and recovery. Do not publish secret values to make setup easier. Qualification: Documentation readiness requires a tested replay and operational ownership, not merely complete-looking prose. Exit: accept a concrete variation with its predicted outcome and a stated condition that would challenge the mechanism; reject a claim resting on unmeasured evidence.</w:t>
+      <w:pPr>
+        <w:pStyle w:val="Heading3"/>
+      </w:pPr>
+      <w:r>
+        <w:t>Explain Documentation and operational readiness · 3</w:t>
       </w:r>
     </w:p>
     <w:p>
       <w:pPr>
-        <w:pStyle w:val="Heading3"/>
-      </w:pPr>
-      <w:r>
-        <w:t>Model the reasoning aloud</w:t>
+        <w:spacing w:line="336" w:lineRule="auto" w:after="180"/>
+      </w:pPr>
+      <w:r>
+        <w:rPr>
+          <w:b w:val="0"/>
+        </w:rPr>
+        <w:t>Guided: Add exact configuration/version references, fixture setup, verification and recovery. Do not publish secret values to make setup easier.</w:t>
       </w:r>
     </w:p>
     <w:p>
-      <w:r>
-        <w:t>Use the complete worked example below before asking learners to complete W2. Reveal a small part, invite a prediction, then explain the deciding step. These teacher notes contain solutions; do not reveal the independent case answer during modelling.</w:t>
+      <w:pPr>
+        <w:spacing w:line="336" w:lineRule="auto" w:after="180"/>
+      </w:pPr>
+      <w:r>
+        <w:rPr>
+          <w:b w:val="0"/>
+        </w:rPr>
+        <w:t xml:space="preserve">Qualification: Documentation readiness requires a tested replay and </w:t>
+      </w:r>
+      <w:r>
+        <w:rPr>
+          <w:b/>
+        </w:rPr>
+        <w:t>operational owner</w:t>
+      </w:r>
+      <w:r>
+        <w:rPr>
+          <w:b w:val="0"/>
+        </w:rPr>
+        <w:t>ship, not merely complete-looking prose.</w:t>
       </w:r>
     </w:p>
     <w:p>
-      <w:r>
-        <w:t>Runbook says start server, but omits data version and recovery steps. Another operator cannot reproduce a result.</w:t>
+      <w:pPr>
+        <w:spacing w:line="336" w:lineRule="auto" w:after="180"/>
+      </w:pPr>
+      <w:r>
+        <w:rPr>
+          <w:b w:val="0"/>
+        </w:rPr>
+        <w:t xml:space="preserve">Exit: accept a concrete variation with its predicted outcome and a stated condition that would challenge the </w:t>
+      </w:r>
+      <w:r>
+        <w:rPr>
+          <w:b/>
+        </w:rPr>
+        <w:t>mechanism</w:t>
+      </w:r>
+      <w:r>
+        <w:rPr>
+          <w:b w:val="0"/>
+        </w:rPr>
+        <w:t xml:space="preserve">; reject a claim resting on unmeasured </w:t>
+      </w:r>
+      <w:r>
+        <w:rPr>
+          <w:b/>
+        </w:rPr>
+        <w:t>evidence</w:t>
+      </w:r>
+      <w:r>
+        <w:rPr>
+          <w:b w:val="0"/>
+        </w:rPr>
+        <w:t>.</w:t>
       </w:r>
     </w:p>
     <w:p>
-      <w:r>
-        <w:t>Add exact configuration/version references, fixture setup, verification and recovery. Do not publish secret values to make setup easier.</w:t>
+      <w:pPr>
+        <w:pStyle w:val="Heading3"/>
+      </w:pPr>
+      <w:r>
+        <w:t>Model the reasoning aloud</w:t>
       </w:r>
     </w:p>
     <w:p>
-      <w:r>
-        <w:t>Compare the intermediate evidence with the final statement. Explain why each number or decision follows from the stated inputs. The conclusion belongs to this scenario and procedure; changing the inputs, evaluation population or authority can change what it establishes. Retain the raw record so a later revision can be compared honestly.</w:t>
+      <w:pPr>
+        <w:spacing w:line="336" w:lineRule="auto" w:after="180"/>
+      </w:pPr>
+      <w:r>
+        <w:rPr>
+          <w:b w:val="0"/>
+        </w:rPr>
+        <w:t xml:space="preserve">Use the complete worked example below before asking learners to complete W2. Reveal a small part, invite a </w:t>
+      </w:r>
+      <w:r>
+        <w:rPr>
+          <w:b/>
+        </w:rPr>
+        <w:t>prediction</w:t>
+      </w:r>
+      <w:r>
+        <w:rPr>
+          <w:b w:val="0"/>
+        </w:rPr>
+        <w:t>, then explain the deciding step.</w:t>
+      </w:r>
+    </w:p>
+    <w:p>
+      <w:pPr>
+        <w:spacing w:line="336" w:lineRule="auto" w:after="180"/>
+      </w:pPr>
+      <w:r>
+        <w:rPr>
+          <w:b w:val="0"/>
+        </w:rPr>
+        <w:t>These teacher notes contain solutions; do not reveal the independent case answer during modelling.</w:t>
+      </w:r>
+    </w:p>
+    <w:p>
+      <w:pPr>
+        <w:spacing w:line="336" w:lineRule="auto" w:after="180"/>
+      </w:pPr>
+      <w:r>
+        <w:rPr>
+          <w:b/>
+        </w:rPr>
+        <w:t>Runbook</w:t>
+      </w:r>
+      <w:r>
+        <w:rPr>
+          <w:b w:val="0"/>
+        </w:rPr>
+        <w:t xml:space="preserve"> says start server, but omits data version and recovery steps. Another operator cannot reproduce a result.</w:t>
+      </w:r>
+    </w:p>
+    <w:p>
+      <w:pPr>
+        <w:spacing w:line="336" w:lineRule="auto" w:after="180"/>
+      </w:pPr>
+      <w:r>
+        <w:rPr>
+          <w:b w:val="0"/>
+        </w:rPr>
+        <w:t>Add exact configuration/version references, fixture setup, verification and recovery. Do not publish secret values to make setup easier.</w:t>
+      </w:r>
+    </w:p>
+    <w:p>
+      <w:pPr>
+        <w:pStyle w:val="Heading3"/>
+      </w:pPr>
+      <w:r>
+        <w:t>Model the reasoning aloud · 4</w:t>
+      </w:r>
+    </w:p>
+    <w:p>
+      <w:pPr>
+        <w:spacing w:line="336" w:lineRule="auto" w:after="180"/>
+      </w:pPr>
+      <w:r>
+        <w:rPr>
+          <w:b w:val="0"/>
+        </w:rPr>
+        <w:t xml:space="preserve">Compare the intermediate </w:t>
+      </w:r>
+      <w:r>
+        <w:rPr>
+          <w:b/>
+        </w:rPr>
+        <w:t>evidence</w:t>
+      </w:r>
+      <w:r>
+        <w:rPr>
+          <w:b w:val="0"/>
+        </w:rPr>
+        <w:t xml:space="preserve"> with the final statement. Explain why each number or decision follows from the stated </w:t>
+      </w:r>
+      <w:r>
+        <w:rPr>
+          <w:b/>
+        </w:rPr>
+        <w:t>input</w:t>
+      </w:r>
+      <w:r>
+        <w:rPr>
+          <w:b w:val="0"/>
+        </w:rPr>
+        <w:t>s.</w:t>
+      </w:r>
+    </w:p>
+    <w:p>
+      <w:pPr>
+        <w:spacing w:line="336" w:lineRule="auto" w:after="180"/>
+      </w:pPr>
+      <w:r>
+        <w:rPr>
+          <w:b w:val="0"/>
+        </w:rPr>
+        <w:t xml:space="preserve">The conclusion belongs to this scenario and procedure; changing the </w:t>
+      </w:r>
+      <w:r>
+        <w:rPr>
+          <w:b/>
+        </w:rPr>
+        <w:t>input</w:t>
+      </w:r>
+      <w:r>
+        <w:rPr>
+          <w:b w:val="0"/>
+        </w:rPr>
+        <w:t>s, evaluation population or authority can change what it establishes. Retain the raw record so a later revision can be compared honestly.</w:t>
       </w:r>
     </w:p>
     <w:tbl>
@@ -706,7 +1377,13 @@
       </w:tr>
     </w:tbl>
     <w:p>
-      <w:r>
+      <w:pPr>
+        <w:spacing w:line="336" w:lineRule="auto" w:after="180"/>
+      </w:pPr>
+      <w:r>
+        <w:rPr>
+          <w:b w:val="0"/>
+        </w:rPr>
         <w:t>Use the diagram and verbal explanation together. Ask learners to match a sentence to a specific visual step; do not assign learners fixed visual or auditory learning styles.</w:t>
       </w:r>
     </w:p>
@@ -719,8 +1396,26 @@
       </w:r>
     </w:p>
     <w:p>
-      <w:r>
-        <w:t>A runbook with an owner. Another teacher must handle SOURCE_UNAVAILABLE without inventing an answer.</w:t>
+      <w:pPr>
+        <w:spacing w:line="336" w:lineRule="auto" w:after="180"/>
+      </w:pPr>
+      <w:r>
+        <w:rPr>
+          <w:b w:val="0"/>
+        </w:rPr>
+        <w:t xml:space="preserve">A </w:t>
+      </w:r>
+      <w:r>
+        <w:rPr>
+          <w:b/>
+        </w:rPr>
+        <w:t>runbook</w:t>
+      </w:r>
+      <w:r>
+        <w:rPr>
+          <w:b w:val="0"/>
+        </w:rPr>
+        <w:t xml:space="preserve"> with an owner. Another teacher must handle SOURCE_UNAVAILABLE without inventing an answer.</w:t>
       </w:r>
     </w:p>
     <w:p>
@@ -732,8 +1427,35 @@
       </w:r>
     </w:p>
     <w:p>
-      <w:r>
-        <w:t>The runbook names a maintainer and a read-only source-connection diagnostic. The code means no supported answer can be produced.</w:t>
+      <w:pPr>
+        <w:pStyle w:val="Heading3"/>
+      </w:pPr>
+      <w:r>
+        <w:t>Supplied facts</w:t>
+      </w:r>
+    </w:p>
+    <w:p>
+      <w:pPr>
+        <w:spacing w:line="336" w:lineRule="auto" w:after="180"/>
+        <w:shd w:fill="F1F6FC"/>
+      </w:pPr>
+      <w:r>
+        <w:rPr>
+          <w:b w:val="0"/>
+        </w:rPr>
+        <w:t xml:space="preserve">The </w:t>
+      </w:r>
+      <w:r>
+        <w:rPr>
+          <w:b/>
+        </w:rPr>
+        <w:t>runbook</w:t>
+      </w:r>
+      <w:r>
+        <w:rPr>
+          <w:b w:val="0"/>
+        </w:rPr>
+        <w:t xml:space="preserve"> names a maintainer and a read-only source-connection diagnostic. The code means no supported answer can be produced.</w:t>
       </w:r>
     </w:p>
     <w:p>
@@ -896,21 +1618,31 @@
       </w:r>
     </w:p>
     <w:p>
-      <w:r>
-        <w:t>Operational documentation connects a symptom, bounded action, responsible person and recovery check. Component names alone do not tell an operator what to do.</w:t>
+      <w:pPr>
+        <w:pStyle w:val="Heading3"/>
+      </w:pPr>
+      <w:r>
+        <w:t>Why the result follows</w:t>
       </w:r>
     </w:p>
     <w:p>
       <w:pPr>
-        <w:pStyle w:val="Heading3"/>
-      </w:pPr>
-      <w:r>
-        <w:t>What this example does not establish</w:t>
+        <w:spacing w:line="336" w:lineRule="auto" w:after="180"/>
+        <w:shd w:fill="F1F6FC"/>
+      </w:pPr>
+      <w:r>
+        <w:rPr>
+          <w:b w:val="0"/>
+        </w:rPr>
+        <w:t>Operational documentation connects a symptom, bounded action, responsible person and recovery check. Component names alone do not tell an operator what to do.</w:t>
       </w:r>
     </w:p>
     <w:p>
-      <w:r>
-        <w:t>Rehearse and revise runbooks; readable instructions alone cannot establish readiness for every incident.</w:t>
+      <w:pPr>
+        <w:pStyle w:val="Heading3"/>
+      </w:pPr>
+      <w:r>
+        <w:t>What this example does not establish</w:t>
       </w:r>
     </w:p>
     <w:p>
@@ -918,43 +1650,180 @@
         <w:pStyle w:val="Heading3"/>
       </w:pPr>
       <w:r>
-        <w:t>Change one thing in the pictured case</w:t>
+        <w:t>Keep the stated limit</w:t>
       </w:r>
     </w:p>
     <w:p>
-      <w:r>
-        <w:t>Change: Remove the maintainer and escalation route.</w:t>
+      <w:pPr>
+        <w:spacing w:line="336" w:lineRule="auto" w:after="180"/>
+        <w:shd w:fill="FFF5E6"/>
+      </w:pPr>
+      <w:r>
+        <w:rPr>
+          <w:b w:val="0"/>
+        </w:rPr>
+        <w:t xml:space="preserve">Rehearse and revise </w:t>
+      </w:r>
+      <w:r>
+        <w:rPr>
+          <w:b/>
+        </w:rPr>
+        <w:t>runbook</w:t>
+      </w:r>
+      <w:r>
+        <w:rPr>
+          <w:b w:val="0"/>
+        </w:rPr>
+        <w:t>s; readable instructions alone cannot establish readiness for every incident.</w:t>
       </w:r>
     </w:p>
     <w:p>
-      <w:r>
-        <w:t>Prediction: The diagnostic remains, but responsibility for an unresolved fault becomes unclear.</w:t>
+      <w:pPr>
+        <w:pStyle w:val="Heading3"/>
+      </w:pPr>
+      <w:r>
+        <w:t>Change one thing in the pictured case</w:t>
       </w:r>
     </w:p>
     <w:p>
-      <w:r>
-        <w:t>Reason: Readiness includes who acts when routine checks do not solve the problem.</w:t>
+      <w:pPr>
+        <w:pStyle w:val="Heading3"/>
+      </w:pPr>
+      <w:r>
+        <w:t>Change one thing</w:t>
       </w:r>
     </w:p>
     <w:p>
       <w:pPr>
-        <w:pStyle w:val="Heading3"/>
-      </w:pPr>
-      <w:r>
-        <w:t>Ask while showing the picture</w:t>
+        <w:spacing w:line="336" w:lineRule="auto" w:after="180"/>
+        <w:shd w:fill="F5F1FB"/>
+      </w:pPr>
+      <w:r>
+        <w:rPr>
+          <w:b w:val="0"/>
+        </w:rPr>
+        <w:t>Change: Remove the maintainer and escalation route.</w:t>
       </w:r>
     </w:p>
     <w:p>
-      <w:r>
-        <w:t>Cover the result. Ask learners to name the inputs and predict the next step. Uncover one step, connect the icon to the actual procedure, and explain its evidence. Then change the supplied condition and compare. The picture is a representation; it does not document execution of a real AI model.</w:t>
+      <w:pPr>
+        <w:pStyle w:val="Heading3"/>
+      </w:pPr>
+      <w:r>
+        <w:t>Predicted result</w:t>
       </w:r>
     </w:p>
     <w:p>
       <w:pPr>
+        <w:spacing w:line="336" w:lineRule="auto" w:after="180"/>
+        <w:shd w:fill="F1F6FC"/>
+      </w:pPr>
+      <w:r>
+        <w:rPr>
+          <w:b/>
+        </w:rPr>
+        <w:t>Prediction</w:t>
+      </w:r>
+      <w:r>
+        <w:rPr>
+          <w:b w:val="0"/>
+        </w:rPr>
+        <w:t>: The diagnostic remains, but responsibility for an unresolved fault becomes unclear.</w:t>
+      </w:r>
+    </w:p>
+    <w:p>
+      <w:pPr>
+        <w:pStyle w:val="Heading3"/>
+      </w:pPr>
+      <w:r>
+        <w:t>Why the result follows</w:t>
+      </w:r>
+    </w:p>
+    <w:p>
+      <w:pPr>
+        <w:spacing w:line="336" w:lineRule="auto" w:after="180"/>
+        <w:shd w:fill="F1F6FC"/>
+      </w:pPr>
+      <w:r>
+        <w:rPr>
+          <w:b w:val="0"/>
+        </w:rPr>
+        <w:t>Reason: Readiness includes who acts when routine checks do not solve the problem.</w:t>
+      </w:r>
+    </w:p>
+    <w:p>
+      <w:pPr>
+        <w:pStyle w:val="Heading3"/>
+      </w:pPr>
+      <w:r>
+        <w:t>Ask while showing the picture</w:t>
+      </w:r>
+    </w:p>
+    <w:p>
+      <w:pPr>
+        <w:pStyle w:val="Heading3"/>
+      </w:pPr>
+      <w:r>
+        <w:t>Ask while showing the picture · 5</w:t>
+      </w:r>
+    </w:p>
+    <w:p>
+      <w:pPr>
+        <w:spacing w:line="336" w:lineRule="auto" w:after="180"/>
+      </w:pPr>
+      <w:r>
+        <w:rPr>
+          <w:b w:val="0"/>
+        </w:rPr>
+        <w:t xml:space="preserve">Cover the result. Ask learners to name the </w:t>
+      </w:r>
+      <w:r>
+        <w:rPr>
+          <w:b/>
+        </w:rPr>
+        <w:t>input</w:t>
+      </w:r>
+      <w:r>
+        <w:rPr>
+          <w:b w:val="0"/>
+        </w:rPr>
+        <w:t xml:space="preserve">s and predict the next step. Uncover one step, connect the icon to the actual procedure, and explain its </w:t>
+      </w:r>
+      <w:r>
+        <w:rPr>
+          <w:b/>
+        </w:rPr>
+        <w:t>evidence</w:t>
+      </w:r>
+      <w:r>
+        <w:rPr>
+          <w:b w:val="0"/>
+        </w:rPr>
+        <w:t>. Then change the supplied condition and compare.</w:t>
+      </w:r>
+    </w:p>
+    <w:p>
+      <w:pPr>
+        <w:spacing w:line="336" w:lineRule="auto" w:after="180"/>
+      </w:pPr>
+      <w:r>
+        <w:rPr>
+          <w:b w:val="0"/>
+        </w:rPr>
+        <w:t>The picture is a representation; it does not document execution of a real AI model.</w:t>
+      </w:r>
+    </w:p>
+    <w:p>
+      <w:pPr>
         <w:pStyle w:val="Heading1"/>
       </w:pPr>
       <w:r>
         <w:t>03. Demonstrate and guide practice</w:t>
+      </w:r>
+    </w:p>
+    <w:p>
+      <w:r>
+        <w:t>Demonstrate Documentation and operational readiness, reduce support deliberately and check individual reasoning before discussing answers.</w:t>
       </w:r>
     </w:p>
     <w:tbl>
@@ -1170,36 +2039,112 @@
       </w:tr>
     </w:tbl>
     <w:p>
-      <w:r>
-        <w:t>Use the worked example in Sections 3 and 6. Collect a prediction before revealing its result; ask the learner to point to each intermediate fact.</w:t>
+      <w:pPr>
+        <w:spacing w:line="336" w:lineRule="auto" w:after="180"/>
+      </w:pPr>
+      <w:r>
+        <w:rPr>
+          <w:b w:val="0"/>
+        </w:rPr>
+        <w:t xml:space="preserve">Use the worked example in Sections 3 and 6. Collect a </w:t>
+      </w:r>
+      <w:r>
+        <w:rPr>
+          <w:b/>
+        </w:rPr>
+        <w:t>prediction</w:t>
+      </w:r>
+      <w:r>
+        <w:rPr>
+          <w:b w:val="0"/>
+        </w:rPr>
+        <w:t xml:space="preserve"> before revealing its result; ask the learner to point to each intermediate fact.</w:t>
       </w:r>
     </w:p>
     <w:p>
-      <w:r>
-        <w:t>Provide an input/procedure/result/limit frame and a calculator when needed. Ask students to identify the first step before completing the whole trace. Extension: compare two concrete variants of this mechanism while holding unrelated conditions fixed; report both successful and unsuccessful outcomes.</w:t>
+      <w:pPr>
+        <w:spacing w:line="336" w:lineRule="auto" w:after="180"/>
+      </w:pPr>
+      <w:r>
+        <w:rPr>
+          <w:b w:val="0"/>
+        </w:rPr>
+        <w:t xml:space="preserve">Provide an </w:t>
+      </w:r>
+      <w:r>
+        <w:rPr>
+          <w:b/>
+        </w:rPr>
+        <w:t>input</w:t>
+      </w:r>
+      <w:r>
+        <w:rPr>
+          <w:b w:val="0"/>
+        </w:rPr>
+        <w:t>/procedure/result/limit frame and a calculator when needed. Ask students to identify the first step before completing the whole trace.</w:t>
       </w:r>
     </w:p>
     <w:p>
       <w:pPr>
-        <w:pStyle w:val="Heading3"/>
-      </w:pPr>
-      <w:r>
-        <w:t>Reduce help deliberately</w:t>
+        <w:spacing w:line="336" w:lineRule="auto" w:after="180"/>
+      </w:pPr>
+      <w:r>
+        <w:rPr>
+          <w:b w:val="0"/>
+        </w:rPr>
+        <w:t xml:space="preserve">Extension: compare two concrete variants of this </w:t>
+      </w:r>
+      <w:r>
+        <w:rPr>
+          <w:b/>
+        </w:rPr>
+        <w:t>mechanism</w:t>
+      </w:r>
+      <w:r>
+        <w:rPr>
+          <w:b w:val="0"/>
+        </w:rPr>
+        <w:t xml:space="preserve"> while holding unrelated conditions fixed; report both successful and unsuccessful outcomes.</w:t>
       </w:r>
     </w:p>
     <w:p>
-      <w:r>
-        <w:t>Completion task: Runbook says start server, but omits data version and recovery steps. Another operator cannot reproduce a result. Show the intermediate steps and give the conclusion with its scope.</w:t>
+      <w:pPr>
+        <w:pStyle w:val="Heading3"/>
+      </w:pPr>
+      <w:r>
+        <w:t>Reduce help deliberately</w:t>
       </w:r>
     </w:p>
     <w:p>
-      <w:r>
-        <w:t>Teacher check: Teacher explanation: Add exact configuration/version references, fixture setup, verification and recovery. Do not publish secret values to make setup easier.</w:t>
+      <w:pPr>
+        <w:pStyle w:val="Heading3"/>
+      </w:pPr>
+      <w:r>
+        <w:t>Completion practice</w:t>
       </w:r>
     </w:p>
     <w:p>
-      <w:r>
-        <w:t>Start by identifying the given inputs together. Leave the intermediate steps blank. If needed, model one step, then withdraw that help on the next step. Move to a full trace only when the partial trace is understood. For partners, alternate explainer and checker; collect a response from every learner before discussion.</w:t>
+      <w:pPr>
+        <w:spacing w:line="336" w:lineRule="auto" w:after="180"/>
+        <w:shd w:fill="F5F1FB"/>
+      </w:pPr>
+      <w:r>
+        <w:rPr>
+          <w:b w:val="0"/>
+        </w:rPr>
+        <w:t xml:space="preserve">Completion task: </w:t>
+      </w:r>
+      <w:r>
+        <w:rPr>
+          <w:b/>
+        </w:rPr>
+        <w:t>Runbook</w:t>
+      </w:r>
+      <w:r>
+        <w:rPr>
+          <w:b w:val="0"/>
+        </w:rPr>
+        <w:t xml:space="preserve"> says start server, but omits data version and recovery steps. Another operator cannot reproduce a result. Show the intermediate steps and give the conclusion with its scope.</w:t>
       </w:r>
     </w:p>
     <w:p>
@@ -1207,22 +2152,53 @@
         <w:pStyle w:val="Heading3"/>
       </w:pPr>
       <w:r>
-        <w:t>Individual reasoning check</w:t>
+        <w:t>Reasoning to listen for</w:t>
       </w:r>
     </w:p>
     <w:p>
-      <w:r>
-        <w:t>Use the worked case for Documentation and operational readiness. Proposed explanation: “The worked result establishes every future case”. Decide whether this explanation is supported. Point to the step or supplied fact that decides; explain your repair if needed.</w:t>
+      <w:pPr>
+        <w:spacing w:line="336" w:lineRule="auto" w:after="180"/>
+        <w:shd w:fill="F1F6FC"/>
+      </w:pPr>
+      <w:r>
+        <w:rPr>
+          <w:b w:val="0"/>
+        </w:rPr>
+        <w:t>Teacher check: Teacher explanation: Add exact configuration/version references, fixture setup, verification and recovery. Do not publish secret values to make setup easier.</w:t>
       </w:r>
     </w:p>
     <w:p>
-      <w:r>
-        <w:t>Expected correction: Documentation readiness requires a tested replay and operational ownership, not merely complete-looking prose.</w:t>
+      <w:pPr>
+        <w:spacing w:line="336" w:lineRule="auto" w:after="180"/>
+      </w:pPr>
+      <w:r>
+        <w:rPr>
+          <w:b w:val="0"/>
+        </w:rPr>
+        <w:t xml:space="preserve">Start by identifying the given </w:t>
+      </w:r>
+      <w:r>
+        <w:rPr>
+          <w:b/>
+        </w:rPr>
+        <w:t>input</w:t>
+      </w:r>
+      <w:r>
+        <w:rPr>
+          <w:b w:val="0"/>
+        </w:rPr>
+        <w:t>s together. Leave the intermediate steps blank. If needed, model one step, then withdraw that help on the next step. Move to a full trace only when the partial trace is understood.</w:t>
       </w:r>
     </w:p>
     <w:p>
-      <w:r>
-        <w:t>Collect explanations, not only yes/no votes. If a misunderstanding is common, re-model the relevant step for the class. If it affects a few learners, give a short targeted group explanation while others solve a more demanding variation.</w:t>
+      <w:pPr>
+        <w:spacing w:line="336" w:lineRule="auto" w:after="180"/>
+      </w:pPr>
+      <w:r>
+        <w:rPr>
+          <w:b w:val="0"/>
+        </w:rPr>
+        <w:t>For partners, alternate explainer and checker; collect a response from every learner before discussion.</w:t>
       </w:r>
     </w:p>
     <w:p>
@@ -1230,63 +2206,308 @@
         <w:pStyle w:val="Heading3"/>
       </w:pPr>
       <w:r>
-        <w:t>Pictorial practice question</w:t>
+        <w:t>Individual reasoning check</w:t>
       </w:r>
     </w:p>
     <w:p>
-      <w:r>
-        <w:t>Match SOURCE_UNAVAILABLE to its safe check and escalation owner. What is lost when the maintainer route is removed, even if the diagnostic instructions stay readable?</w:t>
+      <w:pPr>
+        <w:spacing w:line="336" w:lineRule="auto" w:after="180"/>
+      </w:pPr>
+      <w:r>
+        <w:rPr>
+          <w:b w:val="0"/>
+        </w:rPr>
+        <w:t>Use the worked case for Documentation and operational readiness. Proposed explanation: “The worked result establishes every future case”. Decide whether this explanation is supported.</w:t>
       </w:r>
     </w:p>
     <w:p>
       <w:pPr>
-        <w:pStyle w:val="Heading3"/>
-      </w:pPr>
-      <w:r>
-        <w:t>Reasoned teacher answer</w:t>
+        <w:spacing w:line="336" w:lineRule="auto" w:after="180"/>
+      </w:pPr>
+      <w:r>
+        <w:rPr>
+          <w:b w:val="0"/>
+        </w:rPr>
+        <w:t>Point to the step or supplied fact that decides; explain your repair if needed.</w:t>
       </w:r>
     </w:p>
     <w:p>
-      <w:r>
-        <w:t>Identify the documented unavailable-source condition. Inspect the approved connection without broadening permissions. Contact the named maintainer and retain unresolved status. Changed case: The diagnostic remains, but responsibility for an unresolved fault becomes unclear. Readiness includes who acts when routine checks do not solve the problem.</w:t>
+      <w:pPr>
+        <w:pStyle w:val="Heading3"/>
+      </w:pPr>
+      <w:r>
+        <w:t>Expected repair</w:t>
       </w:r>
     </w:p>
     <w:p>
-      <w:r>
-        <w:t>Changed-case reasoning: The diagnostic remains, but responsibility for an unresolved fault becomes unclear. Readiness includes who acts when routine checks do not solve the problem.</w:t>
+      <w:pPr>
+        <w:spacing w:line="336" w:lineRule="auto" w:after="180"/>
+        <w:shd w:fill="F1F6FC"/>
+      </w:pPr>
+      <w:r>
+        <w:rPr>
+          <w:b w:val="0"/>
+        </w:rPr>
+        <w:t xml:space="preserve">Expected correction: Documentation readiness requires a tested replay and </w:t>
+      </w:r>
+      <w:r>
+        <w:rPr>
+          <w:b/>
+        </w:rPr>
+        <w:t>operational owner</w:t>
+      </w:r>
+      <w:r>
+        <w:rPr>
+          <w:b w:val="0"/>
+        </w:rPr>
+        <w:t>ship, not merely complete-looking prose.</w:t>
       </w:r>
     </w:p>
     <w:p>
-      <w:r>
-        <w:t>Collect each learner’s explanation before discussion. Use the first missing connection between input, deciding step and result to choose support. This question is worked-case practice, not fresh mastery evidence.</w:t>
+      <w:pPr>
+        <w:spacing w:line="336" w:lineRule="auto" w:after="180"/>
+      </w:pPr>
+      <w:r>
+        <w:rPr>
+          <w:b w:val="0"/>
+        </w:rPr>
+        <w:t>Collect explanations, not only yes/no votes. If a misunderstanding is common, re-model the relevant step for the class.</w:t>
       </w:r>
     </w:p>
     <w:p>
       <w:pPr>
-        <w:pStyle w:val="Heading1"/>
-      </w:pPr>
-      <w:r>
-        <w:t>04. Run the investigation and diagnose misconceptions</w:t>
+        <w:spacing w:line="336" w:lineRule="auto" w:after="180"/>
+      </w:pPr>
+      <w:r>
+        <w:rPr>
+          <w:b w:val="0"/>
+        </w:rPr>
+        <w:t>If it affects a few learners, give a short targeted group explanation while others solve a more demanding variation.</w:t>
       </w:r>
     </w:p>
     <w:p>
-      <w:r>
-        <w:t>The worked result establishes every future case: Documentation readiness requires a tested replay and operational ownership, not merely complete-looking prose.</w:t>
+      <w:pPr>
+        <w:pStyle w:val="Heading3"/>
+      </w:pPr>
+      <w:r>
+        <w:t>Pictorial practice question</w:t>
       </w:r>
     </w:p>
     <w:p>
-      <w:r>
-        <w:t>A missing input may be replaced without recording the change: A replacement changes the evidence or contract. Record the change and its justification; do not silently turn unknown into a measured value.</w:t>
+      <w:pPr>
+        <w:spacing w:line="336" w:lineRule="auto" w:after="180"/>
+        <w:shd w:fill="F5F1FB"/>
+      </w:pPr>
+      <w:r>
+        <w:rPr>
+          <w:b w:val="0"/>
+        </w:rPr>
+        <w:t>Match SOURCE_UNAVAILABLE to its safe check and escalation owner. What is lost when the maintainer route is removed, even if the diagnostic instructions stay readable?</w:t>
       </w:r>
     </w:p>
     <w:p>
-      <w:r>
-        <w:t>Repeating an assessed case is new independent evidence: A replay checks consistency. An example used for feedback or revision cannot later be described as untouched final evaluation.</w:t>
+      <w:pPr>
+        <w:pStyle w:val="Heading3"/>
+      </w:pPr>
+      <w:r>
+        <w:t>Reasoned teacher answer</w:t>
       </w:r>
     </w:p>
     <w:p>
-      <w:r>
-        <w:t>Use Section 9 for the evidence ledger. Add a boundary or missing-input case and record the expected response before checking. More successful repeats of one case do not establish wider coverage.</w:t>
+      <w:pPr>
+        <w:spacing w:line="336" w:lineRule="auto" w:after="180"/>
+      </w:pPr>
+      <w:r>
+        <w:rPr>
+          <w:b w:val="0"/>
+        </w:rPr>
+        <w:t>Identify the documented unavailable-source condition. Inspect the approved connection without broadening permissions. Contact the named maintainer and retain unresolved status.</w:t>
+      </w:r>
+    </w:p>
+    <w:p>
+      <w:pPr>
+        <w:spacing w:line="336" w:lineRule="auto" w:after="180"/>
+      </w:pPr>
+      <w:r>
+        <w:rPr>
+          <w:b w:val="0"/>
+        </w:rPr>
+        <w:t>Changed case: The diagnostic remains, but responsibility for an unresolved fault becomes unclear. Readiness includes who acts when routine checks do not solve the problem.</w:t>
+      </w:r>
+    </w:p>
+    <w:p>
+      <w:pPr>
+        <w:spacing w:line="336" w:lineRule="auto" w:after="180"/>
+      </w:pPr>
+      <w:r>
+        <w:rPr>
+          <w:b w:val="0"/>
+        </w:rPr>
+        <w:t>Changed-case reasoning: The diagnostic remains, but responsibility for an unresolved fault becomes unclear. Readiness includes who acts when routine checks do not solve the problem.</w:t>
+      </w:r>
+    </w:p>
+    <w:p>
+      <w:pPr>
+        <w:spacing w:line="336" w:lineRule="auto" w:after="180"/>
+      </w:pPr>
+      <w:r>
+        <w:rPr>
+          <w:b w:val="0"/>
+        </w:rPr>
+        <w:t xml:space="preserve">Collect each learner’s explanation before discussion. Use the first missing connection between </w:t>
+      </w:r>
+      <w:r>
+        <w:rPr>
+          <w:b/>
+        </w:rPr>
+        <w:t>input</w:t>
+      </w:r>
+      <w:r>
+        <w:rPr>
+          <w:b w:val="0"/>
+        </w:rPr>
+        <w:t xml:space="preserve">, deciding step and result to choose support. This question is worked-case practice, not fresh mastery </w:t>
+      </w:r>
+      <w:r>
+        <w:rPr>
+          <w:b/>
+        </w:rPr>
+        <w:t>evidence</w:t>
+      </w:r>
+      <w:r>
+        <w:rPr>
+          <w:b w:val="0"/>
+        </w:rPr>
+        <w:t>.</w:t>
+      </w:r>
+    </w:p>
+    <w:p>
+      <w:pPr>
+        <w:pStyle w:val="Heading1"/>
+      </w:pPr>
+      <w:r>
+        <w:t>04. Run the investigation and diagnose misconceptions</w:t>
+      </w:r>
+    </w:p>
+    <w:p>
+      <w:r>
+        <w:t>Run the Documentation and operational readiness investigation and use the first unsupported step to choose a teaching response.</w:t>
+      </w:r>
+    </w:p>
+    <w:p>
+      <w:pPr>
+        <w:spacing w:line="336" w:lineRule="auto" w:after="180"/>
+      </w:pPr>
+      <w:r>
+        <w:rPr>
+          <w:b w:val="0"/>
+        </w:rPr>
+        <w:t xml:space="preserve">The worked result establishes every future case: Documentation readiness requires a tested replay and </w:t>
+      </w:r>
+      <w:r>
+        <w:rPr>
+          <w:b/>
+        </w:rPr>
+        <w:t>operational owner</w:t>
+      </w:r>
+      <w:r>
+        <w:rPr>
+          <w:b w:val="0"/>
+        </w:rPr>
+        <w:t>ship, not merely complete-looking prose.</w:t>
+      </w:r>
+    </w:p>
+    <w:p>
+      <w:pPr>
+        <w:spacing w:line="336" w:lineRule="auto" w:after="180"/>
+      </w:pPr>
+      <w:r>
+        <w:rPr>
+          <w:b w:val="0"/>
+        </w:rPr>
+        <w:t xml:space="preserve">A missing </w:t>
+      </w:r>
+      <w:r>
+        <w:rPr>
+          <w:b/>
+        </w:rPr>
+        <w:t>input</w:t>
+      </w:r>
+      <w:r>
+        <w:rPr>
+          <w:b w:val="0"/>
+        </w:rPr>
+        <w:t xml:space="preserve"> may be replaced without recording the change: A replacement changes the </w:t>
+      </w:r>
+      <w:r>
+        <w:rPr>
+          <w:b/>
+        </w:rPr>
+        <w:t>evidence</w:t>
+      </w:r>
+      <w:r>
+        <w:rPr>
+          <w:b w:val="0"/>
+        </w:rPr>
+        <w:t xml:space="preserve"> or contract. Record the change and its justification; do not silently turn unknown into a measured value.</w:t>
+      </w:r>
+    </w:p>
+    <w:p>
+      <w:pPr>
+        <w:spacing w:line="336" w:lineRule="auto" w:after="180"/>
+      </w:pPr>
+      <w:r>
+        <w:rPr>
+          <w:b w:val="0"/>
+        </w:rPr>
+        <w:t xml:space="preserve">Repeating an assessed case is new independent </w:t>
+      </w:r>
+      <w:r>
+        <w:rPr>
+          <w:b/>
+        </w:rPr>
+        <w:t>evidence</w:t>
+      </w:r>
+      <w:r>
+        <w:rPr>
+          <w:b w:val="0"/>
+        </w:rPr>
+        <w:t>: A replay checks consistency. An example used for feedback or revision cannot later be described as untouched final evaluation.</w:t>
+      </w:r>
+    </w:p>
+    <w:p>
+      <w:pPr>
+        <w:spacing w:line="336" w:lineRule="auto" w:after="180"/>
+      </w:pPr>
+      <w:r>
+        <w:rPr>
+          <w:b w:val="0"/>
+        </w:rPr>
+        <w:t xml:space="preserve">Use Section 9 for the </w:t>
+      </w:r>
+      <w:r>
+        <w:rPr>
+          <w:b/>
+        </w:rPr>
+        <w:t>evidence</w:t>
+      </w:r>
+      <w:r>
+        <w:rPr>
+          <w:b w:val="0"/>
+        </w:rPr>
+        <w:t xml:space="preserve"> ledger. Add a boundary or missing-</w:t>
+      </w:r>
+      <w:r>
+        <w:rPr>
+          <w:b/>
+        </w:rPr>
+        <w:t>input</w:t>
+      </w:r>
+      <w:r>
+        <w:rPr>
+          <w:b w:val="0"/>
+        </w:rPr>
+        <w:t xml:space="preserve"> case and record the expected response before checking. More successful repeats of one case do not establish wider coverage.</w:t>
       </w:r>
     </w:p>
     <w:p>
@@ -1444,29 +2665,38 @@
       </w:tr>
     </w:tbl>
     <w:p>
-      <w:r>
-        <w:t>Offer an oral explanation, drawing, enlarged visual or fewer examples when that removes a reading/writing barrier. Keep the same reasoning goal. Stretch secure learners by changing a boundary or assumption and asking them to defend the effect, not simply by assigning more of the same questions.</w:t>
+      <w:pPr>
+        <w:spacing w:line="336" w:lineRule="auto" w:after="180"/>
+      </w:pPr>
+      <w:r>
+        <w:rPr>
+          <w:b w:val="0"/>
+        </w:rPr>
+        <w:t>Offer an oral explanation, drawing, enlarged visual or fewer examples when that removes a reading/writing barrier. Keep the same reasoning goal.</w:t>
       </w:r>
     </w:p>
     <w:p>
       <w:pPr>
-        <w:pStyle w:val="Heading1"/>
-      </w:pPr>
-      <w:r>
-        <w:t>05. Assess and explain the answers</w:t>
+        <w:spacing w:line="336" w:lineRule="auto" w:after="180"/>
+      </w:pPr>
+      <w:r>
+        <w:rPr>
+          <w:b w:val="0"/>
+        </w:rPr>
+        <w:t>Stretch secure learners by changing a boundary or assumption and asking them to defend the effect, not simply by assigning more of the same questions.</w:t>
       </w:r>
     </w:p>
     <w:p>
       <w:pPr>
-        <w:pStyle w:val="Heading3"/>
-      </w:pPr>
-      <w:r>
-        <w:t>Guided and exit questions</w:t>
+        <w:pStyle w:val="Heading1"/>
+      </w:pPr>
+      <w:r>
+        <w:t>05. Assess and explain the answers</w:t>
       </w:r>
     </w:p>
     <w:p>
       <w:r>
-        <w:t>Guided: Add exact configuration/version references, fixture setup, verification and recovery. Do not publish secret values to make setup easier. Qualification: Documentation readiness requires a tested replay and operational ownership, not merely complete-looking prose. Exit: accept a concrete variation with its predicted outcome and a stated condition that would challenge the mechanism; reject a claim resting on unmeasured evidence.</w:t>
+        <w:t>Use the Documentation and operational readiness questions, teacher keys and criteria after the relevant attempts. Previously discussed cases are practice; protect the separately selected independent task.</w:t>
       </w:r>
     </w:p>
     <w:p>
@@ -1474,89 +2704,250 @@
         <w:pStyle w:val="Heading3"/>
       </w:pPr>
       <w:r>
-        <w:t>W1 Explain the mechanism</w:t>
+        <w:t>Guided and exit questions</w:t>
       </w:r>
     </w:p>
     <w:p>
-      <w:r>
-        <w:t>Explain the weekly mechanism in your own words. Use the worked scenario to name its input, decision rule and output.</w:t>
+      <w:pPr>
+        <w:spacing w:line="336" w:lineRule="auto" w:after="180"/>
+      </w:pPr>
+      <w:r>
+        <w:rPr>
+          <w:b w:val="0"/>
+        </w:rPr>
+        <w:t>Guided: Add exact configuration/version references, fixture setup, verification and recovery. Do not publish secret values to make setup easier.</w:t>
       </w:r>
     </w:p>
     <w:p>
-      <w:r>
-        <w:t>Teacher explanation: Operational documentation tells another person how to run, verify, observe and recover the service. A successful developer demo is not readiness. A runbook names versions, required non-secret configuration, secret key names, health checks, release/rollback dependencies, alerts and owners. Test it with a fresh operator and fictional fixtures.</w:t>
+      <w:pPr>
+        <w:spacing w:line="336" w:lineRule="auto" w:after="180"/>
+      </w:pPr>
+      <w:r>
+        <w:rPr>
+          <w:b w:val="0"/>
+        </w:rPr>
+        <w:t xml:space="preserve">Qualification: Documentation readiness requires a tested replay and </w:t>
+      </w:r>
+      <w:r>
+        <w:rPr>
+          <w:b/>
+        </w:rPr>
+        <w:t>operational owner</w:t>
+      </w:r>
+      <w:r>
+        <w:rPr>
+          <w:b w:val="0"/>
+        </w:rPr>
+        <w:t>ship, not merely complete-looking prose.</w:t>
       </w:r>
     </w:p>
     <w:p>
       <w:pPr>
-        <w:pStyle w:val="Heading3"/>
-      </w:pPr>
-      <w:r>
-        <w:t>W2 Trace the worked case</w:t>
+        <w:spacing w:line="336" w:lineRule="auto" w:after="180"/>
+      </w:pPr>
+      <w:r>
+        <w:rPr>
+          <w:b w:val="0"/>
+        </w:rPr>
+        <w:t xml:space="preserve">Exit: accept a concrete variation with its predicted outcome and a stated condition that would challenge the </w:t>
+      </w:r>
+      <w:r>
+        <w:rPr>
+          <w:b/>
+        </w:rPr>
+        <w:t>mechanism</w:t>
+      </w:r>
+      <w:r>
+        <w:rPr>
+          <w:b w:val="0"/>
+        </w:rPr>
+        <w:t xml:space="preserve">; reject a claim resting on unmeasured </w:t>
+      </w:r>
+      <w:r>
+        <w:rPr>
+          <w:b/>
+        </w:rPr>
+        <w:t>evidence</w:t>
+      </w:r>
+      <w:r>
+        <w:rPr>
+          <w:b w:val="0"/>
+        </w:rPr>
+        <w:t>.</w:t>
       </w:r>
     </w:p>
     <w:p>
-      <w:r>
-        <w:t>Runbook says start server, but omits data version and recovery steps. Another operator cannot reproduce a result. Show the intermediate steps and give the conclusion with its scope.</w:t>
+      <w:pPr>
+        <w:pStyle w:val="Heading3"/>
+      </w:pPr>
+      <w:r>
+        <w:t>W1 Explain the mechanism</w:t>
       </w:r>
     </w:p>
     <w:p>
-      <w:r>
-        <w:t>Teacher explanation: Add exact configuration/version references, fixture setup, verification and recovery. Do not publish secret values to make setup easier.</w:t>
+      <w:pPr>
+        <w:pStyle w:val="Heading3"/>
+      </w:pPr>
+      <w:r>
+        <w:t>Workbook question · W1</w:t>
       </w:r>
     </w:p>
     <w:p>
       <w:pPr>
-        <w:pStyle w:val="Heading3"/>
-      </w:pPr>
-      <w:r>
-        <w:t>W3 Audit the limit</w:t>
+        <w:spacing w:line="336" w:lineRule="auto" w:after="180"/>
+        <w:shd w:fill="F5F1FB"/>
+      </w:pPr>
+      <w:r>
+        <w:rPr>
+          <w:b w:val="0"/>
+        </w:rPr>
+        <w:t xml:space="preserve">Explain the weekly </w:t>
+      </w:r>
+      <w:r>
+        <w:rPr>
+          <w:b/>
+        </w:rPr>
+        <w:t>mechanism</w:t>
+      </w:r>
+      <w:r>
+        <w:rPr>
+          <w:b w:val="0"/>
+        </w:rPr>
+        <w:t xml:space="preserve"> in your own words. Use the worked scenario to name its </w:t>
+      </w:r>
+      <w:r>
+        <w:rPr>
+          <w:b/>
+        </w:rPr>
+        <w:t>input</w:t>
+      </w:r>
+      <w:r>
+        <w:rPr>
+          <w:b w:val="0"/>
+        </w:rPr>
+        <w:t xml:space="preserve">, decision rule and </w:t>
+      </w:r>
+      <w:r>
+        <w:rPr>
+          <w:b/>
+        </w:rPr>
+        <w:t>output</w:t>
+      </w:r>
+      <w:r>
+        <w:rPr>
+          <w:b w:val="0"/>
+        </w:rPr>
+        <w:t>.</w:t>
       </w:r>
     </w:p>
     <w:p>
-      <w:r>
-        <w:t>A report omits this qualification: Documentation readiness requires a tested replay and operational ownership, not merely complete-looking prose. Explain how omitting it could change a reader's interpretation, and write an accurate replacement.</w:t>
+      <w:pPr>
+        <w:pStyle w:val="Heading3"/>
+      </w:pPr>
+      <w:r>
+        <w:t>Teacher reasoning · W1</w:t>
       </w:r>
     </w:p>
     <w:p>
-      <w:r>
-        <w:t>Teacher explanation: Documentation readiness requires a tested replay and operational ownership, not merely complete-looking prose. State the observed result separately from the unverified or out-of-scope claim; preserve the original evidence rather than inventing a missing fact.</w:t>
+      <w:pPr>
+        <w:spacing w:line="336" w:lineRule="auto" w:after="180"/>
+        <w:shd w:fill="F1F6FC"/>
+      </w:pPr>
+      <w:r>
+        <w:rPr>
+          <w:b w:val="0"/>
+        </w:rPr>
+        <w:t>Teacher explanation: Operational documentation tells another person how to run, verify, observe and recover the service. A successful developer demo is not readiness.</w:t>
       </w:r>
     </w:p>
     <w:p>
       <w:pPr>
-        <w:pStyle w:val="Heading3"/>
-      </w:pPr>
-      <w:r>
-        <w:t>W4 Apply a new case independently</w:t>
+        <w:spacing w:line="336" w:lineRule="auto" w:after="180"/>
+        <w:shd w:fill="F1F6FC"/>
+      </w:pPr>
+      <w:r>
+        <w:rPr>
+          <w:b w:val="0"/>
+        </w:rPr>
+        <w:t xml:space="preserve">A </w:t>
+      </w:r>
+      <w:r>
+        <w:rPr>
+          <w:b/>
+        </w:rPr>
+        <w:t>runbook</w:t>
+      </w:r>
+      <w:r>
+        <w:rPr>
+          <w:b w:val="0"/>
+        </w:rPr>
+        <w:t xml:space="preserve"> names versions, required non-secret configuration, secret key names, </w:t>
+      </w:r>
+      <w:r>
+        <w:rPr>
+          <w:b/>
+        </w:rPr>
+        <w:t>health check</w:t>
+      </w:r>
+      <w:r>
+        <w:rPr>
+          <w:b w:val="0"/>
+        </w:rPr>
+        <w:t>s, release/rollback dependencies, alerts and owners. Test it with a fresh operator and fictional fixtures.</w:t>
       </w:r>
     </w:p>
     <w:p>
-      <w:r>
-        <w:t>Documentation includes all setup steps but no incident owner or compatible rollback. Identify readiness gaps.</w:t>
+      <w:pPr>
+        <w:pStyle w:val="Heading3"/>
+      </w:pPr>
+      <w:r>
+        <w:t>W2 Trace the worked case</w:t>
       </w:r>
     </w:p>
     <w:p>
-      <w:r>
-        <w:t>Teacher explanation: Specify escalation owner, fallback and tested rollback dependencies. A setup-only guide does not cover operation.</w:t>
+      <w:pPr>
+        <w:pStyle w:val="Heading3"/>
+      </w:pPr>
+      <w:r>
+        <w:t>Workbook question · W2</w:t>
       </w:r>
     </w:p>
     <w:p>
       <w:pPr>
-        <w:pStyle w:val="Heading3"/>
-      </w:pPr>
-      <w:r>
-        <w:t>W5 Design a revealing follow-up</w:t>
+        <w:spacing w:line="336" w:lineRule="auto" w:after="180"/>
+        <w:shd w:fill="F5F1FB"/>
+      </w:pPr>
+      <w:r>
+        <w:rPr>
+          <w:b/>
+        </w:rPr>
+        <w:t>Runbook</w:t>
+      </w:r>
+      <w:r>
+        <w:rPr>
+          <w:b w:val="0"/>
+        </w:rPr>
+        <w:t xml:space="preserve"> says start server, but omits data version and recovery steps. Another operator cannot reproduce a result. Show the intermediate steps and give the conclusion with its scope.</w:t>
       </w:r>
     </w:p>
     <w:p>
-      <w:r>
-        <w:t>For the worked scenario, propose one additional case that could reveal a failure, describe its expected outcome before running it, and explain what would need to remain fixed for a fair comparison. Do not reuse W4 as a new final test after receiving feedback.</w:t>
+      <w:pPr>
+        <w:pStyle w:val="Heading3"/>
+      </w:pPr>
+      <w:r>
+        <w:t>Teacher reasoning · W2</w:t>
       </w:r>
     </w:p>
     <w:p>
-      <w:r>
-        <w:t>Teacher explanation: Accept a concrete variant of the worked input or a missing/conflicting/boundary condition, with an expectation derived from the declared procedure. Require preserved settings, original outputs and data roles. Documentation readiness requires a tested replay and operational ownership, not merely complete-looking prose. The new case should test this particular mechanism rather than merely restate the original result.</w:t>
+      <w:pPr>
+        <w:spacing w:line="336" w:lineRule="auto" w:after="180"/>
+        <w:shd w:fill="F1F6FC"/>
+      </w:pPr>
+      <w:r>
+        <w:rPr>
+          <w:b w:val="0"/>
+        </w:rPr>
+        <w:t>Teacher explanation: Add exact configuration/version references, fixture setup, verification and recovery. Do not publish secret values to make setup easier.</w:t>
       </w:r>
     </w:p>
     <w:p>
@@ -1564,25 +2955,51 @@
         <w:pStyle w:val="Heading3"/>
       </w:pPr>
       <w:r>
-        <w:t>Independent assessment and fresh retry</w:t>
+        <w:t>W3 Audit the limit</w:t>
       </w:r>
     </w:p>
     <w:p>
-      <w:r>
-        <w:t>W4: Specify escalation owner, fallback and tested rollback dependencies. A setup-only guide does not cover operation. Require intermediate reasoning and the stated scope. Fresh retry: Runbook contains an old corpus ID after release. Expected reasoning: Update version-bound instructions and independently replay them; preserve earlier release documentation. If students need support, record it and reassess with another new case rather than awarding independence to a copied answer.</w:t>
+      <w:pPr>
+        <w:pStyle w:val="Heading3"/>
+      </w:pPr>
+      <w:r>
+        <w:t>Workbook question · W3</w:t>
       </w:r>
     </w:p>
     <w:p>
       <w:pPr>
-        <w:pStyle w:val="Heading3"/>
-      </w:pPr>
-      <w:r>
-        <w:t>Assess independent transfer</w:t>
+        <w:spacing w:line="336" w:lineRule="auto" w:after="180"/>
+        <w:shd w:fill="F5F1FB"/>
+      </w:pPr>
+      <w:r>
+        <w:rPr>
+          <w:b w:val="0"/>
+        </w:rPr>
+        <w:t xml:space="preserve">A report omits this qualification: Documentation readiness requires a tested replay and </w:t>
+      </w:r>
+      <w:r>
+        <w:rPr>
+          <w:b/>
+        </w:rPr>
+        <w:t>operational owner</w:t>
+      </w:r>
+      <w:r>
+        <w:rPr>
+          <w:b w:val="0"/>
+        </w:rPr>
+        <w:t>ship, not merely complete-looking prose.</w:t>
       </w:r>
     </w:p>
     <w:p>
-      <w:r>
-        <w:t>Selected case: Documentation includes all setup steps but no incident owner or compatible rollback. Identify readiness gaps.</w:t>
+      <w:pPr>
+        <w:spacing w:line="336" w:lineRule="auto" w:after="180"/>
+        <w:shd w:fill="F5F1FB"/>
+      </w:pPr>
+      <w:r>
+        <w:rPr>
+          <w:b w:val="0"/>
+        </w:rPr>
+        <w:t>Explain how omitting it could change a reader's interpretation, and write an accurate replacement.</w:t>
       </w:r>
     </w:p>
     <w:p>
@@ -1590,11 +3007,354 @@
         <w:pStyle w:val="Heading3"/>
       </w:pPr>
       <w:r>
-        <w:t>Selected case answer</w:t>
+        <w:t>Teacher reasoning · W3</w:t>
       </w:r>
     </w:p>
     <w:p>
-      <w:r>
+      <w:pPr>
+        <w:spacing w:line="336" w:lineRule="auto" w:after="180"/>
+        <w:shd w:fill="F1F6FC"/>
+      </w:pPr>
+      <w:r>
+        <w:rPr>
+          <w:b w:val="0"/>
+        </w:rPr>
+        <w:t xml:space="preserve">Teacher explanation: Documentation readiness requires a tested replay and </w:t>
+      </w:r>
+      <w:r>
+        <w:rPr>
+          <w:b/>
+        </w:rPr>
+        <w:t>operational owner</w:t>
+      </w:r>
+      <w:r>
+        <w:rPr>
+          <w:b w:val="0"/>
+        </w:rPr>
+        <w:t>ship, not merely complete-looking prose.</w:t>
+      </w:r>
+    </w:p>
+    <w:p>
+      <w:pPr>
+        <w:spacing w:line="336" w:lineRule="auto" w:after="180"/>
+        <w:shd w:fill="F1F6FC"/>
+      </w:pPr>
+      <w:r>
+        <w:rPr>
+          <w:b w:val="0"/>
+        </w:rPr>
+        <w:t xml:space="preserve">State the observed result separately from the unverified or out-of-scope claim; preserve the original </w:t>
+      </w:r>
+      <w:r>
+        <w:rPr>
+          <w:b/>
+        </w:rPr>
+        <w:t>evidence</w:t>
+      </w:r>
+      <w:r>
+        <w:rPr>
+          <w:b w:val="0"/>
+        </w:rPr>
+        <w:t xml:space="preserve"> rather than inventing a missing fact.</w:t>
+      </w:r>
+    </w:p>
+    <w:p>
+      <w:pPr>
+        <w:pStyle w:val="Heading3"/>
+      </w:pPr>
+      <w:r>
+        <w:t>W4 Apply a new case independently</w:t>
+      </w:r>
+    </w:p>
+    <w:p>
+      <w:pPr>
+        <w:pStyle w:val="Heading3"/>
+      </w:pPr>
+      <w:r>
+        <w:t>Workbook question · W4</w:t>
+      </w:r>
+    </w:p>
+    <w:p>
+      <w:pPr>
+        <w:spacing w:line="336" w:lineRule="auto" w:after="180"/>
+        <w:shd w:fill="F5F1FB"/>
+      </w:pPr>
+      <w:r>
+        <w:rPr>
+          <w:b w:val="0"/>
+        </w:rPr>
+        <w:t>Documentation includes all setup steps but no incident owner or compatible rollback. Identify readiness gaps.</w:t>
+      </w:r>
+    </w:p>
+    <w:p>
+      <w:pPr>
+        <w:pStyle w:val="Heading3"/>
+      </w:pPr>
+      <w:r>
+        <w:t>Teacher reasoning · W4</w:t>
+      </w:r>
+    </w:p>
+    <w:p>
+      <w:pPr>
+        <w:spacing w:line="336" w:lineRule="auto" w:after="180"/>
+        <w:shd w:fill="F1F6FC"/>
+      </w:pPr>
+      <w:r>
+        <w:rPr>
+          <w:b w:val="0"/>
+        </w:rPr>
+        <w:t>Teacher explanation: Specify escalation owner, fallback and tested rollback dependencies. A setup-only guide does not cover operation.</w:t>
+      </w:r>
+    </w:p>
+    <w:p>
+      <w:pPr>
+        <w:pStyle w:val="Heading3"/>
+      </w:pPr>
+      <w:r>
+        <w:t>W5 Design a revealing follow-up</w:t>
+      </w:r>
+    </w:p>
+    <w:p>
+      <w:pPr>
+        <w:pStyle w:val="Heading3"/>
+      </w:pPr>
+      <w:r>
+        <w:t>Workbook question · W5</w:t>
+      </w:r>
+    </w:p>
+    <w:p>
+      <w:pPr>
+        <w:spacing w:line="336" w:lineRule="auto" w:after="180"/>
+        <w:shd w:fill="F5F1FB"/>
+      </w:pPr>
+      <w:r>
+        <w:rPr>
+          <w:b w:val="0"/>
+        </w:rPr>
+        <w:t>For the worked scenario, propose one additional case that could reveal a failure, describe its expected outcome before running it, and explain what would need to remain fixed for a fair comparison.</w:t>
+      </w:r>
+    </w:p>
+    <w:p>
+      <w:pPr>
+        <w:spacing w:line="336" w:lineRule="auto" w:after="180"/>
+        <w:shd w:fill="F5F1FB"/>
+      </w:pPr>
+      <w:r>
+        <w:rPr>
+          <w:b w:val="0"/>
+        </w:rPr>
+        <w:t>Do not reuse W4 as a new final test after receiving feedback.</w:t>
+      </w:r>
+    </w:p>
+    <w:p>
+      <w:pPr>
+        <w:pStyle w:val="Heading3"/>
+      </w:pPr>
+      <w:r>
+        <w:t>Teacher reasoning · W5</w:t>
+      </w:r>
+    </w:p>
+    <w:p>
+      <w:pPr>
+        <w:spacing w:line="336" w:lineRule="auto" w:after="180"/>
+        <w:shd w:fill="F1F6FC"/>
+      </w:pPr>
+      <w:r>
+        <w:rPr>
+          <w:b w:val="0"/>
+        </w:rPr>
+        <w:t xml:space="preserve">Teacher explanation: Accept a concrete variant of the worked </w:t>
+      </w:r>
+      <w:r>
+        <w:rPr>
+          <w:b/>
+        </w:rPr>
+        <w:t>input</w:t>
+      </w:r>
+      <w:r>
+        <w:rPr>
+          <w:b w:val="0"/>
+        </w:rPr>
+        <w:t xml:space="preserve"> or a missing/conflicting/boundary condition, with an expectation derived from the declared procedure.</w:t>
+      </w:r>
+    </w:p>
+    <w:p>
+      <w:pPr>
+        <w:spacing w:line="336" w:lineRule="auto" w:after="180"/>
+        <w:shd w:fill="F1F6FC"/>
+      </w:pPr>
+      <w:r>
+        <w:rPr>
+          <w:b w:val="0"/>
+        </w:rPr>
+        <w:t xml:space="preserve">Require preserved settings, original </w:t>
+      </w:r>
+      <w:r>
+        <w:rPr>
+          <w:b/>
+        </w:rPr>
+        <w:t>output</w:t>
+      </w:r>
+      <w:r>
+        <w:rPr>
+          <w:b w:val="0"/>
+        </w:rPr>
+        <w:t xml:space="preserve">s and data roles. Documentation readiness requires a tested replay and </w:t>
+      </w:r>
+      <w:r>
+        <w:rPr>
+          <w:b/>
+        </w:rPr>
+        <w:t>operational owner</w:t>
+      </w:r>
+      <w:r>
+        <w:rPr>
+          <w:b w:val="0"/>
+        </w:rPr>
+        <w:t>ship, not merely complete-looking prose.</w:t>
+      </w:r>
+    </w:p>
+    <w:p>
+      <w:pPr>
+        <w:spacing w:line="336" w:lineRule="auto" w:after="180"/>
+        <w:shd w:fill="F1F6FC"/>
+      </w:pPr>
+      <w:r>
+        <w:rPr>
+          <w:b w:val="0"/>
+        </w:rPr>
+        <w:t xml:space="preserve">The new case should test this particular </w:t>
+      </w:r>
+      <w:r>
+        <w:rPr>
+          <w:b/>
+        </w:rPr>
+        <w:t>mechanism</w:t>
+      </w:r>
+      <w:r>
+        <w:rPr>
+          <w:b w:val="0"/>
+        </w:rPr>
+        <w:t xml:space="preserve"> rather than merely restate the original result.</w:t>
+      </w:r>
+    </w:p>
+    <w:p>
+      <w:pPr>
+        <w:pStyle w:val="Heading3"/>
+      </w:pPr>
+      <w:r>
+        <w:t>Independent assessment and fresh retry</w:t>
+      </w:r>
+    </w:p>
+    <w:p>
+      <w:pPr>
+        <w:pStyle w:val="Heading3"/>
+      </w:pPr>
+      <w:r>
+        <w:t>Teacher key · Independent assessment and fresh retry</w:t>
+      </w:r>
+    </w:p>
+    <w:p>
+      <w:pPr>
+        <w:spacing w:line="336" w:lineRule="auto" w:after="180"/>
+        <w:shd w:fill="F1F6FC"/>
+      </w:pPr>
+      <w:r>
+        <w:rPr>
+          <w:b w:val="0"/>
+        </w:rPr>
+        <w:t>W4: Specify escalation owner, fallback and tested rollback dependencies. A setup-only guide does not cover operation. Require intermediate reasoning and the stated scope.</w:t>
+      </w:r>
+    </w:p>
+    <w:p>
+      <w:pPr>
+        <w:spacing w:line="336" w:lineRule="auto" w:after="180"/>
+        <w:shd w:fill="F1F6FC"/>
+      </w:pPr>
+      <w:r>
+        <w:rPr>
+          <w:b w:val="0"/>
+        </w:rPr>
+        <w:t xml:space="preserve">Fresh retry: </w:t>
+      </w:r>
+      <w:r>
+        <w:rPr>
+          <w:b/>
+        </w:rPr>
+        <w:t>Runbook</w:t>
+      </w:r>
+      <w:r>
+        <w:rPr>
+          <w:b w:val="0"/>
+        </w:rPr>
+        <w:t xml:space="preserve"> contains an old corpus ID after release. Expected reasoning: Update version-bound instructions and independently replay them; preserve earlier release documentation.</w:t>
+      </w:r>
+    </w:p>
+    <w:p>
+      <w:pPr>
+        <w:spacing w:line="336" w:lineRule="auto" w:after="180"/>
+        <w:shd w:fill="F1F6FC"/>
+      </w:pPr>
+      <w:r>
+        <w:rPr>
+          <w:b w:val="0"/>
+        </w:rPr>
+        <w:t>If students need support, record it and reassess with another new case rather than awarding independence to a copied answer.</w:t>
+      </w:r>
+    </w:p>
+    <w:p>
+      <w:pPr>
+        <w:pStyle w:val="Heading3"/>
+      </w:pPr>
+      <w:r>
+        <w:t>Assess independent transfer</w:t>
+      </w:r>
+    </w:p>
+    <w:p>
+      <w:pPr>
+        <w:pStyle w:val="Heading3"/>
+      </w:pPr>
+      <w:r>
+        <w:t>Independent question · withhold the key</w:t>
+      </w:r>
+    </w:p>
+    <w:p>
+      <w:pPr>
+        <w:spacing w:line="336" w:lineRule="auto" w:after="180"/>
+        <w:shd w:fill="F5F1FB"/>
+      </w:pPr>
+      <w:r>
+        <w:rPr>
+          <w:b w:val="0"/>
+        </w:rPr>
+        <w:t>Selected case: Documentation includes all setup steps but no incident owner or compatible rollback. Identify readiness gaps.</w:t>
+      </w:r>
+    </w:p>
+    <w:p>
+      <w:pPr>
+        <w:pStyle w:val="Heading3"/>
+      </w:pPr>
+      <w:r>
+        <w:t>Selected case answer</w:t>
+      </w:r>
+    </w:p>
+    <w:p>
+      <w:pPr>
+        <w:pStyle w:val="Heading3"/>
+      </w:pPr>
+      <w:r>
+        <w:t>Teacher key · Selected case answer</w:t>
+      </w:r>
+    </w:p>
+    <w:p>
+      <w:pPr>
+        <w:spacing w:line="336" w:lineRule="auto" w:after="180"/>
+        <w:shd w:fill="F1F6FC"/>
+      </w:pPr>
+      <w:r>
+        <w:rPr>
+          <w:b w:val="0"/>
+        </w:rPr>
         <w:t>Teacher explanation: Specify escalation owner, fallback and tested rollback dependencies. A setup-only guide does not cover operation.</w:t>
       </w:r>
     </w:p>
@@ -1701,67 +3461,281 @@
       </w:tr>
     </w:tbl>
     <w:p>
-      <w:r>
-        <w:t>Record each dimension as not yet, with support, or independent. Accept a valid alternative procedure with a defensible trace. Do not penalise an honestly recorded model failure if the learner correctly explains its evidence and limits.</w:t>
+      <w:pPr>
+        <w:pStyle w:val="Heading3"/>
+      </w:pPr>
+      <w:r>
+        <w:t>Teacher key · Selected case answer</w:t>
       </w:r>
     </w:p>
     <w:p>
       <w:pPr>
-        <w:pStyle w:val="Heading3"/>
-      </w:pPr>
-      <w:r>
-        <w:t>Feedback that the learner uses</w:t>
+        <w:spacing w:line="336" w:lineRule="auto" w:after="180"/>
+        <w:shd w:fill="F1F6FC"/>
+      </w:pPr>
+      <w:r>
+        <w:rPr>
+          <w:b w:val="0"/>
+        </w:rPr>
+        <w:t>Record each dimension as not yet, with support, or independent. Accept a valid alternative procedure with a defensible trace.</w:t>
       </w:r>
     </w:p>
     <w:p>
-      <w:r>
-        <w:t>Name the earliest unsupported step and give one action to repair it. Have the learner make that repair now and explain why. Then assess the relevant skill on a fresh, fully specified case. Confirm it was not previously practised with feedback; solve and check the new case before assigning it. A follow-up design prompt is a starting brief, not automatically an equivalent test.</w:t>
+      <w:pPr>
+        <w:spacing w:line="336" w:lineRule="auto" w:after="180"/>
+        <w:shd w:fill="F1F6FC"/>
+      </w:pPr>
+      <w:r>
+        <w:rPr>
+          <w:b w:val="0"/>
+        </w:rPr>
+        <w:t xml:space="preserve">Do not penalise an honestly recorded model failure if the learner correctly explains its </w:t>
+      </w:r>
+      <w:r>
+        <w:rPr>
+          <w:b/>
+        </w:rPr>
+        <w:t>evidence</w:t>
+      </w:r>
+      <w:r>
+        <w:rPr>
+          <w:b w:val="0"/>
+        </w:rPr>
+        <w:t xml:space="preserve"> and limits.</w:t>
       </w:r>
     </w:p>
     <w:p>
       <w:pPr>
-        <w:pStyle w:val="Heading1"/>
-      </w:pPr>
-      <w:r>
-        <w:t>06. Connect the project, support and next lesson</w:t>
+        <w:pStyle w:val="Heading3"/>
+      </w:pPr>
+      <w:r>
+        <w:t>Feedback that the learner uses</w:t>
       </w:r>
     </w:p>
     <w:p>
-      <w:r>
-        <w:t>Add a labelled documentation and operational readiness evidence sheet to Grounded Learning Service. Show how you can explain the mechanism and terminology of documentation and operational readiness. Use the supplied fictional case and keep its inputs, intermediate steps, calculation or prediction, and limitation. Connect this record to last week’s record; a matching answer without a trace is insufficient.</w:t>
+      <w:pPr>
+        <w:spacing w:line="336" w:lineRule="auto" w:after="180"/>
+      </w:pPr>
+      <w:r>
+        <w:rPr>
+          <w:b w:val="0"/>
+        </w:rPr>
+        <w:t>Name the earliest unsupported step and give one action to repair it. Have the learner make that repair now and explain why. Then assess the relevant skill on a fresh, fully specified case.</w:t>
       </w:r>
     </w:p>
     <w:p>
-      <w:r>
-        <w:t>Provide an input/procedure/result/limit frame and a calculator when needed. Ask students to identify the first step before completing the whole trace. Extension: compare two concrete variants of this mechanism while holding unrelated conditions fixed; report both successful and unsuccessful outcomes.</w:t>
+      <w:pPr>
+        <w:spacing w:line="336" w:lineRule="auto" w:after="180"/>
+      </w:pPr>
+      <w:r>
+        <w:rPr>
+          <w:b w:val="0"/>
+        </w:rPr>
+        <w:t>Confirm it was not previously practised with feedback; solve and check the new case before assigning it. A follow-up design prompt is a starting brief, not automatically an equivalent test.</w:t>
       </w:r>
     </w:p>
     <w:p>
-      <w:r>
-        <w:t>Next connection: Capstone service implementation. Preserve the current case record and retrieve its evidence boundary before moving on.</w:t>
+      <w:pPr>
+        <w:pStyle w:val="Heading1"/>
+      </w:pPr>
+      <w:r>
+        <w:t>06. Connect the project, support and next lesson</w:t>
       </w:r>
     </w:p>
     <w:p>
       <w:r>
-        <w:t>Retain the project ledger and assess a changed case after support. Check the relevant prerequisite before carrying this component forward.</w:t>
+        <w:t>Connect Documentation and operational readiness to Grounded Learning Service, adapt support and plan a later changed-case check.</w:t>
       </w:r>
     </w:p>
     <w:p>
       <w:pPr>
-        <w:pStyle w:val="Heading3"/>
-      </w:pPr>
-      <w:r>
-        <w:t>Plan the delayed return</w:t>
+        <w:spacing w:line="336" w:lineRule="auto" w:after="180"/>
+      </w:pPr>
+      <w:r>
+        <w:rPr>
+          <w:b w:val="0"/>
+        </w:rPr>
+        <w:t xml:space="preserve">Add a labelled documentation and operational readiness </w:t>
+      </w:r>
+      <w:r>
+        <w:rPr>
+          <w:b/>
+        </w:rPr>
+        <w:t>evidence</w:t>
+      </w:r>
+      <w:r>
+        <w:rPr>
+          <w:b w:val="0"/>
+        </w:rPr>
+        <w:t xml:space="preserve"> sheet to Grounded Learning Service. Show how you can explain the </w:t>
+      </w:r>
+      <w:r>
+        <w:rPr>
+          <w:b/>
+        </w:rPr>
+        <w:t>mechanism</w:t>
+      </w:r>
+      <w:r>
+        <w:rPr>
+          <w:b w:val="0"/>
+        </w:rPr>
+        <w:t xml:space="preserve"> and terminology of documentation and operational readiness.</w:t>
       </w:r>
     </w:p>
     <w:p>
-      <w:r>
-        <w:t>Suggested return points in this level: ai-6/33, ai-6/35. Use actual classroom dates, adjusting for holidays and gaps. One, three and six teaching weeks are scheduling choices, not a claimed optimal spacing.</w:t>
+      <w:pPr>
+        <w:spacing w:line="336" w:lineRule="auto" w:after="180"/>
+      </w:pPr>
+      <w:r>
+        <w:rPr>
+          <w:b w:val="0"/>
+        </w:rPr>
+        <w:t xml:space="preserve">Use the supplied fictional case and keep its </w:t>
+      </w:r>
+      <w:r>
+        <w:rPr>
+          <w:b/>
+        </w:rPr>
+        <w:t>input</w:t>
+      </w:r>
+      <w:r>
+        <w:rPr>
+          <w:b w:val="0"/>
+        </w:rPr>
+        <w:t xml:space="preserve">s, intermediate steps, calculation or </w:t>
+      </w:r>
+      <w:r>
+        <w:rPr>
+          <w:b/>
+        </w:rPr>
+        <w:t>prediction</w:t>
+      </w:r>
+      <w:r>
+        <w:rPr>
+          <w:b w:val="0"/>
+        </w:rPr>
+        <w:t>, and limitation. Connect this record to last week’s record; a matching answer without a trace is insufficient.</w:t>
       </w:r>
     </w:p>
     <w:p>
-      <w:r>
-        <w:t>At a delayed check, ask for the idea from memory and a changed application. Compare with the earlier independent response and record support used. For a new level, revisit the previous capstone before checking the new prerequisites.</w:t>
+      <w:pPr>
+        <w:spacing w:line="336" w:lineRule="auto" w:after="180"/>
+      </w:pPr>
+      <w:r>
+        <w:rPr>
+          <w:b w:val="0"/>
+        </w:rPr>
+        <w:t xml:space="preserve">Provide an </w:t>
+      </w:r>
+      <w:r>
+        <w:rPr>
+          <w:b/>
+        </w:rPr>
+        <w:t>input</w:t>
+      </w:r>
+      <w:r>
+        <w:rPr>
+          <w:b w:val="0"/>
+        </w:rPr>
+        <w:t>/procedure/result/limit frame and a calculator when needed. Ask students to identify the first step before completing the whole trace.</w:t>
+      </w:r>
+    </w:p>
+    <w:p>
+      <w:pPr>
+        <w:spacing w:line="336" w:lineRule="auto" w:after="180"/>
+      </w:pPr>
+      <w:r>
+        <w:rPr>
+          <w:b w:val="0"/>
+        </w:rPr>
+        <w:t xml:space="preserve">Extension: compare two concrete variants of this </w:t>
+      </w:r>
+      <w:r>
+        <w:rPr>
+          <w:b/>
+        </w:rPr>
+        <w:t>mechanism</w:t>
+      </w:r>
+      <w:r>
+        <w:rPr>
+          <w:b w:val="0"/>
+        </w:rPr>
+        <w:t xml:space="preserve"> while holding unrelated conditions fixed; report both successful and unsuccessful outcomes.</w:t>
+      </w:r>
+    </w:p>
+    <w:p>
+      <w:pPr>
+        <w:spacing w:line="336" w:lineRule="auto" w:after="180"/>
+      </w:pPr>
+      <w:r>
+        <w:rPr>
+          <w:b w:val="0"/>
+        </w:rPr>
+        <w:t xml:space="preserve">Next connection: Capstone service implementation. Preserve the current case record and retrieve its </w:t>
+      </w:r>
+      <w:r>
+        <w:rPr>
+          <w:b/>
+        </w:rPr>
+        <w:t>evidence</w:t>
+      </w:r>
+      <w:r>
+        <w:rPr>
+          <w:b w:val="0"/>
+        </w:rPr>
+        <w:t xml:space="preserve"> boundary before moving on.</w:t>
+      </w:r>
+    </w:p>
+    <w:p>
+      <w:pPr>
+        <w:spacing w:line="336" w:lineRule="auto" w:after="180"/>
+      </w:pPr>
+      <w:r>
+        <w:rPr>
+          <w:b w:val="0"/>
+        </w:rPr>
+        <w:t>Retain the project ledger and assess a changed case after support. Check the relevant prerequisite before carrying this component forward.</w:t>
+      </w:r>
+    </w:p>
+    <w:p>
+      <w:pPr>
+        <w:pStyle w:val="Heading3"/>
+      </w:pPr>
+      <w:r>
+        <w:t>Plan the delayed return</w:t>
+      </w:r>
+    </w:p>
+    <w:p>
+      <w:pPr>
+        <w:spacing w:line="336" w:lineRule="auto" w:after="180"/>
+      </w:pPr>
+      <w:r>
+        <w:rPr>
+          <w:b w:val="0"/>
+        </w:rPr>
+        <w:t>Suggested return points in this level: ai-6/33, ai-6/35. Use actual classroom dates, adjusting for holidays and gaps. One, three and six teaching weeks are scheduling choices, not a claimed optimal spacing.</w:t>
+      </w:r>
+    </w:p>
+    <w:p>
+      <w:pPr>
+        <w:spacing w:line="336" w:lineRule="auto" w:after="180"/>
+      </w:pPr>
+      <w:r>
+        <w:rPr>
+          <w:b w:val="0"/>
+        </w:rPr>
+        <w:t>At a delayed check, ask for the idea from memory and a changed application. Compare with the earlier independent response and record support used.</w:t>
+      </w:r>
+    </w:p>
+    <w:p>
+      <w:pPr>
+        <w:spacing w:line="336" w:lineRule="auto" w:after="180"/>
+      </w:pPr>
+      <w:r>
+        <w:rPr>
+          <w:b w:val="0"/>
+        </w:rPr>
+        <w:t>For a new level, revisit the previous capstone before checking the new prerequisites.</w:t>
       </w:r>
     </w:p>
     <w:tbl>
@@ -1921,8 +3895,26 @@
       </w:tr>
     </w:tbl>
     <w:p>
-      <w:r>
-        <w:t>Use the evidence to choose reteaching or the next step. A completed page, confidence rating or attractive project does not by itself demonstrate understanding.</w:t>
+      <w:pPr>
+        <w:spacing w:line="336" w:lineRule="auto" w:after="180"/>
+      </w:pPr>
+      <w:r>
+        <w:rPr>
+          <w:b w:val="0"/>
+        </w:rPr>
+        <w:t xml:space="preserve">Use the </w:t>
+      </w:r>
+      <w:r>
+        <w:rPr>
+          <w:b/>
+        </w:rPr>
+        <w:t>evidence</w:t>
+      </w:r>
+      <w:r>
+        <w:rPr>
+          <w:b w:val="0"/>
+        </w:rPr>
+        <w:t xml:space="preserve"> to choose reteaching or the next step. A completed page, confidence rating or attractive project does not by itself demonstrate understanding.</w:t>
       </w:r>
     </w:p>
     <w:p>
@@ -1934,8 +3926,26 @@
       </w:r>
     </w:p>
     <w:p>
-      <w:r>
-        <w:t>For the Grounded Learning Service, retain an annotated trace and the changed-case result. Name the contract or evidence that makes the deciding step valid, so another team can review it.</w:t>
+      <w:pPr>
+        <w:spacing w:line="336" w:lineRule="auto" w:after="180"/>
+      </w:pPr>
+      <w:r>
+        <w:rPr>
+          <w:b w:val="0"/>
+        </w:rPr>
+        <w:t xml:space="preserve">For the Grounded Learning Service, retain an annotated trace and the changed-case result. Name the contract or </w:t>
+      </w:r>
+      <w:r>
+        <w:rPr>
+          <w:b/>
+        </w:rPr>
+        <w:t>evidence</w:t>
+      </w:r>
+      <w:r>
+        <w:rPr>
+          <w:b w:val="0"/>
+        </w:rPr>
+        <w:t xml:space="preserve"> that makes the deciding step valid, so another team can review it.</w:t>
       </w:r>
     </w:p>
     <w:p>
@@ -1948,12 +3958,62 @@
     </w:p>
     <w:p>
       <w:r>
-        <w:t>Teaching target: Explain the mechanism and terminology of documentation and operational readiness</w:t>
+        <w:t>Use this preparation summary alongside the detailed Documentation and operational readiness lesson; it is a checklist rather than a replacement for the full sequence.</w:t>
       </w:r>
     </w:p>
     <w:p>
-      <w:r>
-        <w:t>Prepare the labelled worked-case picture, the matching workbook, fictional input cards and a place for individual responses. Check a local Python 3 environment before class; have a paper-trace version ready.</w:t>
+      <w:pPr>
+        <w:pStyle w:val="Heading3"/>
+      </w:pPr>
+      <w:r>
+        <w:t>Teaching target</w:t>
+      </w:r>
+    </w:p>
+    <w:p>
+      <w:pPr>
+        <w:spacing w:line="336" w:lineRule="auto" w:after="180"/>
+        <w:shd w:fill="EDF7F3"/>
+      </w:pPr>
+      <w:r>
+        <w:rPr>
+          <w:b w:val="0"/>
+        </w:rPr>
+        <w:t xml:space="preserve">Teaching target: Explain the </w:t>
+      </w:r>
+      <w:r>
+        <w:rPr>
+          <w:b/>
+        </w:rPr>
+        <w:t>mechanism</w:t>
+      </w:r>
+      <w:r>
+        <w:rPr>
+          <w:b w:val="0"/>
+        </w:rPr>
+        <w:t xml:space="preserve"> and terminology of documentation and operational readiness</w:t>
+      </w:r>
+    </w:p>
+    <w:p>
+      <w:pPr>
+        <w:spacing w:line="336" w:lineRule="auto" w:after="180"/>
+      </w:pPr>
+      <w:r>
+        <w:rPr>
+          <w:b w:val="0"/>
+        </w:rPr>
+        <w:t xml:space="preserve">Prepare the labelled worked-case picture, the matching workbook, fictional </w:t>
+      </w:r>
+      <w:r>
+        <w:rPr>
+          <w:b/>
+        </w:rPr>
+        <w:t>input</w:t>
+      </w:r>
+      <w:r>
+        <w:rPr>
+          <w:b w:val="0"/>
+        </w:rPr>
+        <w:t xml:space="preserve"> cards and a place for individual responses. Check a local Python 3 environment before class; have a paper-trace version ready.</w:t>
       </w:r>
     </w:p>
     <w:tbl>
@@ -2100,37 +4160,195 @@
       </w:tr>
     </w:tbl>
     <w:p>
-      <w:r>
-        <w:t>Before class, solve the supported practice: Runbook says start server, but omits data version and recovery steps. Another operator cannot reproduce a result. Show the intermediate steps and give the conclusion with its scope.</w:t>
+      <w:pPr>
+        <w:spacing w:line="336" w:lineRule="auto" w:after="180"/>
+      </w:pPr>
+      <w:r>
+        <w:rPr>
+          <w:b w:val="0"/>
+        </w:rPr>
+        <w:t xml:space="preserve">Before class, solve the supported practice: </w:t>
+      </w:r>
+      <w:r>
+        <w:rPr>
+          <w:b/>
+        </w:rPr>
+        <w:t>Runbook</w:t>
+      </w:r>
+      <w:r>
+        <w:rPr>
+          <w:b w:val="0"/>
+        </w:rPr>
+        <w:t xml:space="preserve"> says start server, but omits data version and recovery steps. Another operator cannot reproduce a result. Show the intermediate steps and give the conclusion with its scope.</w:t>
       </w:r>
     </w:p>
     <w:p>
-      <w:r>
-        <w:t>Reasoned practice answer: Teacher explanation: Add exact configuration/version references, fixture setup, verification and recovery. Do not publish secret values to make setup easier.</w:t>
+      <w:pPr>
+        <w:pStyle w:val="Heading3"/>
+      </w:pPr>
+      <w:r>
+        <w:t>Supported practice answer</w:t>
       </w:r>
     </w:p>
     <w:p>
-      <w:r>
-        <w:t>Check every learner before discussion: Use the worked case for Documentation and operational readiness. Proposed explanation: “The worked result establishes every future case”. Decide whether this explanation is supported. Point to the step or supplied fact that decides; explain your repair if needed.</w:t>
+      <w:pPr>
+        <w:spacing w:line="336" w:lineRule="auto" w:after="180"/>
+        <w:shd w:fill="F1F6FC"/>
+      </w:pPr>
+      <w:r>
+        <w:rPr>
+          <w:b w:val="0"/>
+        </w:rPr>
+        <w:t>Reasoned practice answer: Teacher explanation: Add exact configuration/version references, fixture setup, verification and recovery. Do not publish secret values to make setup easier.</w:t>
       </w:r>
     </w:p>
     <w:p>
-      <w:r>
-        <w:t>Misconception repair: Documentation readiness requires a tested replay and operational ownership, not merely complete-looking prose.</w:t>
+      <w:pPr>
+        <w:spacing w:line="336" w:lineRule="auto" w:after="180"/>
+      </w:pPr>
+      <w:r>
+        <w:rPr>
+          <w:b w:val="0"/>
+        </w:rPr>
+        <w:t>Check every learner before discussion: Use the worked case for Documentation and operational readiness. Proposed explanation: “The worked result establishes every future case”. Decide whether this explanation is supported.</w:t>
       </w:r>
     </w:p>
     <w:p>
-      <w:r>
-        <w:t>Support: read the exact case aloud, enlarge the labelled picture, supply input cards and model only the first deciding step. Accept a spoken explanation or drawing; retain the reasoning goal.</w:t>
+      <w:pPr>
+        <w:spacing w:line="336" w:lineRule="auto" w:after="180"/>
+      </w:pPr>
+      <w:r>
+        <w:rPr>
+          <w:b w:val="0"/>
+        </w:rPr>
+        <w:t>Point to the step or supplied fact that decides; explain your repair if needed.</w:t>
       </w:r>
     </w:p>
     <w:p>
-      <w:r>
-        <w:t>Extension: Remove the maintainer and escalation route. Require a prediction and a reason before comparing. Expected result: The diagnostic remains, but responsibility for an unresolved fault becomes unclear. Reason: Readiness includes who acts when routine checks do not solve the problem.</w:t>
+      <w:pPr>
+        <w:pStyle w:val="Heading3"/>
+      </w:pPr>
+      <w:r>
+        <w:t>Repair the misconception</w:t>
       </w:r>
     </w:p>
     <w:p>
-      <w:r>
+      <w:pPr>
+        <w:spacing w:line="336" w:lineRule="auto" w:after="180"/>
+        <w:shd w:fill="FFF5E6"/>
+      </w:pPr>
+      <w:r>
+        <w:rPr>
+          <w:b w:val="0"/>
+        </w:rPr>
+        <w:t xml:space="preserve">Misconception repair: Documentation readiness requires a tested replay and </w:t>
+      </w:r>
+      <w:r>
+        <w:rPr>
+          <w:b/>
+        </w:rPr>
+        <w:t>operational owner</w:t>
+      </w:r>
+      <w:r>
+        <w:rPr>
+          <w:b w:val="0"/>
+        </w:rPr>
+        <w:t>ship, not merely complete-looking prose.</w:t>
+      </w:r>
+    </w:p>
+    <w:p>
+      <w:pPr>
+        <w:pStyle w:val="Heading3"/>
+      </w:pPr>
+      <w:r>
+        <w:t>Support without giving away the answer</w:t>
+      </w:r>
+    </w:p>
+    <w:p>
+      <w:pPr>
+        <w:spacing w:line="336" w:lineRule="auto" w:after="180"/>
+        <w:shd w:fill="F1F6F8"/>
+      </w:pPr>
+      <w:r>
+        <w:rPr>
+          <w:b w:val="0"/>
+        </w:rPr>
+        <w:t xml:space="preserve">Support: read the exact case aloud, enlarge the labelled picture, supply </w:t>
+      </w:r>
+      <w:r>
+        <w:rPr>
+          <w:b/>
+        </w:rPr>
+        <w:t>input</w:t>
+      </w:r>
+      <w:r>
+        <w:rPr>
+          <w:b w:val="0"/>
+        </w:rPr>
+        <w:t xml:space="preserve"> cards and model only the first deciding step. Accept a spoken explanation or drawing; retain the reasoning goal.</w:t>
+      </w:r>
+    </w:p>
+    <w:p>
+      <w:pPr>
+        <w:pStyle w:val="Heading3"/>
+      </w:pPr>
+      <w:r>
+        <w:t>Extend the reasoning</w:t>
+      </w:r>
+    </w:p>
+    <w:p>
+      <w:pPr>
+        <w:spacing w:line="336" w:lineRule="auto" w:after="180"/>
+        <w:shd w:fill="F5F1FB"/>
+      </w:pPr>
+      <w:r>
+        <w:rPr>
+          <w:b w:val="0"/>
+        </w:rPr>
+        <w:t xml:space="preserve">Extension: Remove the maintainer and escalation route. Require a </w:t>
+      </w:r>
+      <w:r>
+        <w:rPr>
+          <w:b/>
+        </w:rPr>
+        <w:t>prediction</w:t>
+      </w:r>
+      <w:r>
+        <w:rPr>
+          <w:b w:val="0"/>
+        </w:rPr>
+        <w:t xml:space="preserve"> and a reason before comparing. Expected result: The diagnostic remains, but responsibility for an unresolved fault becomes unclear.</w:t>
+      </w:r>
+    </w:p>
+    <w:p>
+      <w:pPr>
+        <w:spacing w:line="336" w:lineRule="auto" w:after="180"/>
+        <w:shd w:fill="F5F1FB"/>
+      </w:pPr>
+      <w:r>
+        <w:rPr>
+          <w:b w:val="0"/>
+        </w:rPr>
+        <w:t>Reason: Readiness includes who acts when routine checks do not solve the problem.</w:t>
+      </w:r>
+    </w:p>
+    <w:p>
+      <w:pPr>
+        <w:pStyle w:val="Heading3"/>
+      </w:pPr>
+      <w:r>
+        <w:t>Protect the independent attempt</w:t>
+      </w:r>
+    </w:p>
+    <w:p>
+      <w:pPr>
+        <w:spacing w:line="336" w:lineRule="auto" w:after="180"/>
+        <w:shd w:fill="FFF5E6"/>
+      </w:pPr>
+      <w:r>
+        <w:rPr>
+          <w:b w:val="0"/>
+        </w:rPr>
         <w:t>Independent assessment: withhold the reserved answer until the learner has attempted the new case. Record support separately from correctness.</w:t>
       </w:r>
     </w:p>
@@ -2319,46 +4537,1027 @@
       </w:tr>
     </w:tbl>
     <w:p>
-      <w:r>
-        <w:t>Project checkpoint: Present and defend. Demonstrate the system, explain one failure and justify the next improvement with evidence.</w:t>
+      <w:pPr>
+        <w:pStyle w:val="Heading3"/>
+      </w:pPr>
+      <w:r>
+        <w:t>Project checkpoint</w:t>
       </w:r>
     </w:p>
     <w:p>
-      <w:r>
-        <w:t>Use the weekly teacher answer for topic-specific reasoning. A saved progress tick is an activity record; judge mastery from the learner’s explanation and evidence.</w:t>
+      <w:pPr>
+        <w:spacing w:line="336" w:lineRule="auto" w:after="180"/>
+        <w:shd w:fill="EDF7F3"/>
+      </w:pPr>
+      <w:r>
+        <w:rPr>
+          <w:b w:val="0"/>
+        </w:rPr>
+        <w:t xml:space="preserve">Project checkpoint: Present and defend. Demonstrate the system, explain one failure and justify the next improvement with </w:t>
+      </w:r>
+      <w:r>
+        <w:rPr>
+          <w:b/>
+        </w:rPr>
+        <w:t>evidence</w:t>
+      </w:r>
+      <w:r>
+        <w:rPr>
+          <w:b w:val="0"/>
+        </w:rPr>
+        <w:t>.</w:t>
       </w:r>
     </w:p>
     <w:p>
       <w:pPr>
-        <w:pStyle w:val="Heading1"/>
-      </w:pPr>
-      <w:r>
-        <w:t>08. Use feedback, labs and repair paths</w:t>
+        <w:spacing w:line="336" w:lineRule="auto" w:after="180"/>
+      </w:pPr>
+      <w:r>
+        <w:rPr>
+          <w:b w:val="0"/>
+        </w:rPr>
+        <w:t xml:space="preserve">Use the weekly teacher answer for topic-specific reasoning. A saved progress tick is an activity record; judge mastery from the learner’s explanation and </w:t>
+      </w:r>
+      <w:r>
+        <w:rPr>
+          <w:b/>
+        </w:rPr>
+        <w:t>evidence</w:t>
+      </w:r>
+      <w:r>
+        <w:rPr>
+          <w:b w:val="0"/>
+        </w:rPr>
+        <w:t>.</w:t>
       </w:r>
     </w:p>
     <w:p>
-      <w:r>
-        <w:t>Use the two formative questions as supported practice, not as independent mastery scores. Discuss the deciding evidence rather than accepting a guessed selection.</w:t>
+      <w:pPr>
+        <w:pStyle w:val="Heading1"/>
+      </w:pPr>
+      <w:r>
+        <w:t>08. Use feedback, labs and repair paths</w:t>
       </w:r>
     </w:p>
     <w:p>
       <w:r>
-        <w:t>The feedback comes from the reviewed public worked case. Do not reveal the separately reserved independent teacher answer until the learner has attempted that case.</w:t>
+        <w:t>Use feedback, earlier review and portfolios purposefully. Apply the coding routine only when this lesson has an executable lab.</w:t>
       </w:r>
     </w:p>
     <w:p>
-      <w:r>
-        <w:t>Ask students to predict before running code. Preserve errors and actual outputs; collect a changed test and an explanation. The branch-boundary and indexing lessons deliberately include failure cases.</w:t>
+      <w:pPr>
+        <w:spacing w:line="336" w:lineRule="auto" w:after="180"/>
+      </w:pPr>
+      <w:r>
+        <w:rPr>
+          <w:b w:val="0"/>
+        </w:rPr>
+        <w:t xml:space="preserve">Use the two formative questions as supported practice, not as independent mastery scores. Discuss the deciding </w:t>
+      </w:r>
+      <w:r>
+        <w:rPr>
+          <w:b/>
+        </w:rPr>
+        <w:t>evidence</w:t>
+      </w:r>
+      <w:r>
+        <w:rPr>
+          <w:b w:val="0"/>
+        </w:rPr>
+        <w:t xml:space="preserve"> rather than accepting a guessed selection.</w:t>
       </w:r>
     </w:p>
     <w:p>
-      <w:r>
-        <w:t>Use the earlier worked-explanation links to address a specific missing building block, then return to the current question. Adapt this suggestion after observing the learner; it is not an automatic diagnosis.</w:t>
+      <w:pPr>
+        <w:spacing w:line="336" w:lineRule="auto" w:after="180"/>
+      </w:pPr>
+      <w:r>
+        <w:rPr>
+          <w:b w:val="0"/>
+        </w:rPr>
+        <w:t>The feedback comes from the reviewed public worked case. Do not reveal the separately reserved independent teacher answer until the learner has attempted that case.</w:t>
       </w:r>
     </w:p>
     <w:p>
-      <w:r>
-        <w:t>Collect the completed-work portfolio as evidence. Record support separately from correctness, and assess explanation, trace/test and limitations. Progress ticks and quiz selections alone do not establish mastery.</w:t>
+      <w:pPr>
+        <w:pStyle w:val="Heading3"/>
+      </w:pPr>
+      <w:r>
+        <w:t>For later coding lessons</w:t>
+      </w:r>
+    </w:p>
+    <w:p>
+      <w:r>
+        <w:t>This week has no code block. Use this routine when a later lesson includes an executable lab.</w:t>
+      </w:r>
+    </w:p>
+    <w:p>
+      <w:pPr>
+        <w:spacing w:line="336" w:lineRule="auto" w:after="180"/>
+        <w:shd w:fill="F1F6F8"/>
+      </w:pPr>
+      <w:r>
+        <w:rPr>
+          <w:b w:val="0"/>
+        </w:rPr>
+        <w:t xml:space="preserve">Ask students to predict before running code. Preserve errors and actual </w:t>
+      </w:r>
+      <w:r>
+        <w:rPr>
+          <w:b/>
+        </w:rPr>
+        <w:t>output</w:t>
+      </w:r>
+      <w:r>
+        <w:rPr>
+          <w:b w:val="0"/>
+        </w:rPr>
+        <w:t>s; collect a changed test and an explanation. The branch-boundary and indexing lessons deliberately include failure cases.</w:t>
+      </w:r>
+    </w:p>
+    <w:p>
+      <w:pPr>
+        <w:spacing w:line="336" w:lineRule="auto" w:after="180"/>
+      </w:pPr>
+      <w:r>
+        <w:rPr>
+          <w:b w:val="0"/>
+        </w:rPr>
+        <w:t>Use the earlier worked-explanation links to address a specific missing building block, then return to the current question. Adapt this suggestion after observing the learner; it is not an automatic diagnosis.</w:t>
+      </w:r>
+    </w:p>
+    <w:p>
+      <w:pPr>
+        <w:spacing w:line="336" w:lineRule="auto" w:after="180"/>
+      </w:pPr>
+      <w:r>
+        <w:rPr>
+          <w:b w:val="0"/>
+        </w:rPr>
+        <w:t xml:space="preserve">Collect the completed-work portfolio as </w:t>
+      </w:r>
+      <w:r>
+        <w:rPr>
+          <w:b/>
+        </w:rPr>
+        <w:t>evidence</w:t>
+      </w:r>
+      <w:r>
+        <w:rPr>
+          <w:b w:val="0"/>
+        </w:rPr>
+        <w:t>. Record support separately from correctness, and assess explanation, trace/test and limitations. Progress ticks and quiz selections alone do not establish mastery.</w:t>
+      </w:r>
+    </w:p>
+    <w:p>
+      <w:pPr>
+        <w:pStyle w:val="Heading1"/>
+      </w:pPr>
+      <w:r>
+        <w:t>09. Visual concept journey</w:t>
+      </w:r>
+    </w:p>
+    <w:p>
+      <w:r>
+        <w:t>Show one Documentation and operational readiness graphic at a time, request a prediction and discuss its trace before the independent assessment.</w:t>
+      </w:r>
+    </w:p>
+    <w:p>
+      <w:pPr>
+        <w:spacing w:line="336" w:lineRule="auto" w:after="180"/>
+      </w:pPr>
+      <w:r>
+        <w:rPr>
+          <w:b w:val="0"/>
+        </w:rPr>
+        <w:t xml:space="preserve">Use one picture at a time. Hide a worked result before asking for a </w:t>
+      </w:r>
+      <w:r>
+        <w:rPr>
+          <w:b/>
+        </w:rPr>
+        <w:t>prediction</w:t>
+      </w:r>
+      <w:r>
+        <w:rPr>
+          <w:b w:val="0"/>
+        </w:rPr>
+        <w:t>, then reveal it for feedback. These are supported teaching cases; retain the separate independent assessment for a fresh first attempt.</w:t>
+      </w:r>
+    </w:p>
+    <w:p>
+      <w:pPr>
+        <w:pStyle w:val="Heading3"/>
+      </w:pPr>
+      <w:r>
+        <w:t>01. Documentation and operational readiness: the case</w:t>
+      </w:r>
+    </w:p>
+    <w:p>
+      <w:r>
+        <w:drawing>
+          <wp:inline xmlns:a="http://schemas.openxmlformats.org/drawingml/2006/main" xmlns:pic="http://schemas.openxmlformats.org/drawingml/2006/picture">
+            <wp:extent cx="5486400" cy="2834640"/>
+            <wp:docPr id="2" name="Picture 2" descr="A runbook with an owner. Another teacher must handle SOURCE_UNAVAILABLE without inventing an answer. Supplied facts: The runbook names a maintainer and a read-only source-connection diagnostic. The code means no supported answer can be produced."/>
+            <wp:cNvGraphicFramePr>
+              <a:graphicFrameLocks noChangeAspect="1"/>
+            </wp:cNvGraphicFramePr>
+            <a:graphic>
+              <a:graphicData uri="http://schemas.openxmlformats.org/drawingml/2006/picture">
+                <pic:pic>
+                  <pic:nvPicPr>
+                    <pic:cNvPr id="0" name="academy-story-ai-6-32-01.png"/>
+                    <pic:cNvPicPr/>
+                  </pic:nvPicPr>
+                  <pic:blipFill>
+                    <a:blip r:embed="rId10"/>
+                    <a:stretch>
+                      <a:fillRect/>
+                    </a:stretch>
+                  </pic:blipFill>
+                  <pic:spPr>
+                    <a:xfrm>
+                      <a:off x="0" y="0"/>
+                      <a:ext cx="5486400" cy="2834640"/>
+                    </a:xfrm>
+                    <a:prstGeom prst="rect"/>
+                  </pic:spPr>
+                </pic:pic>
+              </a:graphicData>
+            </a:graphic>
+          </wp:inline>
+        </w:drawing>
+      </w:r>
+    </w:p>
+    <w:p>
+      <w:pPr>
+        <w:spacing w:line="336" w:lineRule="auto" w:after="180"/>
+      </w:pPr>
+      <w:r>
+        <w:rPr>
+          <w:b w:val="0"/>
+        </w:rPr>
+        <w:t xml:space="preserve">A </w:t>
+      </w:r>
+      <w:r>
+        <w:rPr>
+          <w:b/>
+        </w:rPr>
+        <w:t>runbook</w:t>
+      </w:r>
+      <w:r>
+        <w:rPr>
+          <w:b w:val="0"/>
+        </w:rPr>
+        <w:t xml:space="preserve"> with an owner. Another teacher must handle SOURCE_UNAVAILABLE without inventing an answer. Supplied facts: The </w:t>
+      </w:r>
+      <w:r>
+        <w:rPr>
+          <w:b/>
+        </w:rPr>
+        <w:t>runbook</w:t>
+      </w:r>
+      <w:r>
+        <w:rPr>
+          <w:b w:val="0"/>
+        </w:rPr>
+        <w:t xml:space="preserve"> names a maintainer and a read-only source-connection diagnostic.</w:t>
+      </w:r>
+    </w:p>
+    <w:p>
+      <w:pPr>
+        <w:spacing w:line="336" w:lineRule="auto" w:after="180"/>
+      </w:pPr>
+      <w:r>
+        <w:rPr>
+          <w:b w:val="0"/>
+        </w:rPr>
+        <w:t>The code means no supported answer can be produced.</w:t>
+      </w:r>
+    </w:p>
+    <w:p>
+      <w:pPr>
+        <w:spacing w:line="336" w:lineRule="auto" w:after="180"/>
+        <w:shd w:fill="F5F1FB"/>
+      </w:pPr>
+      <w:r>
+        <w:rPr>
+          <w:b w:val="0"/>
+        </w:rPr>
+        <w:t>Point to the given fact that matters most. Explain why it matters.</w:t>
+      </w:r>
+    </w:p>
+    <w:p>
+      <w:pPr>
+        <w:pStyle w:val="Heading3"/>
+      </w:pPr>
+      <w:r>
+        <w:t>Discuss while showing the picture</w:t>
+      </w:r>
+    </w:p>
+    <w:p>
+      <w:pPr>
+        <w:spacing w:line="336" w:lineRule="auto" w:after="180"/>
+        <w:shd w:fill="F1F6F8"/>
+      </w:pPr>
+      <w:r>
+        <w:rPr>
+          <w:b w:val="0"/>
+        </w:rPr>
+        <w:t>Teacher prompt: Point to the given fact that matters most. Explain why it matters. Ask learners to describe one label or arrow in ordinary words. Use the adjacent transcript if the image is difficult to see.</w:t>
+      </w:r>
+    </w:p>
+    <w:p>
+      <w:pPr>
+        <w:pStyle w:val="Heading3"/>
+      </w:pPr>
+      <w:r>
+        <w:t>02. Follow the deciding steps</w:t>
+      </w:r>
+    </w:p>
+    <w:p>
+      <w:r>
+        <w:drawing>
+          <wp:inline xmlns:a="http://schemas.openxmlformats.org/drawingml/2006/main" xmlns:pic="http://schemas.openxmlformats.org/drawingml/2006/picture">
+            <wp:extent cx="5486400" cy="3182112"/>
+            <wp:docPr id="3" name="Picture 3" descr="Match symptom: Identify the documented unavailable-source condition. → Run safe check: Inspect the approved connection without broadening permissions. → Escalate clearly: Contact the named maintainer and retain unresolved status."/>
+            <wp:cNvGraphicFramePr>
+              <a:graphicFrameLocks noChangeAspect="1"/>
+            </wp:cNvGraphicFramePr>
+            <a:graphic>
+              <a:graphicData uri="http://schemas.openxmlformats.org/drawingml/2006/picture">
+                <pic:pic>
+                  <pic:nvPicPr>
+                    <pic:cNvPr id="0" name="academy-story-ai-6-32-02.png"/>
+                    <pic:cNvPicPr/>
+                  </pic:nvPicPr>
+                  <pic:blipFill>
+                    <a:blip r:embed="rId11"/>
+                    <a:stretch>
+                      <a:fillRect/>
+                    </a:stretch>
+                  </pic:blipFill>
+                  <pic:spPr>
+                    <a:xfrm>
+                      <a:off x="0" y="0"/>
+                      <a:ext cx="5486400" cy="3182112"/>
+                    </a:xfrm>
+                    <a:prstGeom prst="rect"/>
+                  </pic:spPr>
+                </pic:pic>
+              </a:graphicData>
+            </a:graphic>
+          </wp:inline>
+        </w:drawing>
+      </w:r>
+    </w:p>
+    <w:p>
+      <w:pPr>
+        <w:spacing w:line="336" w:lineRule="auto" w:after="180"/>
+      </w:pPr>
+      <w:r>
+        <w:rPr>
+          <w:b w:val="0"/>
+        </w:rPr>
+        <w:t>Match symptom: Identify the documented unavailable-source condition. → Run safe check: Inspect the approved connection without broadening permissions. → Escalate clearly: Contact the named maintainer and retain unresolved status.</w:t>
+      </w:r>
+    </w:p>
+    <w:p>
+      <w:pPr>
+        <w:spacing w:line="336" w:lineRule="auto" w:after="180"/>
+        <w:shd w:fill="F5F1FB"/>
+      </w:pPr>
+      <w:r>
+        <w:rPr>
+          <w:b w:val="0"/>
+        </w:rPr>
+        <w:t xml:space="preserve">Point to each numbered stage and explain which recorded </w:t>
+      </w:r>
+      <w:r>
+        <w:rPr>
+          <w:b/>
+        </w:rPr>
+        <w:t>input</w:t>
+      </w:r>
+      <w:r>
+        <w:rPr>
+          <w:b w:val="0"/>
+        </w:rPr>
+        <w:t xml:space="preserve"> it uses.</w:t>
+      </w:r>
+    </w:p>
+    <w:p>
+      <w:pPr>
+        <w:pStyle w:val="Heading3"/>
+      </w:pPr>
+      <w:r>
+        <w:t>Discuss while showing the picture</w:t>
+      </w:r>
+    </w:p>
+    <w:p>
+      <w:pPr>
+        <w:spacing w:line="336" w:lineRule="auto" w:after="180"/>
+        <w:shd w:fill="F1F6F8"/>
+      </w:pPr>
+      <w:r>
+        <w:rPr>
+          <w:b w:val="0"/>
+        </w:rPr>
+        <w:t xml:space="preserve">Teacher prompt: Point to each numbered stage and explain which recorded </w:t>
+      </w:r>
+      <w:r>
+        <w:rPr>
+          <w:b/>
+        </w:rPr>
+        <w:t>input</w:t>
+      </w:r>
+      <w:r>
+        <w:rPr>
+          <w:b w:val="0"/>
+        </w:rPr>
+        <w:t xml:space="preserve"> it uses. Ask learners to describe one label or arrow in ordinary words. Use the adjacent transcript if the image is difficult to see.</w:t>
+      </w:r>
+    </w:p>
+    <w:p>
+      <w:pPr>
+        <w:pStyle w:val="Heading3"/>
+      </w:pPr>
+      <w:r>
+        <w:t>03. Documentation and operational readiness — evidence trace</w:t>
+      </w:r>
+    </w:p>
+    <w:p>
+      <w:r>
+        <w:drawing>
+          <wp:inline xmlns:a="http://schemas.openxmlformats.org/drawingml/2006/main" xmlns:pic="http://schemas.openxmlformats.org/drawingml/2006/picture">
+            <wp:extent cx="5486400" cy="3145536"/>
+            <wp:docPr id="4" name="Picture 4" descr="Documentation and operational readiness — evidence trace. Runbook says start server, but omits data version and recovery steps. Another operator cannot reproduce a result. | A runbook names versions, required non-secret configuration, secret key names, health checks, release/rollback dependencies, alerts and owners. Test it with a fresh operator and fictional fixtures. | Add exact configuration/version references, fixture setup, verification and recovery. Do not publish secret values to make setup easier."/>
+            <wp:cNvGraphicFramePr>
+              <a:graphicFrameLocks noChangeAspect="1"/>
+            </wp:cNvGraphicFramePr>
+            <a:graphic>
+              <a:graphicData uri="http://schemas.openxmlformats.org/drawingml/2006/picture">
+                <pic:pic>
+                  <pic:nvPicPr>
+                    <pic:cNvPr id="0" name="academy-story-ai-6-32-03.png"/>
+                    <pic:cNvPicPr/>
+                  </pic:nvPicPr>
+                  <pic:blipFill>
+                    <a:blip r:embed="rId12"/>
+                    <a:stretch>
+                      <a:fillRect/>
+                    </a:stretch>
+                  </pic:blipFill>
+                  <pic:spPr>
+                    <a:xfrm>
+                      <a:off x="0" y="0"/>
+                      <a:ext cx="5486400" cy="3145536"/>
+                    </a:xfrm>
+                    <a:prstGeom prst="rect"/>
+                  </pic:spPr>
+                </pic:pic>
+              </a:graphicData>
+            </a:graphic>
+          </wp:inline>
+        </w:drawing>
+      </w:r>
+    </w:p>
+    <w:p>
+      <w:pPr>
+        <w:spacing w:line="336" w:lineRule="auto" w:after="180"/>
+      </w:pPr>
+      <w:r>
+        <w:rPr>
+          <w:b w:val="0"/>
+        </w:rPr>
+        <w:t xml:space="preserve">Documentation and operational readiness — </w:t>
+      </w:r>
+      <w:r>
+        <w:rPr>
+          <w:b/>
+        </w:rPr>
+        <w:t>evidence</w:t>
+      </w:r>
+      <w:r>
+        <w:rPr>
+          <w:b w:val="0"/>
+        </w:rPr>
+        <w:t xml:space="preserve"> trace. </w:t>
+      </w:r>
+      <w:r>
+        <w:rPr>
+          <w:b/>
+        </w:rPr>
+        <w:t>Runbook</w:t>
+      </w:r>
+      <w:r>
+        <w:rPr>
+          <w:b w:val="0"/>
+        </w:rPr>
+        <w:t xml:space="preserve"> says start server, but omits data version and recovery steps.</w:t>
+      </w:r>
+    </w:p>
+    <w:p>
+      <w:pPr>
+        <w:spacing w:line="336" w:lineRule="auto" w:after="180"/>
+      </w:pPr>
+      <w:r>
+        <w:rPr>
+          <w:b w:val="0"/>
+        </w:rPr>
+        <w:t xml:space="preserve">Another operator cannot reproduce a result. | A </w:t>
+      </w:r>
+      <w:r>
+        <w:rPr>
+          <w:b/>
+        </w:rPr>
+        <w:t>runbook</w:t>
+      </w:r>
+      <w:r>
+        <w:rPr>
+          <w:b w:val="0"/>
+        </w:rPr>
+        <w:t xml:space="preserve"> names versions, required non-secret configuration, secret key names, </w:t>
+      </w:r>
+      <w:r>
+        <w:rPr>
+          <w:b/>
+        </w:rPr>
+        <w:t>health check</w:t>
+      </w:r>
+      <w:r>
+        <w:rPr>
+          <w:b w:val="0"/>
+        </w:rPr>
+        <w:t>s, release/rollback dependencies, alerts and owners.</w:t>
+      </w:r>
+    </w:p>
+    <w:p>
+      <w:pPr>
+        <w:spacing w:line="336" w:lineRule="auto" w:after="180"/>
+      </w:pPr>
+      <w:r>
+        <w:rPr>
+          <w:b w:val="0"/>
+        </w:rPr>
+        <w:t>Test it with a fresh operator and fictional fixtures. | Add exact configuration/version references, fixture setup, verification and recovery. Do not publish secret values to make setup easier.</w:t>
+      </w:r>
+    </w:p>
+    <w:p>
+      <w:pPr>
+        <w:spacing w:line="336" w:lineRule="auto" w:after="180"/>
+        <w:shd w:fill="F5F1FB"/>
+      </w:pPr>
+      <w:r>
+        <w:rPr>
+          <w:b w:val="0"/>
+        </w:rPr>
+        <w:t>Read the labels and values. Explain the relationship the model shows.</w:t>
+      </w:r>
+    </w:p>
+    <w:p>
+      <w:pPr>
+        <w:pStyle w:val="Heading3"/>
+      </w:pPr>
+      <w:r>
+        <w:t>Discuss while showing the picture</w:t>
+      </w:r>
+    </w:p>
+    <w:p>
+      <w:pPr>
+        <w:spacing w:line="336" w:lineRule="auto" w:after="180"/>
+        <w:shd w:fill="F1F6F8"/>
+      </w:pPr>
+      <w:r>
+        <w:rPr>
+          <w:b w:val="0"/>
+        </w:rPr>
+        <w:t>Teacher prompt: Read the labels and values. Explain the relationship the model shows. Ask learners to describe one label or arrow in ordinary words. Use the adjacent transcript if the image is difficult to see.</w:t>
+      </w:r>
+    </w:p>
+    <w:p>
+      <w:pPr>
+        <w:pStyle w:val="Heading3"/>
+      </w:pPr>
+      <w:r>
+        <w:t>04. Change one thing. Trace what follows.</w:t>
+      </w:r>
+    </w:p>
+    <w:p>
+      <w:r>
+        <w:drawing>
+          <wp:inline xmlns:a="http://schemas.openxmlformats.org/drawingml/2006/main" xmlns:pic="http://schemas.openxmlformats.org/drawingml/2006/picture">
+            <wp:extent cx="5486400" cy="3026664"/>
+            <wp:docPr id="5" name="Picture 5" descr="Original case: Contact the named maintainer and retain unresolved status. Changed condition: Remove the maintainer and escalation route. Expected result: The diagnostic remains, but responsibility for an unresolved fault becomes unclear. Reason: Readiness includes who acts when routine checks do not solve the problem."/>
+            <wp:cNvGraphicFramePr>
+              <a:graphicFrameLocks noChangeAspect="1"/>
+            </wp:cNvGraphicFramePr>
+            <a:graphic>
+              <a:graphicData uri="http://schemas.openxmlformats.org/drawingml/2006/picture">
+                <pic:pic>
+                  <pic:nvPicPr>
+                    <pic:cNvPr id="0" name="academy-story-ai-6-32-04.png"/>
+                    <pic:cNvPicPr/>
+                  </pic:nvPicPr>
+                  <pic:blipFill>
+                    <a:blip r:embed="rId13"/>
+                    <a:stretch>
+                      <a:fillRect/>
+                    </a:stretch>
+                  </pic:blipFill>
+                  <pic:spPr>
+                    <a:xfrm>
+                      <a:off x="0" y="0"/>
+                      <a:ext cx="5486400" cy="3026664"/>
+                    </a:xfrm>
+                    <a:prstGeom prst="rect"/>
+                  </pic:spPr>
+                </pic:pic>
+              </a:graphicData>
+            </a:graphic>
+          </wp:inline>
+        </w:drawing>
+      </w:r>
+    </w:p>
+    <w:p>
+      <w:pPr>
+        <w:spacing w:line="336" w:lineRule="auto" w:after="180"/>
+      </w:pPr>
+      <w:r>
+        <w:rPr>
+          <w:b w:val="0"/>
+        </w:rPr>
+        <w:t>Original case: Contact the named maintainer and retain unresolved status. Changed condition: Remove the maintainer and escalation route.</w:t>
+      </w:r>
+    </w:p>
+    <w:p>
+      <w:pPr>
+        <w:spacing w:line="336" w:lineRule="auto" w:after="180"/>
+      </w:pPr>
+      <w:r>
+        <w:rPr>
+          <w:b w:val="0"/>
+        </w:rPr>
+        <w:t>Expected result: The diagnostic remains, but responsibility for an unresolved fault becomes unclear. Reason: Readiness includes who acts when routine checks do not solve the problem.</w:t>
+      </w:r>
+    </w:p>
+    <w:p>
+      <w:pPr>
+        <w:spacing w:line="336" w:lineRule="auto" w:after="180"/>
+        <w:shd w:fill="F5F1FB"/>
+      </w:pPr>
+      <w:r>
+        <w:rPr>
+          <w:b w:val="0"/>
+        </w:rPr>
+        <w:t>Predict before checking the worked changed-case result. Name what changed and what the supplied facts allow you to conclude.</w:t>
+      </w:r>
+    </w:p>
+    <w:p>
+      <w:pPr>
+        <w:pStyle w:val="Heading3"/>
+      </w:pPr>
+      <w:r>
+        <w:t>Discuss while showing the picture</w:t>
+      </w:r>
+    </w:p>
+    <w:p>
+      <w:pPr>
+        <w:spacing w:line="336" w:lineRule="auto" w:after="180"/>
+        <w:shd w:fill="F1F6F8"/>
+      </w:pPr>
+      <w:r>
+        <w:rPr>
+          <w:b w:val="0"/>
+        </w:rPr>
+        <w:t>Teacher prompt: Predict before checking the worked changed-case result. Name what changed and what the supplied facts allow you to conclude. Ask learners to describe one label or arrow in ordinary words.</w:t>
+      </w:r>
+    </w:p>
+    <w:p>
+      <w:pPr>
+        <w:spacing w:line="336" w:lineRule="auto" w:after="180"/>
+        <w:shd w:fill="F1F6F8"/>
+      </w:pPr>
+      <w:r>
+        <w:rPr>
+          <w:b w:val="0"/>
+        </w:rPr>
+        <w:t>Use the adjacent transcript if the image is difficult to see. Changed-case reasoning: Readiness includes who acts when routine checks do not solve the problem.</w:t>
+      </w:r>
+    </w:p>
+    <w:p>
+      <w:pPr>
+        <w:pStyle w:val="Heading3"/>
+      </w:pPr>
+      <w:r>
+        <w:t>05. Connect the explanation to its limit</w:t>
+      </w:r>
+    </w:p>
+    <w:p>
+      <w:r>
+        <w:drawing>
+          <wp:inline xmlns:a="http://schemas.openxmlformats.org/drawingml/2006/main" xmlns:pic="http://schemas.openxmlformats.org/drawingml/2006/picture">
+            <wp:extent cx="5486400" cy="2834640"/>
+            <wp:docPr id="6" name="Picture 6" descr="Operational documentation connects a symptom, bounded action, responsible person and recovery check. Component names alone do not tell an operator what to do. Limit: Rehearse and revise runbooks; readable instructions alone cannot establish readiness for every incident."/>
+            <wp:cNvGraphicFramePr>
+              <a:graphicFrameLocks noChangeAspect="1"/>
+            </wp:cNvGraphicFramePr>
+            <a:graphic>
+              <a:graphicData uri="http://schemas.openxmlformats.org/drawingml/2006/picture">
+                <pic:pic>
+                  <pic:nvPicPr>
+                    <pic:cNvPr id="0" name="academy-story-ai-6-32-05.png"/>
+                    <pic:cNvPicPr/>
+                  </pic:nvPicPr>
+                  <pic:blipFill>
+                    <a:blip r:embed="rId14"/>
+                    <a:stretch>
+                      <a:fillRect/>
+                    </a:stretch>
+                  </pic:blipFill>
+                  <pic:spPr>
+                    <a:xfrm>
+                      <a:off x="0" y="0"/>
+                      <a:ext cx="5486400" cy="2834640"/>
+                    </a:xfrm>
+                    <a:prstGeom prst="rect"/>
+                  </pic:spPr>
+                </pic:pic>
+              </a:graphicData>
+            </a:graphic>
+          </wp:inline>
+        </w:drawing>
+      </w:r>
+    </w:p>
+    <w:p>
+      <w:pPr>
+        <w:spacing w:line="336" w:lineRule="auto" w:after="180"/>
+      </w:pPr>
+      <w:r>
+        <w:rPr>
+          <w:b w:val="0"/>
+        </w:rPr>
+        <w:t>Operational documentation connects a symptom, bounded action, responsible person and recovery check. Component names alone do not tell an operator what to do.</w:t>
+      </w:r>
+    </w:p>
+    <w:p>
+      <w:pPr>
+        <w:spacing w:line="336" w:lineRule="auto" w:after="180"/>
+      </w:pPr>
+      <w:r>
+        <w:rPr>
+          <w:b w:val="0"/>
+        </w:rPr>
+        <w:t xml:space="preserve">Limit: Rehearse and revise </w:t>
+      </w:r>
+      <w:r>
+        <w:rPr>
+          <w:b/>
+        </w:rPr>
+        <w:t>runbook</w:t>
+      </w:r>
+      <w:r>
+        <w:rPr>
+          <w:b w:val="0"/>
+        </w:rPr>
+        <w:t>s; readable instructions alone cannot establish readiness for every incident.</w:t>
+      </w:r>
+    </w:p>
+    <w:p>
+      <w:pPr>
+        <w:spacing w:line="336" w:lineRule="auto" w:after="180"/>
+        <w:shd w:fill="F5F1FB"/>
+      </w:pPr>
+      <w:r>
+        <w:rPr>
+          <w:b w:val="0"/>
+        </w:rPr>
+        <w:t>Explain the case, then point to a limit on the claim.</w:t>
+      </w:r>
+    </w:p>
+    <w:p>
+      <w:pPr>
+        <w:pStyle w:val="Heading3"/>
+      </w:pPr>
+      <w:r>
+        <w:t>Discuss while showing the picture</w:t>
+      </w:r>
+    </w:p>
+    <w:p>
+      <w:pPr>
+        <w:spacing w:line="336" w:lineRule="auto" w:after="180"/>
+        <w:shd w:fill="F1F6F8"/>
+      </w:pPr>
+      <w:r>
+        <w:rPr>
+          <w:b w:val="0"/>
+        </w:rPr>
+        <w:t>Teacher prompt: Explain the case, then point to a limit on the claim. Ask learners to describe one label or arrow in ordinary words. Use the adjacent transcript if the image is difficult to see.</w:t>
+      </w:r>
+    </w:p>
+    <w:p>
+      <w:pPr>
+        <w:spacing w:line="336" w:lineRule="auto" w:after="180"/>
+        <w:shd w:fill="F1F6F8"/>
+      </w:pPr>
+      <w:r>
+        <w:rPr>
+          <w:b w:val="0"/>
+        </w:rPr>
+        <w:t xml:space="preserve">Keep the stated scope: Rehearse and revise </w:t>
+      </w:r>
+      <w:r>
+        <w:rPr>
+          <w:b/>
+        </w:rPr>
+        <w:t>runbook</w:t>
+      </w:r>
+      <w:r>
+        <w:rPr>
+          <w:b w:val="0"/>
+        </w:rPr>
+        <w:t>s; readable instructions alone cannot establish readiness for every incident.</w:t>
+      </w:r>
+    </w:p>
+    <w:p>
+      <w:pPr>
+        <w:pStyle w:val="Heading3"/>
+      </w:pPr>
+      <w:r>
+        <w:t>06. Make the idea visible in your project</w:t>
+      </w:r>
+    </w:p>
+    <w:p>
+      <w:r>
+        <w:drawing>
+          <wp:inline xmlns:a="http://schemas.openxmlformats.org/drawingml/2006/main" xmlns:pic="http://schemas.openxmlformats.org/drawingml/2006/picture">
+            <wp:extent cx="5486400" cy="3529584"/>
+            <wp:docPr id="7" name="Picture 7" descr="For the Grounded Learning Service, retain an annotated trace and the changed-case result. Name the contract or evidence that makes the deciding step valid, so another team can review it. Draw your input, deciding step, result and limit. Supported question: Match SOURCE_UNAVAILABLE to its safe check and escalation owner. What is lost when the maintainer route is removed, even if the diagnostic instructions stay readable?"/>
+            <wp:cNvGraphicFramePr>
+              <a:graphicFrameLocks noChangeAspect="1"/>
+            </wp:cNvGraphicFramePr>
+            <a:graphic>
+              <a:graphicData uri="http://schemas.openxmlformats.org/drawingml/2006/picture">
+                <pic:pic>
+                  <pic:nvPicPr>
+                    <pic:cNvPr id="0" name="academy-story-ai-6-32-06.png"/>
+                    <pic:cNvPicPr/>
+                  </pic:nvPicPr>
+                  <pic:blipFill>
+                    <a:blip r:embed="rId15"/>
+                    <a:stretch>
+                      <a:fillRect/>
+                    </a:stretch>
+                  </pic:blipFill>
+                  <pic:spPr>
+                    <a:xfrm>
+                      <a:off x="0" y="0"/>
+                      <a:ext cx="5486400" cy="3529584"/>
+                    </a:xfrm>
+                    <a:prstGeom prst="rect"/>
+                  </pic:spPr>
+                </pic:pic>
+              </a:graphicData>
+            </a:graphic>
+          </wp:inline>
+        </w:drawing>
+      </w:r>
+    </w:p>
+    <w:p>
+      <w:pPr>
+        <w:spacing w:line="336" w:lineRule="auto" w:after="180"/>
+      </w:pPr>
+      <w:r>
+        <w:rPr>
+          <w:b w:val="0"/>
+        </w:rPr>
+        <w:t xml:space="preserve">For the Grounded Learning Service, retain an annotated trace and the changed-case result. Name the contract or </w:t>
+      </w:r>
+      <w:r>
+        <w:rPr>
+          <w:b/>
+        </w:rPr>
+        <w:t>evidence</w:t>
+      </w:r>
+      <w:r>
+        <w:rPr>
+          <w:b w:val="0"/>
+        </w:rPr>
+        <w:t xml:space="preserve"> that makes the deciding step valid, so another team can review it.</w:t>
+      </w:r>
+    </w:p>
+    <w:p>
+      <w:pPr>
+        <w:spacing w:line="336" w:lineRule="auto" w:after="180"/>
+      </w:pPr>
+      <w:r>
+        <w:rPr>
+          <w:b w:val="0"/>
+        </w:rPr>
+        <w:t xml:space="preserve">Draw your </w:t>
+      </w:r>
+      <w:r>
+        <w:rPr>
+          <w:b/>
+        </w:rPr>
+        <w:t>input</w:t>
+      </w:r>
+      <w:r>
+        <w:rPr>
+          <w:b w:val="0"/>
+        </w:rPr>
+        <w:t>, deciding step, result and limit. Supported question: Match SOURCE_UNAVAILABLE to its safe check and escalation owner.</w:t>
+      </w:r>
+    </w:p>
+    <w:p>
+      <w:pPr>
+        <w:spacing w:line="336" w:lineRule="auto" w:after="180"/>
+      </w:pPr>
+      <w:r>
+        <w:rPr>
+          <w:b w:val="0"/>
+        </w:rPr>
+        <w:t>What is lost when the maintainer route is removed, even if the diagnostic instructions stay readable?</w:t>
+      </w:r>
+    </w:p>
+    <w:p>
+      <w:pPr>
+        <w:spacing w:line="336" w:lineRule="auto" w:after="180"/>
+        <w:shd w:fill="F5F1FB"/>
+      </w:pPr>
+      <w:r>
+        <w:rPr>
+          <w:b w:val="0"/>
+        </w:rPr>
+        <w:t xml:space="preserve">Draw your project trace and justify the deciding step using </w:t>
+      </w:r>
+      <w:r>
+        <w:rPr>
+          <w:b/>
+        </w:rPr>
+        <w:t>evidence</w:t>
+      </w:r>
+      <w:r>
+        <w:rPr>
+          <w:b w:val="0"/>
+        </w:rPr>
+        <w:t>.</w:t>
+      </w:r>
+    </w:p>
+    <w:p>
+      <w:pPr>
+        <w:pStyle w:val="Heading3"/>
+      </w:pPr>
+      <w:r>
+        <w:t>Discuss while showing the picture</w:t>
+      </w:r>
+    </w:p>
+    <w:p>
+      <w:pPr>
+        <w:spacing w:line="336" w:lineRule="auto" w:after="180"/>
+        <w:shd w:fill="F1F6F8"/>
+      </w:pPr>
+      <w:r>
+        <w:rPr>
+          <w:b w:val="0"/>
+        </w:rPr>
+        <w:t xml:space="preserve">Teacher prompt: Draw your project trace and justify the deciding step using </w:t>
+      </w:r>
+      <w:r>
+        <w:rPr>
+          <w:b/>
+        </w:rPr>
+        <w:t>evidence</w:t>
+      </w:r>
+      <w:r>
+        <w:rPr>
+          <w:b w:val="0"/>
+        </w:rPr>
+        <w:t>. Ask learners to describe one label or arrow in ordinary words. Use the adjacent transcript if the image is difficult to see.</w:t>
+      </w:r>
+    </w:p>
+    <w:p>
+      <w:pPr>
+        <w:spacing w:line="336" w:lineRule="auto" w:after="180"/>
+        <w:shd w:fill="F1F6F8"/>
+      </w:pPr>
+      <w:r>
+        <w:rPr>
+          <w:b w:val="0"/>
+        </w:rPr>
+        <w:t>Supported practice key: Identify the documented unavailable-source condition. Inspect the approved connection without broadening permissions. Contact the named maintainer and retain unresolved status.</w:t>
+      </w:r>
+    </w:p>
+    <w:p>
+      <w:pPr>
+        <w:spacing w:line="336" w:lineRule="auto" w:after="180"/>
+        <w:shd w:fill="F1F6F8"/>
+      </w:pPr>
+      <w:r>
+        <w:rPr>
+          <w:b w:val="0"/>
+        </w:rPr>
+        <w:t>Changed case: The diagnostic remains, but responsibility for an unresolved fault becomes unclear. Readiness includes who acts when routine checks do not solve the problem.</w:t>
       </w:r>
     </w:p>
     <w:sectPr>

--- a/downloads/teacher/ai-6-week-32.docx
+++ b/downloads/teacher/ai-6-week-32.docx
@@ -137,7 +137,7 @@
           </w:tcPr>
           <w:p>
             <w:r>
-              <w:t>Sections 1–6; record the brief recall in the workbook.</w:t>
+              <w:t>Use Your mission, Notice the evidence, See how it works, Words that unlock the idea and Follow a worked example; record recall in the workbook.</w:t>
             </w:r>
           </w:p>
         </w:tc>
@@ -169,7 +169,7 @@
           </w:tcPr>
           <w:p>
             <w:r>
-              <w:t>Sections 7–10; use the matching workbook W2 and misconception check.</w:t>
+              <w:t>Use Find and repair a mistake, Practise together and Build your understanding; use the matching workbook W2 and Individual reasoning check.</w:t>
             </w:r>
           </w:p>
         </w:tc>
@@ -201,7 +201,7 @@
           </w:tcPr>
           <w:p>
             <w:r>
-              <w:t>Sections 9 and 11–14. Give extra time to finish the full task set; use Section 15 when the week includes a coding lab.</w:t>
+              <w:t>Use Run the investigation, Connect your project and Try a new case independently. Allow extra time for the full task set. When code is supplied, use the examples in See how it works or Follow a worked example and the browser lab in Supported practice, repair and portfolio.</w:t>
             </w:r>
           </w:p>
         </w:tc>
@@ -2046,7 +2046,7 @@
         <w:rPr>
           <w:b w:val="0"/>
         </w:rPr>
-        <w:t xml:space="preserve">Use the worked example in Sections 3 and 6. Collect a </w:t>
+        <w:t xml:space="preserve">Use See how it works and Follow a worked example. Collect a </w:t>
       </w:r>
       <w:r>
         <w:rPr>
@@ -2483,7 +2483,7 @@
         <w:rPr>
           <w:b w:val="0"/>
         </w:rPr>
-        <w:t xml:space="preserve">Use Section 9 for the </w:t>
+        <w:t xml:space="preserve">Use Run the investigation for the </w:t>
       </w:r>
       <w:r>
         <w:rPr>
@@ -4089,7 +4089,7 @@
           </w:tcPr>
           <w:p>
             <w:r>
-              <w:t>Sections 1–6; record the brief recall in the workbook.</w:t>
+              <w:t>Use Your mission, Notice the evidence, See how it works, Words that unlock the idea and Follow a worked example; record recall in the workbook.</w:t>
             </w:r>
           </w:p>
         </w:tc>
@@ -4121,7 +4121,7 @@
           </w:tcPr>
           <w:p>
             <w:r>
-              <w:t>Sections 7–10; use the matching workbook W2 and misconception check.</w:t>
+              <w:t>Use Find and repair a mistake, Practise together and Build your understanding; use the matching workbook W2 and Individual reasoning check.</w:t>
             </w:r>
           </w:p>
         </w:tc>
@@ -4153,7 +4153,7 @@
           </w:tcPr>
           <w:p>
             <w:r>
-              <w:t>Sections 9 and 11–14. Give extra time to finish the full task set; use Section 15 when the week includes a coding lab.</w:t>
+              <w:t>Use Run the investigation, Connect your project and Try a new case independently. Allow extra time for the full task set. When code is supplied, use the examples in See how it works or Follow a worked example and the browser lab in Supported practice, repair and portfolio.</w:t>
             </w:r>
           </w:p>
         </w:tc>

--- a/downloads/teacher/ai-6-week-32.docx
+++ b/downloads/teacher/ai-6-week-32.docx
@@ -25,20 +25,38 @@
         <w:pStyle w:val="Heading1"/>
       </w:pPr>
       <w:r>
-        <w:t>01. Prepare the purpose, prerequisites and materials</w:t>
+        <w:t>Ask what another operator can verify, who owns failure and which recovery is compatible.</w:t>
       </w:r>
     </w:p>
     <w:p>
       <w:r>
-        <w:t>Prepare Documentation and operational readiness: check the target, prerequisites, resources and adaptable teaching schedule.</w:t>
+        <w:t>Teach complete operational instructions with secret-free records and honest rehearsal status.</w:t>
       </w:r>
     </w:p>
     <w:p>
-      <w:pPr>
-        <w:pStyle w:val="Heading3"/>
-      </w:pPr>
-      <w:r>
-        <w:t>Teach the learning cycle</w:t>
+      <w:r>
+        <w:t>Model setup gaps → follow healthy/unavailable cards → inspect missing owner → assess recovery dependencies → record performed versus unperformed checks.</w:t>
+      </w:r>
+    </w:p>
+    <w:p>
+      <w:pPr>
+        <w:pStyle w:val="Heading1"/>
+      </w:pPr>
+      <w:r>
+        <w:t>01. Prepare the connected service investigation</w:t>
+      </w:r>
+    </w:p>
+    <w:p>
+      <w:r>
+        <w:t>Keep modelling, shared practice and independent evidence distinct.</w:t>
+      </w:r>
+    </w:p>
+    <w:p>
+      <w:pPr>
+        <w:pStyle w:val="Heading2"/>
+      </w:pPr>
+      <w:r>
+        <w:t>Target and main teaching plan</w:t>
       </w:r>
     </w:p>
     <w:p>
@@ -243,18 +261,21 @@
     </w:p>
     <w:p>
       <w:pPr>
-        <w:pStyle w:val="Heading3"/>
-      </w:pPr>
-      <w:r>
-        <w:t>Retrieval answer guidance</w:t>
+        <w:pStyle w:val="Heading2"/>
+      </w:pPr>
+      <w:r>
+        <w:t>Preparation and prerequisite</w:t>
       </w:r>
     </w:p>
     <w:p>
       <w:pPr>
-        <w:pStyle w:val="Heading3"/>
-      </w:pPr>
-      <w:r>
-        <w:t>Red team exercises</w:t>
+        <w:spacing w:line="336" w:lineRule="auto" w:after="180"/>
+      </w:pPr>
+      <w:r>
+        <w:rPr>
+          <w:b w:val="0"/>
+        </w:rPr>
+        <w:t>Lesson and workbook; paper and pencil</w:t>
       </w:r>
     </w:p>
     <w:p>
@@ -265,7 +286,7 @@
         <w:rPr>
           <w:b w:val="0"/>
         </w:rPr>
-        <w:t>Without opening the old lesson, explain one key idea from Red team exercises. Give an example and a mistake that the idea helps you avoid.</w:t>
+        <w:t>Calculator and optional local Python 3 for arithmetic; no live API or private data</w:t>
       </w:r>
     </w:p>
     <w:p>
@@ -276,19 +297,7 @@
         <w:rPr>
           <w:b w:val="0"/>
         </w:rPr>
-        <w:t xml:space="preserve">Look for: Explain the </w:t>
-      </w:r>
-      <w:r>
-        <w:rPr>
-          <w:b/>
-        </w:rPr>
-        <w:t>mechanism</w:t>
-      </w:r>
-      <w:r>
-        <w:rPr>
-          <w:b w:val="0"/>
-        </w:rPr>
-        <w:t xml:space="preserve"> and terminology of red team exercises</w:t>
+        <w:t>Prepare the fresh retry separately and withhold its solution until after collection</w:t>
       </w:r>
     </w:p>
     <w:p>
@@ -299,19 +308,31 @@
         <w:rPr>
           <w:b w:val="0"/>
         </w:rPr>
-        <w:t xml:space="preserve">Reference example, not the only acceptable wording: Teacher explanation: Red-team exercises probe explicit failure boundaries in an authorised isolated fixture environment. Their purpose is </w:t>
+        <w:t xml:space="preserve">A result depends on the </w:t>
       </w:r>
       <w:r>
         <w:rPr>
           <w:b/>
         </w:rPr>
-        <w:t>evidence</w:t>
+        <w:t>input</w:t>
       </w:r>
       <w:r>
         <w:rPr>
           <w:b w:val="0"/>
         </w:rPr>
-        <w:t>-based improvement.</w:t>
+        <w:t xml:space="preserve">s, procedure and conditions that produced it. Preserve data roles and distinguish observed outcomes from </w:t>
+      </w:r>
+      <w:r>
+        <w:rPr>
+          <w:b/>
+        </w:rPr>
+        <w:t>prediction</w:t>
+      </w:r>
+      <w:r>
+        <w:rPr>
+          <w:b w:val="0"/>
+        </w:rPr>
+        <w:t>s or unmeasured conditions.</w:t>
       </w:r>
     </w:p>
     <w:p>
@@ -322,15 +343,15 @@
         <w:rPr>
           <w:b w:val="0"/>
         </w:rPr>
-        <w:t>Use fictional records and allowed test routes. Define a target contract violation, record the exact case, observe action/data traces and preserve a reproducible report. Do not touch external systems.</w:t>
+        <w:t>If the prior concept cannot be explained, use a short retrieval activity before this chapter.</w:t>
       </w:r>
     </w:p>
     <w:p>
       <w:pPr>
-        <w:pStyle w:val="Heading3"/>
-      </w:pPr>
-      <w:r>
-        <w:t>Performance and cost experiments</w:t>
+        <w:pStyle w:val="Heading2"/>
+      </w:pPr>
+      <w:r>
+        <w:t>Opening retrieval</w:t>
       </w:r>
     </w:p>
     <w:p>
@@ -341,7 +362,7 @@
         <w:rPr>
           <w:b w:val="0"/>
         </w:rPr>
-        <w:t>Without opening the old lesson, explain one key idea from Performance and cost experiments. Give an example and a mistake that the idea helps you avoid.</w:t>
+        <w:t>Without opening the old lesson, explain one key idea from Red team exercises. Give an example and a mistake that the idea helps you avoid.</w:t>
       </w:r>
     </w:p>
     <w:p>
@@ -364,7 +385,7 @@
         <w:rPr>
           <w:b w:val="0"/>
         </w:rPr>
-        <w:t xml:space="preserve"> and terminology of performance and cost experiments</w:t>
+        <w:t xml:space="preserve"> and terminology of red team exercises</w:t>
       </w:r>
     </w:p>
     <w:p>
@@ -375,7 +396,19 @@
         <w:rPr>
           <w:b w:val="0"/>
         </w:rPr>
-        <w:t>Reference example, not the only acceptable wording: Teacher explanation: Performance experiments compare matched workloads with declared timing boundaries and quality constraints. Averages can hide slow cases.</w:t>
+        <w:t xml:space="preserve">Reference example, not the only acceptable wording: Teacher explanation: Red-team exercises probe explicit failure boundaries in an authorised isolated fixture environment. Their purpose is </w:t>
+      </w:r>
+      <w:r>
+        <w:rPr>
+          <w:b/>
+        </w:rPr>
+        <w:t>evidence</w:t>
+      </w:r>
+      <w:r>
+        <w:rPr>
+          <w:b w:val="0"/>
+        </w:rPr>
+        <w:t>-based improvement.</w:t>
       </w:r>
     </w:p>
     <w:p>
@@ -386,15 +419,18 @@
         <w:rPr>
           <w:b w:val="0"/>
         </w:rPr>
-        <w:t>Use the same cases and environment; record every duration and success. For a simple median sort values and average the middle pair for even counts. Keep failed requests visible.</w:t>
+        <w:t>Use fictional records and allowed test routes. Define a target contract violation, record the exact case, observe action/data traces and preserve a reproducible report. Do not touch external systems.</w:t>
       </w:r>
     </w:p>
     <w:p>
       <w:pPr>
-        <w:pStyle w:val="Heading3"/>
-      </w:pPr>
-      <w:r>
-        <w:t>Incident investigation</w:t>
+        <w:spacing w:line="336" w:lineRule="auto" w:after="180"/>
+      </w:pPr>
+      <w:r>
+        <w:rPr>
+          <w:b w:val="0"/>
+        </w:rPr>
+        <w:t>Without opening the old lesson, explain one key idea from Performance and cost experiments. Give an example and a mistake that the idea helps you avoid.</w:t>
       </w:r>
     </w:p>
     <w:p>
@@ -405,7 +441,19 @@
         <w:rPr>
           <w:b w:val="0"/>
         </w:rPr>
-        <w:t>Without opening the old lesson, explain one key idea from Incident investigation. Give an example and a mistake that the idea helps you avoid.</w:t>
+        <w:t xml:space="preserve">Look for: Explain the </w:t>
+      </w:r>
+      <w:r>
+        <w:rPr>
+          <w:b/>
+        </w:rPr>
+        <w:t>mechanism</w:t>
+      </w:r>
+      <w:r>
+        <w:rPr>
+          <w:b w:val="0"/>
+        </w:rPr>
+        <w:t xml:space="preserve"> and terminology of performance and cost experiments</w:t>
       </w:r>
     </w:p>
     <w:p>
@@ -416,19 +464,7 @@
         <w:rPr>
           <w:b w:val="0"/>
         </w:rPr>
-        <w:t xml:space="preserve">Look for: Explain the </w:t>
-      </w:r>
-      <w:r>
-        <w:rPr>
-          <w:b/>
-        </w:rPr>
-        <w:t>mechanism</w:t>
-      </w:r>
-      <w:r>
-        <w:rPr>
-          <w:b w:val="0"/>
-        </w:rPr>
-        <w:t xml:space="preserve"> and terminology of incident investigation</w:t>
+        <w:t>Reference example, not the only acceptable wording: Teacher explanation: Performance experiments compare matched workloads with declared timing boundaries and quality constraints. Averages can hide slow cases.</w:t>
       </w:r>
     </w:p>
     <w:p>
@@ -439,31 +475,7 @@
         <w:rPr>
           <w:b w:val="0"/>
         </w:rPr>
-        <w:t xml:space="preserve">Reference example, not the only acceptable wording: Teacher explanation: Incident investigation preserves a timeline and distinguishes </w:t>
-      </w:r>
-      <w:r>
-        <w:rPr>
-          <w:b/>
-        </w:rPr>
-        <w:t>observation</w:t>
-      </w:r>
-      <w:r>
-        <w:rPr>
-          <w:b w:val="0"/>
-        </w:rPr>
-        <w:t xml:space="preserve"> from hypothesis. Repair before </w:t>
-      </w:r>
-      <w:r>
-        <w:rPr>
-          <w:b/>
-        </w:rPr>
-        <w:t>evidence</w:t>
-      </w:r>
-      <w:r>
-        <w:rPr>
-          <w:b w:val="0"/>
-        </w:rPr>
-        <w:t xml:space="preserve"> collection can erase clues.</w:t>
+        <w:t>Use the same cases and environment; record every duration and success. For a simple median sort values and average the middle pair for even counts. Keep failed requests visible.</w:t>
       </w:r>
     </w:p>
     <w:p>
@@ -474,19 +486,7 @@
         <w:rPr>
           <w:b w:val="0"/>
         </w:rPr>
-        <w:t xml:space="preserve">Record timestamps, versions, requests, authorised actions and outcomes with minimised logs. Separate immediate containment from diagnosis. Compare candidate explanations against </w:t>
-      </w:r>
-      <w:r>
-        <w:rPr>
-          <w:b/>
-        </w:rPr>
-        <w:t>evidence</w:t>
-      </w:r>
-      <w:r>
-        <w:rPr>
-          <w:b w:val="0"/>
-        </w:rPr>
-        <w:t>.</w:t>
+        <w:t>Without opening the old lesson, explain one key idea from Incident investigation. Give an example and a mistake that the idea helps you avoid.</w:t>
       </w:r>
     </w:p>
     <w:p>
@@ -497,7 +497,19 @@
         <w:rPr>
           <w:b w:val="0"/>
         </w:rPr>
-        <w:t>Two 45-minute sessions. Operational documentation tells another person how to run, verify, observe and recover the service. A successful developer demo is not readiness.</w:t>
+        <w:t xml:space="preserve">Look for: Explain the </w:t>
+      </w:r>
+      <w:r>
+        <w:rPr>
+          <w:b/>
+        </w:rPr>
+        <w:t>mechanism</w:t>
+      </w:r>
+      <w:r>
+        <w:rPr>
+          <w:b w:val="0"/>
+        </w:rPr>
+        <w:t xml:space="preserve"> and terminology of incident investigation</w:t>
       </w:r>
     </w:p>
     <w:p>
@@ -508,19 +520,31 @@
         <w:rPr>
           <w:b w:val="0"/>
         </w:rPr>
-        <w:t xml:space="preserve">Use the supplied constructed scenarios to make the </w:t>
+        <w:t xml:space="preserve">Reference example, not the only acceptable wording: Teacher explanation: Incident investigation preserves a timeline and distinguishes </w:t>
       </w:r>
       <w:r>
         <w:rPr>
           <w:b/>
         </w:rPr>
-        <w:t>mechanism</w:t>
+        <w:t>observation</w:t>
       </w:r>
       <w:r>
         <w:rPr>
           <w:b w:val="0"/>
         </w:rPr>
-        <w:t xml:space="preserve"> inspectable. Collect W4 before sharing solutions.</w:t>
+        <w:t xml:space="preserve"> from hypothesis. Repair before </w:t>
+      </w:r>
+      <w:r>
+        <w:rPr>
+          <w:b/>
+        </w:rPr>
+        <w:t>evidence</w:t>
+      </w:r>
+      <w:r>
+        <w:rPr>
+          <w:b w:val="0"/>
+        </w:rPr>
+        <w:t xml:space="preserve"> collection can erase clues.</w:t>
       </w:r>
     </w:p>
     <w:p>
@@ -531,7 +555,7 @@
         <w:rPr>
           <w:b w:val="0"/>
         </w:rPr>
-        <w:t xml:space="preserve">Students should name intermediate </w:t>
+        <w:t xml:space="preserve">Record timestamps, versions, requests, authorised actions and outcomes with minimised logs. Separate immediate containment from diagnosis. Compare candidate explanations against </w:t>
       </w:r>
       <w:r>
         <w:rPr>
@@ -543,15 +567,15 @@
         <w:rPr>
           <w:b w:val="0"/>
         </w:rPr>
-        <w:t xml:space="preserve"> and limitations; classroom pacing and learning effectiveness remain unvalidated.</w:t>
+        <w:t>.</w:t>
       </w:r>
     </w:p>
     <w:p>
       <w:pPr>
-        <w:pStyle w:val="Heading3"/>
-      </w:pPr>
-      <w:r>
-        <w:t>Outcomes</w:t>
+        <w:pStyle w:val="Heading2"/>
+      </w:pPr>
+      <w:r>
+        <w:t>Pictured end goal</w:t>
       </w:r>
     </w:p>
     <w:p>
@@ -562,41 +586,23 @@
         <w:rPr>
           <w:b w:val="0"/>
         </w:rPr>
-        <w:t xml:space="preserve">Explain the </w:t>
-      </w:r>
-      <w:r>
-        <w:rPr>
-          <w:b/>
-        </w:rPr>
-        <w:t>mechanism</w:t>
-      </w:r>
-      <w:r>
-        <w:rPr>
-          <w:b w:val="0"/>
-        </w:rPr>
-        <w:t xml:space="preserve"> and terminology of documentation and operational readiness</w:t>
+        <w:t>Explain documentation and operational readiness using the deciding step in this fictional service.</w:t>
       </w:r>
     </w:p>
     <w:p>
       <w:pPr>
-        <w:spacing w:line="336" w:lineRule="auto" w:after="180"/>
-      </w:pPr>
-      <w:r>
-        <w:rPr>
-          <w:b w:val="0"/>
-        </w:rPr>
-        <w:t>Apply the stated procedure to a new case with a traceable result</w:t>
+        <w:pStyle w:val="Heading2"/>
+      </w:pPr>
+      <w:r>
+        <w:t>Earlier wording, alternatives and picture transcripts · reference / check after trying</w:t>
       </w:r>
     </w:p>
     <w:p>
       <w:pPr>
-        <w:spacing w:line="336" w:lineRule="auto" w:after="180"/>
-      </w:pPr>
-      <w:r>
-        <w:rPr>
-          <w:b w:val="0"/>
-        </w:rPr>
-        <w:t>Identify an assumption or limitation and design a revealing follow-up</w:t>
+        <w:pStyle w:val="Heading3"/>
+      </w:pPr>
+      <w:r>
+        <w:t>Teach the learning cycle</w:t>
       </w:r>
     </w:p>
     <w:p>
@@ -604,83 +610,74 @@
         <w:pStyle w:val="Heading3"/>
       </w:pPr>
       <w:r>
-        <w:t>Preparation</w:t>
+        <w:t>Retrieval answer guidance</w:t>
       </w:r>
     </w:p>
     <w:p>
       <w:pPr>
-        <w:spacing w:line="336" w:lineRule="auto" w:after="180"/>
-      </w:pPr>
-      <w:r>
-        <w:rPr>
-          <w:b w:val="0"/>
-        </w:rPr>
-        <w:t>Lesson and workbook; paper and pencil</w:t>
+        <w:pStyle w:val="Heading3"/>
+      </w:pPr>
+      <w:r>
+        <w:t>Red team exercises</w:t>
       </w:r>
     </w:p>
     <w:p>
       <w:pPr>
-        <w:spacing w:line="336" w:lineRule="auto" w:after="180"/>
-      </w:pPr>
-      <w:r>
-        <w:rPr>
-          <w:b w:val="0"/>
-        </w:rPr>
-        <w:t>Calculator and optional local Python 3 for arithmetic; no live API or private data</w:t>
+        <w:pStyle w:val="Heading3"/>
+      </w:pPr>
+      <w:r>
+        <w:t>Performance and cost experiments</w:t>
       </w:r>
     </w:p>
     <w:p>
       <w:pPr>
-        <w:spacing w:line="336" w:lineRule="auto" w:after="180"/>
-      </w:pPr>
-      <w:r>
-        <w:rPr>
-          <w:b w:val="0"/>
-        </w:rPr>
-        <w:t>Prepare the fresh retry separately and withhold its solution until after collection</w:t>
+        <w:pStyle w:val="Heading3"/>
+      </w:pPr>
+      <w:r>
+        <w:t>Incident investigation</w:t>
       </w:r>
     </w:p>
     <w:p>
       <w:pPr>
-        <w:pStyle w:val="Heading3"/>
-      </w:pPr>
-      <w:r>
-        <w:t>Prerequisite answer</w:t>
+        <w:spacing w:line="336" w:lineRule="auto" w:after="180"/>
+      </w:pPr>
+      <w:r>
+        <w:rPr>
+          <w:b w:val="0"/>
+        </w:rPr>
+        <w:t xml:space="preserve">Use the three-session teaching cycle above, with extra time as needed. Operational documentation tells another person how to run, verify, observe and recover the service. A successful developer demo is not readiness. Use the supplied constructed scenarios to make the </w:t>
+      </w:r>
+      <w:r>
+        <w:rPr>
+          <w:b/>
+        </w:rPr>
+        <w:t>mechanism</w:t>
+      </w:r>
+      <w:r>
+        <w:rPr>
+          <w:b w:val="0"/>
+        </w:rPr>
+        <w:t xml:space="preserve"> inspectable. Collect W4 before sharing solutions. Students should name intermediate </w:t>
+      </w:r>
+      <w:r>
+        <w:rPr>
+          <w:b/>
+        </w:rPr>
+        <w:t>evidence</w:t>
+      </w:r>
+      <w:r>
+        <w:rPr>
+          <w:b w:val="0"/>
+        </w:rPr>
+        <w:t xml:space="preserve"> and limitations; classroom pacing and learning effectiveness remain unvalidated.</w:t>
       </w:r>
     </w:p>
     <w:p>
       <w:pPr>
-        <w:spacing w:line="336" w:lineRule="auto" w:after="180"/>
-      </w:pPr>
-      <w:r>
-        <w:rPr>
-          <w:b w:val="0"/>
-        </w:rPr>
-        <w:t xml:space="preserve">A result depends on the </w:t>
-      </w:r>
-      <w:r>
-        <w:rPr>
-          <w:b/>
-        </w:rPr>
-        <w:t>input</w:t>
-      </w:r>
-      <w:r>
-        <w:rPr>
-          <w:b w:val="0"/>
-        </w:rPr>
-        <w:t xml:space="preserve">s, procedure and conditions that produced it. Preserve data roles and distinguish observed outcomes from </w:t>
-      </w:r>
-      <w:r>
-        <w:rPr>
-          <w:b/>
-        </w:rPr>
-        <w:t>prediction</w:t>
-      </w:r>
-      <w:r>
-        <w:rPr>
-          <w:b w:val="0"/>
-        </w:rPr>
-        <w:t>s or unmeasured conditions.</w:t>
+        <w:pStyle w:val="Heading3"/>
+      </w:pPr>
+      <w:r>
+        <w:t>Outcomes</w:t>
       </w:r>
     </w:p>
     <w:p>
@@ -691,15 +688,30 @@
         <w:rPr>
           <w:b w:val="0"/>
         </w:rPr>
-        <w:t>If the prior concept cannot be explained, use a short retrieval activity before this chapter.</w:t>
+        <w:t xml:space="preserve">Explain the </w:t>
+      </w:r>
+      <w:r>
+        <w:rPr>
+          <w:b/>
+        </w:rPr>
+        <w:t>mechanism</w:t>
+      </w:r>
+      <w:r>
+        <w:rPr>
+          <w:b w:val="0"/>
+        </w:rPr>
+        <w:t xml:space="preserve"> and terminology of documentation and operational readiness</w:t>
       </w:r>
     </w:p>
     <w:p>
       <w:pPr>
-        <w:pStyle w:val="Heading3"/>
-      </w:pPr>
-      <w:r>
-        <w:t>End goal for the pictorial case</w:t>
+        <w:spacing w:line="336" w:lineRule="auto" w:after="180"/>
+      </w:pPr>
+      <w:r>
+        <w:rPr>
+          <w:b w:val="0"/>
+        </w:rPr>
+        <w:t>Apply the stated procedure to a new case with a traceable result</w:t>
       </w:r>
     </w:p>
     <w:p>
@@ -710,31 +722,31 @@
         <w:rPr>
           <w:b w:val="0"/>
         </w:rPr>
-        <w:t>Explain documentation and operational readiness using the deciding step in this fictional service.</w:t>
+        <w:t>Identify an assumption or limitation and design a revealing follow-up</w:t>
       </w:r>
     </w:p>
     <w:p>
       <w:pPr>
-        <w:spacing w:line="336" w:lineRule="auto" w:after="180"/>
-      </w:pPr>
-      <w:r>
-        <w:rPr>
-          <w:b w:val="0"/>
-        </w:rPr>
-        <w:t>This added worked case illustrates the week’s main idea. Retain all original and connected topics; schedule its practice within the teaching cycle.</w:t>
+        <w:pStyle w:val="Heading3"/>
+      </w:pPr>
+      <w:r>
+        <w:t>Preparation</w:t>
       </w:r>
     </w:p>
     <w:p>
       <w:pPr>
-        <w:pStyle w:val="Heading1"/>
-      </w:pPr>
-      <w:r>
-        <w:t>02. Explain and model the mechanism</w:t>
+        <w:pStyle w:val="Heading3"/>
+      </w:pPr>
+      <w:r>
+        <w:t>Prerequisite answer</w:t>
       </w:r>
     </w:p>
     <w:p>
-      <w:r>
-        <w:t>Model Documentation and operational readiness using the supplied case, labelled mechanism and reasoning. Make the scope of each conclusion explicit.</w:t>
+      <w:pPr>
+        <w:pStyle w:val="Heading3"/>
+      </w:pPr>
+      <w:r>
+        <w:t>End goal for the pictorial case</w:t>
       </w:r>
     </w:p>
     <w:p>
@@ -745,37 +757,28 @@
         <w:rPr>
           <w:b w:val="0"/>
         </w:rPr>
-        <w:t>Operational documentation tells another person how to run, verify, observe and recover the service. A successful developer demo is not readiness.</w:t>
+        <w:t>This added worked case illustrates the week’s main idea. Retain all original and connected topics; schedule its practice within the teaching cycle.</w:t>
       </w:r>
     </w:p>
     <w:p>
       <w:pPr>
-        <w:pStyle w:val="Heading3"/>
-      </w:pPr>
-      <w:r>
-        <w:t>Explain Documentation and operational readiness · 1</w:t>
+        <w:pStyle w:val="Heading1"/>
+      </w:pPr>
+      <w:r>
+        <w:t>02. Teach reproducible setup, bounded operation and honest rehearsal evidence</w:t>
       </w:r>
     </w:p>
     <w:p>
-      <w:pPr>
-        <w:spacing w:line="336" w:lineRule="auto" w:after="180"/>
-      </w:pPr>
-      <w:r>
-        <w:rPr>
-          <w:b w:val="0"/>
-        </w:rPr>
-        <w:t>Begin by writing the question the procedure is intended to answer. Identify the information already supplied, the information it will produce and the information still missing.</w:t>
+      <w:r>
+        <w:t>A developer demo and a polished guide do not establish every readiness condition.</w:t>
       </w:r>
     </w:p>
     <w:p>
       <w:pPr>
-        <w:spacing w:line="336" w:lineRule="auto" w:after="180"/>
-      </w:pPr>
-      <w:r>
-        <w:rPr>
-          <w:b w:val="0"/>
-        </w:rPr>
-        <w:t>These are constructed classroom examples; they do not require live accounts, private records or an external service. Do not treat a plausible explanation as a measured outcome.</w:t>
+        <w:pStyle w:val="Heading2"/>
+      </w:pPr>
+      <w:r>
+        <w:t>Definitions and complete fictional runbook</w:t>
       </w:r>
     </w:p>
     <w:p>
@@ -786,39 +789,1428 @@
         <w:rPr>
           <w:b w:val="0"/>
         </w:rPr>
-        <w:t xml:space="preserve">A </w:t>
-      </w:r>
-      <w:r>
-        <w:rPr>
-          <w:b/>
-        </w:rPr>
-        <w:t>runbook</w:t>
-      </w:r>
-      <w:r>
-        <w:rPr>
-          <w:b w:val="0"/>
-        </w:rPr>
-        <w:t xml:space="preserve"> names versions, required non-secret configuration, secret key names, </w:t>
-      </w:r>
-      <w:r>
-        <w:rPr>
-          <w:b/>
-        </w:rPr>
-        <w:t>health check</w:t>
-      </w:r>
-      <w:r>
-        <w:rPr>
-          <w:b w:val="0"/>
-        </w:rPr>
-        <w:t>s, release/rollback dependencies, alerts and owners. Test it with a fresh operator and fictional fixtures.</w:t>
+        <w:t>Operational documentation tells another person how to run, verify, observe and recover the service. A successful developer demo is not readiness.</w:t>
       </w:r>
     </w:p>
     <w:p>
       <w:pPr>
+        <w:spacing w:line="336" w:lineRule="auto" w:after="180"/>
+      </w:pPr>
+      <w:r>
+        <w:rPr>
+          <w:b w:val="0"/>
+        </w:rPr>
+        <w:t xml:space="preserve">A </w:t>
+      </w:r>
+      <w:r>
+        <w:rPr>
+          <w:b/>
+        </w:rPr>
+        <w:t>runbook</w:t>
+      </w:r>
+      <w:r>
+        <w:rPr>
+          <w:b w:val="0"/>
+        </w:rPr>
+        <w:t xml:space="preserve"> names versions, required non-secret configuration, secret key names, </w:t>
+      </w:r>
+      <w:r>
+        <w:rPr>
+          <w:b/>
+        </w:rPr>
+        <w:t>health check</w:t>
+      </w:r>
+      <w:r>
+        <w:rPr>
+          <w:b w:val="0"/>
+        </w:rPr>
+        <w:t>s, release/rollback dependencies, alerts and owners. Test it with a fresh operator and fictional fixtures.</w:t>
+      </w:r>
+    </w:p>
+    <w:tbl>
+      <w:tblPr>
+        <w:tblStyle w:val="LightShading-Accent1"/>
+        <w:tblW w:type="auto" w:w="0"/>
+        <w:tblLook w:firstColumn="1" w:firstRow="1" w:lastColumn="0" w:lastRow="0" w:noHBand="0" w:noVBand="1" w:val="04A0"/>
+      </w:tblPr>
+      <w:tblGrid>
+        <w:gridCol w:w="5112"/>
+        <w:gridCol w:w="5112"/>
+      </w:tblGrid>
+      <w:tr>
+        <w:trPr>
+          <w:tblHeader/>
+        </w:trPr>
+        <w:tc>
+          <w:tcPr>
+            <w:tcW w:type="dxa" w:w="5112"/>
+          </w:tcPr>
+          <w:p>
+            <w:r>
+              <w:t>Runbook element</w:t>
+            </w:r>
+          </w:p>
+        </w:tc>
+        <w:tc>
+          <w:tcPr>
+            <w:tcW w:type="dxa" w:w="5112"/>
+          </w:tcPr>
+          <w:p>
+            <w:r>
+              <w:t>Complete fictional rehearsal reference</w:t>
+            </w:r>
+          </w:p>
+        </w:tc>
+      </w:tr>
+      <w:tr>
+        <w:tc>
+          <w:tcPr>
+            <w:tcW w:type="dxa" w:w="5112"/>
+          </w:tcPr>
+          <w:p>
+            <w:r>
+              <w:t>Reviewed combination</w:t>
+            </w:r>
+          </w:p>
+        </w:tc>
+        <w:tc>
+          <w:tcPr>
+            <w:tcW w:type="dxa" w:w="5112"/>
+          </w:tcPr>
+          <w:p>
+            <w:r>
+              <w:t>Service code toy-r2, config cfg 2, corpus c1, procedure p2, schema 1, fixture F1</w:t>
+            </w:r>
+          </w:p>
+        </w:tc>
+      </w:tr>
+      <w:tr>
+        <w:tc>
+          <w:tcPr>
+            <w:tcW w:type="dxa" w:w="5112"/>
+          </w:tcPr>
+          <w:p>
+            <w:r>
+              <w:t>Non-secret config</w:t>
+            </w:r>
+          </w:p>
+        </w:tc>
+        <w:tc>
+          <w:tcPr>
+            <w:tcW w:type="dxa" w:w="5112"/>
+          </w:tcPr>
+          <w:p>
+            <w:r>
+              <w:t>ENV=classroom-mock; DATA_VERSION=c1; read-only source card F1</w:t>
+            </w:r>
+          </w:p>
+        </w:tc>
+      </w:tr>
+      <w:tr>
+        <w:tc>
+          <w:tcPr>
+            <w:tcW w:type="dxa" w:w="5112"/>
+          </w:tcPr>
+          <w:p>
+            <w:r>
+              <w:t>Secret names, never values</w:t>
+            </w:r>
+          </w:p>
+        </w:tc>
+        <w:tc>
+          <w:tcPr>
+            <w:tcW w:type="dxa" w:w="5112"/>
+          </w:tcPr>
+          <w:p>
+            <w:r>
+              <w:t>SESSION_KEY is a name-only documentation example; paper mock requires no secret</w:t>
+            </w:r>
+          </w:p>
+        </w:tc>
+      </w:tr>
+      <w:tr>
+        <w:tc>
+          <w:tcPr>
+            <w:tcW w:type="dxa" w:w="5112"/>
+          </w:tcPr>
+          <w:p>
+            <w:r>
+              <w:t>Preparation</w:t>
+            </w:r>
+          </w:p>
+        </w:tc>
+        <w:tc>
+          <w:tcPr>
+            <w:tcW w:type="dxa" w:w="5112"/>
+          </w:tcPr>
+          <w:p>
+            <w:r>
+              <w:t>Copy supplied F1 card below; record versions; make no external connection</w:t>
+            </w:r>
+          </w:p>
+        </w:tc>
+      </w:tr>
+      <w:tr>
+        <w:tc>
+          <w:tcPr>
+            <w:tcW w:type="dxa" w:w="5112"/>
+          </w:tcPr>
+          <w:p>
+            <w:r>
+              <w:t>Healthy F1 card</w:t>
+            </w:r>
+          </w:p>
+        </w:tc>
+        <w:tc>
+          <w:tcPr>
+            <w:tcW w:type="dxa" w:w="5112"/>
+          </w:tcPr>
+          <w:p>
+            <w:r>
+              <w:t>Approved room B12; corpus c1; source_available=true</w:t>
+            </w:r>
+          </w:p>
+        </w:tc>
+      </w:tr>
+      <w:tr>
+        <w:tc>
+          <w:tcPr>
+            <w:tcW w:type="dxa" w:w="5112"/>
+          </w:tcPr>
+          <w:p>
+            <w:r>
+              <w:t>Verification</w:t>
+            </w:r>
+          </w:p>
+        </w:tc>
+        <w:tc>
+          <w:tcPr>
+            <w:tcW w:type="dxa" w:w="5112"/>
+          </w:tcPr>
+          <w:p>
+            <w:r>
+              <w:t>Check versions and card availability; expected supported fixture answer B12 with source F1/c1</w:t>
+            </w:r>
+          </w:p>
+        </w:tc>
+      </w:tr>
+      <w:tr>
+        <w:tc>
+          <w:tcPr>
+            <w:tcW w:type="dxa" w:w="5112"/>
+          </w:tcPr>
+          <w:p>
+            <w:r>
+              <w:t>Unavailable variant</w:t>
+            </w:r>
+          </w:p>
+        </w:tc>
+        <w:tc>
+          <w:tcPr>
+            <w:tcW w:type="dxa" w:w="5112"/>
+          </w:tcPr>
+          <w:p>
+            <w:r>
+              <w:t>source_available=false; expected SOURCE_UNAVAILABLE and needs_review, no invented room</w:t>
+            </w:r>
+          </w:p>
+        </w:tc>
+      </w:tr>
+      <w:tr>
+        <w:tc>
+          <w:tcPr>
+            <w:tcW w:type="dxa" w:w="5112"/>
+          </w:tcPr>
+          <w:p>
+            <w:r>
+              <w:t>Owner and route</w:t>
+            </w:r>
+          </w:p>
+        </w:tc>
+        <w:tc>
+          <w:tcPr>
+            <w:tcW w:type="dxa" w:w="5112"/>
+          </w:tcPr>
+          <w:p>
+            <w:r>
+              <w:t>Symbolic maintainer role; prepare incident packet for approved internal route, not an actual message</w:t>
+            </w:r>
+          </w:p>
+        </w:tc>
+      </w:tr>
+      <w:tr>
+        <w:tc>
+          <w:tcPr>
+            <w:tcW w:type="dxa" w:w="5112"/>
+          </w:tcPr>
+          <w:p>
+            <w:r>
+              <w:t>Fallback</w:t>
+            </w:r>
+          </w:p>
+        </w:tc>
+        <w:tc>
+          <w:tcPr>
+            <w:tcW w:type="dxa" w:w="5112"/>
+          </w:tcPr>
+          <w:p>
+            <w:r>
+              <w:t>Keep unsupported request unresolved; do not broaden credentials or use an unapproved source</w:t>
+            </w:r>
+          </w:p>
+        </w:tc>
+      </w:tr>
+      <w:tr>
+        <w:tc>
+          <w:tcPr>
+            <w:tcW w:type="dxa" w:w="5112"/>
+          </w:tcPr>
+          <w:p>
+            <w:r>
+              <w:t>Recovery dependencies</w:t>
+            </w:r>
+          </w:p>
+        </w:tc>
+        <w:tc>
+          <w:tcPr>
+            <w:tcW w:type="dxa" w:w="5112"/>
+          </w:tcPr>
+          <w:p>
+            <w:r>
+              <w:t>Reviewed toy-r1 reads schema 1/c1 only; check current schema/version before a proposed rollback</w:t>
+            </w:r>
+          </w:p>
+        </w:tc>
+      </w:tr>
+      <w:tr>
+        <w:tc>
+          <w:tcPr>
+            <w:tcW w:type="dxa" w:w="5112"/>
+          </w:tcPr>
+          <w:p>
+            <w:r>
+              <w:t>Rehearsal status</w:t>
+            </w:r>
+          </w:p>
+        </w:tc>
+        <w:tc>
+          <w:tcPr>
+            <w:tcW w:type="dxa" w:w="5112"/>
+          </w:tcPr>
+          <w:p>
+            <w:r>
+              <w:t>Not run unless an actual partner follows the instructions; paper self-trace is labelled separately</w:t>
+            </w:r>
+          </w:p>
+        </w:tc>
+      </w:tr>
+    </w:tbl>
+    <w:p>
+      <w:pPr>
+        <w:pStyle w:val="Heading2"/>
+      </w:pPr>
+      <w:r>
+        <w:t>Main gap ledger and checked reasoning</w:t>
+      </w:r>
+    </w:p>
+    <w:tbl>
+      <w:tblPr>
+        <w:tblStyle w:val="LightShading-Accent1"/>
+        <w:tblW w:type="auto" w:w="0"/>
+        <w:tblLook w:firstColumn="1" w:firstRow="1" w:lastColumn="0" w:lastRow="0" w:noHBand="0" w:noVBand="1" w:val="04A0"/>
+      </w:tblPr>
+      <w:tblGrid>
+        <w:gridCol w:w="3408"/>
+        <w:gridCol w:w="3408"/>
+        <w:gridCol w:w="3408"/>
+      </w:tblGrid>
+      <w:tr>
+        <w:trPr>
+          <w:tblHeader/>
+        </w:trPr>
+        <w:tc>
+          <w:tcPr>
+            <w:tcW w:type="dxa" w:w="3408"/>
+          </w:tcPr>
+          <w:p>
+            <w:r>
+              <w:t>Missing from the main setup-only note</w:t>
+            </w:r>
+          </w:p>
+        </w:tc>
+        <w:tc>
+          <w:tcPr>
+            <w:tcW w:type="dxa" w:w="3408"/>
+          </w:tcPr>
+          <w:p>
+            <w:r>
+              <w:t>Why another operator needs it</w:t>
+            </w:r>
+          </w:p>
+        </w:tc>
+        <w:tc>
+          <w:tcPr>
+            <w:tcW w:type="dxa" w:w="3408"/>
+          </w:tcPr>
+          <w:p>
+            <w:r>
+              <w:t>Concrete supplied repair</w:t>
+            </w:r>
+          </w:p>
+        </w:tc>
+      </w:tr>
+      <w:tr>
+        <w:tc>
+          <w:tcPr>
+            <w:tcW w:type="dxa" w:w="3408"/>
+          </w:tcPr>
+          <w:p>
+            <w:r>
+              <w:t>Code/config/data versions</w:t>
+            </w:r>
+          </w:p>
+        </w:tc>
+        <w:tc>
+          <w:tcPr>
+            <w:tcW w:type="dxa" w:w="3408"/>
+          </w:tcPr>
+          <w:p>
+            <w:r>
+              <w:t>Otherwise two operators may use different evidence</w:t>
+            </w:r>
+          </w:p>
+        </w:tc>
+        <w:tc>
+          <w:tcPr>
+            <w:tcW w:type="dxa" w:w="3408"/>
+          </w:tcPr>
+          <w:p>
+            <w:r>
+              <w:t>toy-r2 / cfg 2 / c1 / p2 / schema 1 / F1</w:t>
+            </w:r>
+          </w:p>
+        </w:tc>
+      </w:tr>
+      <w:tr>
+        <w:tc>
+          <w:tcPr>
+            <w:tcW w:type="dxa" w:w="3408"/>
+          </w:tcPr>
+          <w:p>
+            <w:r>
+              <w:t>Fixture and expected result</w:t>
+            </w:r>
+          </w:p>
+        </w:tc>
+        <w:tc>
+          <w:tcPr>
+            <w:tcW w:type="dxa" w:w="3408"/>
+          </w:tcPr>
+          <w:p>
+            <w:r>
+              <w:t>Cannot distinguish start-up from supported service behavior</w:t>
+            </w:r>
+          </w:p>
+        </w:tc>
+        <w:tc>
+          <w:tcPr>
+            <w:tcW w:type="dxa" w:w="3408"/>
+          </w:tcPr>
+          <w:p>
+            <w:r>
+              <w:t>F1 approved B12; record source F1/c1</w:t>
+            </w:r>
+          </w:p>
+        </w:tc>
+      </w:tr>
+      <w:tr>
+        <w:tc>
+          <w:tcPr>
+            <w:tcW w:type="dxa" w:w="3408"/>
+          </w:tcPr>
+          <w:p>
+            <w:r>
+              <w:t>Unavailable-source check</w:t>
+            </w:r>
+          </w:p>
+        </w:tc>
+        <w:tc>
+          <w:tcPr>
+            <w:tcW w:type="dxa" w:w="3408"/>
+          </w:tcPr>
+          <w:p>
+            <w:r>
+              <w:t>Cannot know honest failure behavior</w:t>
+            </w:r>
+          </w:p>
+        </w:tc>
+        <w:tc>
+          <w:tcPr>
+            <w:tcW w:type="dxa" w:w="3408"/>
+          </w:tcPr>
+          <w:p>
+            <w:r>
+              <w:t>SOURCE_UNAVAILABLE → needs_review, no unsupported room</w:t>
+            </w:r>
+          </w:p>
+        </w:tc>
+      </w:tr>
+      <w:tr>
+        <w:tc>
+          <w:tcPr>
+            <w:tcW w:type="dxa" w:w="3408"/>
+          </w:tcPr>
+          <w:p>
+            <w:r>
+              <w:t>Owner and permitted route</w:t>
+            </w:r>
+          </w:p>
+        </w:tc>
+        <w:tc>
+          <w:tcPr>
+            <w:tcW w:type="dxa" w:w="3408"/>
+          </w:tcPr>
+          <w:p>
+            <w:r>
+              <w:t>Readable diagnostics alone leave unresolved responsibility</w:t>
+            </w:r>
+          </w:p>
+        </w:tc>
+        <w:tc>
+          <w:tcPr>
+            <w:tcW w:type="dxa" w:w="3408"/>
+          </w:tcPr>
+          <w:p>
+            <w:r>
+              <w:t>Named symbolic maintainer and prepared incident packet</w:t>
+            </w:r>
+          </w:p>
+        </w:tc>
+      </w:tr>
+      <w:tr>
+        <w:tc>
+          <w:tcPr>
+            <w:tcW w:type="dxa" w:w="3408"/>
+          </w:tcPr>
+          <w:p>
+            <w:r>
+              <w:t>Compatible recovery conditions</w:t>
+            </w:r>
+          </w:p>
+        </w:tc>
+        <w:tc>
+          <w:tcPr>
+            <w:tcW w:type="dxa" w:w="3408"/>
+          </w:tcPr>
+          <w:p>
+            <w:r>
+              <w:t>Old code may not read current data</w:t>
+            </w:r>
+          </w:p>
+        </w:tc>
+        <w:tc>
+          <w:tcPr>
+            <w:tcW w:type="dxa" w:w="3408"/>
+          </w:tcPr>
+          <w:p>
+            <w:r>
+              <w:t>Check toy-r1 supports current schema 1/c1; schema 2 would block</w:t>
+            </w:r>
+          </w:p>
+        </w:tc>
+      </w:tr>
+      <w:tr>
+        <w:tc>
+          <w:tcPr>
+            <w:tcW w:type="dxa" w:w="3408"/>
+          </w:tcPr>
+          <w:p>
+            <w:r>
+              <w:t>Actual rehearsal record</w:t>
+            </w:r>
+          </w:p>
+        </w:tc>
+        <w:tc>
+          <w:tcPr>
+            <w:tcW w:type="dxa" w:w="3408"/>
+          </w:tcPr>
+          <w:p>
+            <w:r>
+              <w:t>A developer demo is not another operator’s successful use</w:t>
+            </w:r>
+          </w:p>
+        </w:tc>
+        <w:tc>
+          <w:tcPr>
+            <w:tcW w:type="dxa" w:w="3408"/>
+          </w:tcPr>
+          <w:p>
+            <w:r>
+              <w:t>Record performed/not run, first confusion, evidence and revision</w:t>
+            </w:r>
+          </w:p>
+        </w:tc>
+      </w:tr>
+    </w:tbl>
+    <w:p>
+      <w:pPr>
+        <w:spacing w:line="336" w:lineRule="auto" w:after="180"/>
+      </w:pPr>
+      <w:r>
+        <w:rPr>
+          <w:b w:val="0"/>
+        </w:rPr>
+        <w:t>Main “start server” note lacks versions, fixture verification and recovery. Added complete fiction records toy-r2/cfg 2/c1/p2/schema 1/F1, healthy approved B12 and unavailable SOURCE_UNAVAILABLE → needs_review. Document secret names only; paper exercise needs no secret values. Owner/route and compatibility checks are part of operation, not optional polish.</w:t>
+      </w:r>
+    </w:p>
+    <w:p>
+      <w:pPr>
+        <w:spacing w:line="336" w:lineRule="auto" w:after="180"/>
+      </w:pPr>
+      <w:r>
+        <w:rPr>
+          <w:b w:val="0"/>
+        </w:rPr>
+        <w:t>Picture removing maintainer leaves responsibility missing despite readable diagnostics. Toy-r1 supports schema 1/c1 only; schema 2 variant blocks. No actual diagnostic, contact, deployment or rollback is performed. Only record a fresh-operator rehearsal if a real partner follows the steps; self-trace is different.</w:t>
+      </w:r>
+    </w:p>
+    <w:p>
+      <w:pPr>
+        <w:spacing w:line="336" w:lineRule="auto" w:after="180"/>
+      </w:pPr>
+      <w:r>
+        <w:rPr>
+          <w:b w:val="0"/>
+        </w:rPr>
+        <w:t>Selected setup-only case needs incident owner/fallback and tested compatible rollback dependencies, not another setup paragraph.</w:t>
+      </w:r>
+    </w:p>
+    <w:p>
+      <w:pPr>
         <w:pStyle w:val="Heading3"/>
       </w:pPr>
       <w:r>
-        <w:t>Explain Documentation and operational readiness · 2</w:t>
+        <w:t>Documentation and operational readiness — evidence trace</w:t>
+      </w:r>
+    </w:p>
+    <w:tbl>
+      <w:tblPr>
+        <w:tblStyle w:val="LightShading-Accent1"/>
+        <w:tblW w:type="auto" w:w="0"/>
+        <w:tblLook w:firstColumn="1" w:firstRow="1" w:lastColumn="0" w:lastRow="0" w:noHBand="0" w:noVBand="1" w:val="04A0"/>
+      </w:tblPr>
+      <w:tblGrid>
+        <w:gridCol w:w="3408"/>
+        <w:gridCol w:w="3408"/>
+        <w:gridCol w:w="3408"/>
+      </w:tblGrid>
+      <w:tr>
+        <w:trPr>
+          <w:tblHeader/>
+        </w:trPr>
+        <w:tc>
+          <w:tcPr>
+            <w:tcW w:type="dxa" w:w="3408"/>
+          </w:tcPr>
+          <w:p>
+            <w:r>
+              <w:t>Input and scope</w:t>
+            </w:r>
+          </w:p>
+        </w:tc>
+        <w:tc>
+          <w:tcPr>
+            <w:tcW w:type="dxa" w:w="3408"/>
+          </w:tcPr>
+          <w:p>
+            <w:r>
+              <w:t>Check or calculation</w:t>
+            </w:r>
+          </w:p>
+        </w:tc>
+        <w:tc>
+          <w:tcPr>
+            <w:tcW w:type="dxa" w:w="3408"/>
+          </w:tcPr>
+          <w:p>
+            <w:r>
+              <w:t>Conclusion and limit</w:t>
+            </w:r>
+          </w:p>
+        </w:tc>
+      </w:tr>
+      <w:tr>
+        <w:tc>
+          <w:tcPr>
+            <w:tcW w:type="dxa" w:w="3408"/>
+          </w:tcPr>
+          <w:p>
+            <w:r>
+              <w:t>Runbook says start server, but omits data version and recovery steps. Another operator cannot reproduce a result.</w:t>
+            </w:r>
+          </w:p>
+        </w:tc>
+        <w:tc>
+          <w:tcPr>
+            <w:tcW w:type="dxa" w:w="3408"/>
+          </w:tcPr>
+          <w:p>
+            <w:r>
+              <w:t>A runbook names versions, required non-secret configuration, secret key names, health checks, release/rollback dependencies, alerts and owners. Test it with a fresh operator and fictional fixtures.</w:t>
+            </w:r>
+          </w:p>
+        </w:tc>
+        <w:tc>
+          <w:tcPr>
+            <w:tcW w:type="dxa" w:w="3408"/>
+          </w:tcPr>
+          <w:p>
+            <w:r>
+              <w:t>Add exact configuration/version references, fixture setup, verification and recovery. Do not publish secret values to make setup easier.</w:t>
+            </w:r>
+          </w:p>
+        </w:tc>
+      </w:tr>
+    </w:tbl>
+    <w:p>
+      <w:r>
+        <w:t>The figure connects this chapter's worked input, declared procedure and result. Read the complete worked reasoning for qualifiers and intermediate steps; the abbreviated labels do not replace that reasoning.</w:t>
+      </w:r>
+    </w:p>
+    <w:p>
+      <w:pPr>
+        <w:spacing w:line="336" w:lineRule="auto" w:after="180"/>
+      </w:pPr>
+      <w:r>
+        <w:rPr>
+          <w:b w:val="0"/>
+        </w:rPr>
+        <w:t>Guided: Add exact configuration/version references, fixture setup, verification and recovery. Do not publish secret values to make setup easier.</w:t>
+      </w:r>
+    </w:p>
+    <w:p>
+      <w:pPr>
+        <w:spacing w:line="336" w:lineRule="auto" w:after="180"/>
+      </w:pPr>
+      <w:r>
+        <w:rPr>
+          <w:b w:val="0"/>
+        </w:rPr>
+        <w:t xml:space="preserve">Qualification: Documentation readiness requires a tested replay and </w:t>
+      </w:r>
+      <w:r>
+        <w:rPr>
+          <w:b/>
+        </w:rPr>
+        <w:t>operational owner</w:t>
+      </w:r>
+      <w:r>
+        <w:rPr>
+          <w:b w:val="0"/>
+        </w:rPr>
+        <w:t>ship, not merely complete-looking prose.</w:t>
+      </w:r>
+    </w:p>
+    <w:p>
+      <w:pPr>
+        <w:spacing w:line="336" w:lineRule="auto" w:after="180"/>
+      </w:pPr>
+      <w:r>
+        <w:rPr>
+          <w:b w:val="0"/>
+        </w:rPr>
+        <w:t xml:space="preserve">Exit: accept a concrete variation with its predicted outcome and a stated condition that would challenge the </w:t>
+      </w:r>
+      <w:r>
+        <w:rPr>
+          <w:b/>
+        </w:rPr>
+        <w:t>mechanism</w:t>
+      </w:r>
+      <w:r>
+        <w:rPr>
+          <w:b w:val="0"/>
+        </w:rPr>
+        <w:t xml:space="preserve">; reject a claim resting on unmeasured </w:t>
+      </w:r>
+      <w:r>
+        <w:rPr>
+          <w:b/>
+        </w:rPr>
+        <w:t>evidence</w:t>
+      </w:r>
+      <w:r>
+        <w:rPr>
+          <w:b w:val="0"/>
+        </w:rPr>
+        <w:t>.</w:t>
+      </w:r>
+    </w:p>
+    <w:p>
+      <w:pPr>
+        <w:spacing w:line="336" w:lineRule="auto" w:after="180"/>
+      </w:pPr>
+      <w:r>
+        <w:rPr>
+          <w:b/>
+        </w:rPr>
+        <w:t>Runbook</w:t>
+      </w:r>
+      <w:r>
+        <w:rPr>
+          <w:b w:val="0"/>
+        </w:rPr>
+        <w:t xml:space="preserve"> says start server, but omits data version and recovery steps. Another operator cannot reproduce a result.</w:t>
+      </w:r>
+    </w:p>
+    <w:p>
+      <w:pPr>
+        <w:spacing w:line="336" w:lineRule="auto" w:after="180"/>
+      </w:pPr>
+      <w:r>
+        <w:rPr>
+          <w:b w:val="0"/>
+        </w:rPr>
+        <w:t>Add exact configuration/version references, fixture setup, verification and recovery. Do not publish secret values to make setup easier.</w:t>
+      </w:r>
+    </w:p>
+    <w:p>
+      <w:pPr>
+        <w:spacing w:line="336" w:lineRule="auto" w:after="180"/>
+      </w:pPr>
+      <w:r>
+        <w:rPr>
+          <w:b w:val="0"/>
+        </w:rPr>
+        <w:t xml:space="preserve">Compare the intermediate </w:t>
+      </w:r>
+      <w:r>
+        <w:rPr>
+          <w:b/>
+        </w:rPr>
+        <w:t>evidence</w:t>
+      </w:r>
+      <w:r>
+        <w:rPr>
+          <w:b w:val="0"/>
+        </w:rPr>
+        <w:t xml:space="preserve"> with the final statement. Explain why each number or decision follows from the stated </w:t>
+      </w:r>
+      <w:r>
+        <w:rPr>
+          <w:b/>
+        </w:rPr>
+        <w:t>input</w:t>
+      </w:r>
+      <w:r>
+        <w:rPr>
+          <w:b w:val="0"/>
+        </w:rPr>
+        <w:t xml:space="preserve">s. The conclusion belongs to this scenario and procedure; changing the </w:t>
+      </w:r>
+      <w:r>
+        <w:rPr>
+          <w:b/>
+        </w:rPr>
+        <w:t>input</w:t>
+      </w:r>
+      <w:r>
+        <w:rPr>
+          <w:b w:val="0"/>
+        </w:rPr>
+        <w:t xml:space="preserve">s, evaluation population or authority can change what it establishes. Retain only authorized, minimized operational </w:t>
+      </w:r>
+      <w:r>
+        <w:rPr>
+          <w:b/>
+        </w:rPr>
+        <w:t>evidence</w:t>
+      </w:r>
+      <w:r>
+        <w:rPr>
+          <w:b w:val="0"/>
+        </w:rPr>
+        <w:t xml:space="preserve"> without secret values or unnecessary private content so a later revision can be compared honestly.</w:t>
+      </w:r>
+    </w:p>
+    <w:p>
+      <w:pPr>
+        <w:pStyle w:val="Heading2"/>
+      </w:pPr>
+      <w:r>
+        <w:t>Version, secret and rehearsal-status probes</w:t>
+      </w:r>
+    </w:p>
+    <w:tbl>
+      <w:tblPr>
+        <w:tblStyle w:val="LightShading-Accent1"/>
+        <w:tblW w:type="auto" w:w="0"/>
+        <w:tblLook w:firstColumn="1" w:firstRow="1" w:lastColumn="0" w:lastRow="0" w:noHBand="0" w:noVBand="1" w:val="04A0"/>
+      </w:tblPr>
+      <w:tblGrid>
+        <w:gridCol w:w="5112"/>
+        <w:gridCol w:w="5112"/>
+      </w:tblGrid>
+      <w:tr>
+        <w:trPr>
+          <w:tblHeader/>
+        </w:trPr>
+        <w:tc>
+          <w:tcPr>
+            <w:tcW w:type="dxa" w:w="5112"/>
+          </w:tcPr>
+          <w:p>
+            <w:r>
+              <w:t>Readiness probe</w:t>
+            </w:r>
+          </w:p>
+        </w:tc>
+        <w:tc>
+          <w:tcPr>
+            <w:tcW w:type="dxa" w:w="5112"/>
+          </w:tcPr>
+          <w:p>
+            <w:r>
+              <w:t>Expected interpretation</w:t>
+            </w:r>
+          </w:p>
+        </w:tc>
+      </w:tr>
+      <w:tr>
+        <w:tc>
+          <w:tcPr>
+            <w:tcW w:type="dxa" w:w="5112"/>
+          </w:tcPr>
+          <w:p>
+            <w:r>
+              <w:t>Service starts but data version absent</w:t>
+            </w:r>
+          </w:p>
+        </w:tc>
+        <w:tc>
+          <w:tcPr>
+            <w:tcW w:type="dxa" w:w="5112"/>
+          </w:tcPr>
+          <w:p>
+            <w:r>
+              <w:t>Reproducibility incomplete</w:t>
+            </w:r>
+          </w:p>
+        </w:tc>
+      </w:tr>
+      <w:tr>
+        <w:tc>
+          <w:tcPr>
+            <w:tcW w:type="dxa" w:w="5112"/>
+          </w:tcPr>
+          <w:p>
+            <w:r>
+              <w:t>Secret values pasted into guide</w:t>
+            </w:r>
+          </w:p>
+        </w:tc>
+        <w:tc>
+          <w:tcPr>
+            <w:tcW w:type="dxa" w:w="5112"/>
+          </w:tcPr>
+          <w:p>
+            <w:r>
+              <w:t>Remove values; document names and approved acquisition process separately</w:t>
+            </w:r>
+          </w:p>
+        </w:tc>
+      </w:tr>
+      <w:tr>
+        <w:tc>
+          <w:tcPr>
+            <w:tcW w:type="dxa" w:w="5112"/>
+          </w:tcPr>
+          <w:p>
+            <w:r>
+              <w:t>Healthy card gives B12 with F1/c1 evidence</w:t>
+            </w:r>
+          </w:p>
+        </w:tc>
+        <w:tc>
+          <w:tcPr>
+            <w:tcW w:type="dxa" w:w="5112"/>
+          </w:tcPr>
+          <w:p>
+            <w:r>
+              <w:t>Passes that fictional check only</w:t>
+            </w:r>
+          </w:p>
+        </w:tc>
+      </w:tr>
+      <w:tr>
+        <w:tc>
+          <w:tcPr>
+            <w:tcW w:type="dxa" w:w="5112"/>
+          </w:tcPr>
+          <w:p>
+            <w:r>
+              <w:t>Unavailable source yields guessed room</w:t>
+            </w:r>
+          </w:p>
+        </w:tc>
+        <w:tc>
+          <w:tcPr>
+            <w:tcW w:type="dxa" w:w="5112"/>
+          </w:tcPr>
+          <w:p>
+            <w:r>
+              <w:t>Fails supported-answer fallback</w:t>
+            </w:r>
+          </w:p>
+        </w:tc>
+      </w:tr>
+      <w:tr>
+        <w:tc>
+          <w:tcPr>
+            <w:tcW w:type="dxa" w:w="5112"/>
+          </w:tcPr>
+          <w:p>
+            <w:r>
+              <w:t>Diagnostic readable but owner absent</w:t>
+            </w:r>
+          </w:p>
+        </w:tc>
+        <w:tc>
+          <w:tcPr>
+            <w:tcW w:type="dxa" w:w="5112"/>
+          </w:tcPr>
+          <w:p>
+            <w:r>
+              <w:t>Escalation responsibility missing</w:t>
+            </w:r>
+          </w:p>
+        </w:tc>
+      </w:tr>
+      <w:tr>
+        <w:tc>
+          <w:tcPr>
+            <w:tcW w:type="dxa" w:w="5112"/>
+          </w:tcPr>
+          <w:p>
+            <w:r>
+              <w:t>Old recovery reader cannot read current schema</w:t>
+            </w:r>
+          </w:p>
+        </w:tc>
+        <w:tc>
+          <w:tcPr>
+            <w:tcW w:type="dxa" w:w="5112"/>
+          </w:tcPr>
+          <w:p>
+            <w:r>
+              <w:t>Block incompatible proposal; use separately tested compatible plan</w:t>
+            </w:r>
+          </w:p>
+        </w:tc>
+      </w:tr>
+      <w:tr>
+        <w:tc>
+          <w:tcPr>
+            <w:tcW w:type="dxa" w:w="5112"/>
+          </w:tcPr>
+          <w:p>
+            <w:r>
+              <w:t>Developer says it worked</w:t>
+            </w:r>
+          </w:p>
+        </w:tc>
+        <w:tc>
+          <w:tcPr>
+            <w:tcW w:type="dxa" w:w="5112"/>
+          </w:tcPr>
+          <w:p>
+            <w:r>
+              <w:t>Not evidence another operator completed the runbook</w:t>
+            </w:r>
+          </w:p>
+        </w:tc>
+      </w:tr>
+      <w:tr>
+        <w:tc>
+          <w:tcPr>
+            <w:tcW w:type="dxa" w:w="5112"/>
+          </w:tcPr>
+          <w:p>
+            <w:r>
+              <w:t>Partner unavailable</w:t>
+            </w:r>
+          </w:p>
+        </w:tc>
+        <w:tc>
+          <w:tcPr>
+            <w:tcW w:type="dxa" w:w="5112"/>
+          </w:tcPr>
+          <w:p>
+            <w:r>
+              <w:t>Record self-trace or not run; do not invent rehearsal sign-off</w:t>
+            </w:r>
+          </w:p>
+        </w:tc>
+      </w:tr>
+      <w:tr>
+        <w:tc>
+          <w:tcPr>
+            <w:tcW w:type="dxa" w:w="5112"/>
+          </w:tcPr>
+          <w:p>
+            <w:r>
+              <w:t>Runbook rehearsed on F1</w:t>
+            </w:r>
+          </w:p>
+        </w:tc>
+        <w:tc>
+          <w:tcPr>
+            <w:tcW w:type="dxa" w:w="5112"/>
+          </w:tcPr>
+          <w:p>
+            <w:r>
+              <w:t>Scoped evidence, not readiness for every incident</w:t>
+            </w:r>
+          </w:p>
+        </w:tc>
+      </w:tr>
+    </w:tbl>
+    <w:p>
+      <w:pPr>
+        <w:pStyle w:val="Heading2"/>
+      </w:pPr>
+      <w:r>
+        <w:t>Separate unavailable-source symptom and owner</w:t>
+      </w:r>
+    </w:p>
+    <w:p>
+      <w:pPr>
+        <w:spacing w:line="336" w:lineRule="auto" w:after="180"/>
+      </w:pPr>
+      <w:r>
+        <w:rPr>
+          <w:b w:val="0"/>
+        </w:rPr>
+        <w:t xml:space="preserve">A </w:t>
+      </w:r>
+      <w:r>
+        <w:rPr>
+          <w:b/>
+        </w:rPr>
+        <w:t>runbook</w:t>
+      </w:r>
+      <w:r>
+        <w:rPr>
+          <w:b w:val="0"/>
+        </w:rPr>
+        <w:t xml:space="preserve"> with an owner. Another teacher must handle SOURCE_UNAVAILABLE without inventing an answer.</w:t>
+      </w:r>
+    </w:p>
+    <w:p>
+      <w:pPr>
+        <w:spacing w:line="336" w:lineRule="auto" w:after="180"/>
+      </w:pPr>
+      <w:r>
+        <w:rPr>
+          <w:b w:val="0"/>
+        </w:rPr>
+        <w:t xml:space="preserve">The </w:t>
+      </w:r>
+      <w:r>
+        <w:rPr>
+          <w:b/>
+        </w:rPr>
+        <w:t>runbook</w:t>
+      </w:r>
+      <w:r>
+        <w:rPr>
+          <w:b w:val="0"/>
+        </w:rPr>
+        <w:t xml:space="preserve"> names a maintainer and a read-only source-connection diagnostic. The code means no supported answer can be produced.</w:t>
+      </w:r>
+    </w:p>
+    <w:p>
+      <w:pPr>
+        <w:spacing w:line="336" w:lineRule="auto" w:after="180"/>
+      </w:pPr>
+      <w:r>
+        <w:rPr>
+          <w:b w:val="0"/>
+        </w:rPr>
+        <w:t>The picture focuses on SOURCE_UNAVAILABLE. Under this fictional contract the unavailable source means no supported answer can be produced; keep needs_review rather than guess. The documented read-only check inspects only the approved source connection/configuration, without granting broader permissions.</w:t>
+      </w:r>
+    </w:p>
+    <w:p>
+      <w:pPr>
+        <w:spacing w:line="336" w:lineRule="auto" w:after="180"/>
+      </w:pPr>
+      <w:r>
+        <w:rPr>
+          <w:b w:val="0"/>
+        </w:rPr>
+        <w:t>The named maintainer and authorized route give the unresolved incident an owner; actual contact must be separately performed and recorded. Removing them leaves readable diagnostic steps but no complete responsibility/escalation path. It does not authorize the operator to invent a new owner, secret or answer. A later recovery still needs its own verification against the recorded versions.</w:t>
+      </w:r>
+    </w:p>
+    <w:p>
+      <w:pPr>
+        <w:pStyle w:val="Heading2"/>
+      </w:pPr>
+      <w:r>
+        <w:t>Picture trace and missing-route key</w:t>
+      </w:r>
+    </w:p>
+    <w:p>
+      <w:r>
+        <w:drawing>
+          <wp:inline xmlns:a="http://schemas.openxmlformats.org/drawingml/2006/main" xmlns:pic="http://schemas.openxmlformats.org/drawingml/2006/picture">
+            <wp:extent cx="5486400" cy="3182112"/>
+            <wp:docPr id="1" name="Picture 1" descr="Match symptom: Identify the documented unavailable-source condition. → Run safe check: Inspect the approved connection without broadening permissions. → Escalate clearly: Contact the named maintainer and retain unresolved status."/>
+            <wp:cNvGraphicFramePr>
+              <a:graphicFrameLocks noChangeAspect="1"/>
+            </wp:cNvGraphicFramePr>
+            <a:graphic>
+              <a:graphicData uri="http://schemas.openxmlformats.org/drawingml/2006/picture">
+                <pic:pic>
+                  <pic:nvPicPr>
+                    <pic:cNvPr id="0" name="academy-story-ai-6-32-02.png"/>
+                    <pic:cNvPicPr/>
+                  </pic:nvPicPr>
+                  <pic:blipFill>
+                    <a:blip r:embed="rId9"/>
+                    <a:stretch>
+                      <a:fillRect/>
+                    </a:stretch>
+                  </pic:blipFill>
+                  <pic:spPr>
+                    <a:xfrm>
+                      <a:off x="0" y="0"/>
+                      <a:ext cx="5486400" cy="3182112"/>
+                    </a:xfrm>
+                    <a:prstGeom prst="rect"/>
+                  </pic:spPr>
+                </pic:pic>
+              </a:graphicData>
+            </a:graphic>
+          </wp:inline>
+        </w:drawing>
+      </w:r>
+    </w:p>
+    <w:p>
+      <w:pPr>
+        <w:pStyle w:val="Heading3"/>
+      </w:pPr>
+      <w:r>
+        <w:t>Read the picture one step at a time</w:t>
+      </w:r>
+    </w:p>
+    <w:tbl>
+      <w:tblPr>
+        <w:tblStyle w:val="LightShading-Accent1"/>
+        <w:tblW w:type="auto" w:w="0"/>
+        <w:tblLook w:firstColumn="1" w:firstRow="1" w:lastColumn="0" w:lastRow="0" w:noHBand="0" w:noVBand="1" w:val="04A0"/>
+      </w:tblPr>
+      <w:tblGrid>
+        <w:gridCol w:w="5112"/>
+        <w:gridCol w:w="5112"/>
+      </w:tblGrid>
+      <w:tr>
+        <w:trPr>
+          <w:tblHeader/>
+        </w:trPr>
+        <w:tc>
+          <w:tcPr>
+            <w:tcW w:type="dxa" w:w="5112"/>
+          </w:tcPr>
+          <w:p>
+            <w:r>
+              <w:t>Step</w:t>
+            </w:r>
+          </w:p>
+        </w:tc>
+        <w:tc>
+          <w:tcPr>
+            <w:tcW w:type="dxa" w:w="5112"/>
+          </w:tcPr>
+          <w:p>
+            <w:r>
+              <w:t>What happens and why</w:t>
+            </w:r>
+          </w:p>
+        </w:tc>
+      </w:tr>
+      <w:tr>
+        <w:tc>
+          <w:tcPr>
+            <w:tcW w:type="dxa" w:w="5112"/>
+          </w:tcPr>
+          <w:p>
+            <w:r>
+              <w:t>1. Match symptom</w:t>
+            </w:r>
+          </w:p>
+        </w:tc>
+        <w:tc>
+          <w:tcPr>
+            <w:tcW w:type="dxa" w:w="5112"/>
+          </w:tcPr>
+          <w:p>
+            <w:r>
+              <w:t>Identify the documented unavailable-source condition.</w:t>
+            </w:r>
+          </w:p>
+        </w:tc>
+      </w:tr>
+      <w:tr>
+        <w:tc>
+          <w:tcPr>
+            <w:tcW w:type="dxa" w:w="5112"/>
+          </w:tcPr>
+          <w:p>
+            <w:r>
+              <w:t>2. Run safe check</w:t>
+            </w:r>
+          </w:p>
+        </w:tc>
+        <w:tc>
+          <w:tcPr>
+            <w:tcW w:type="dxa" w:w="5112"/>
+          </w:tcPr>
+          <w:p>
+            <w:r>
+              <w:t>Inspect the approved connection without broadening permissions.</w:t>
+            </w:r>
+          </w:p>
+        </w:tc>
+      </w:tr>
+      <w:tr>
+        <w:tc>
+          <w:tcPr>
+            <w:tcW w:type="dxa" w:w="5112"/>
+          </w:tcPr>
+          <w:p>
+            <w:r>
+              <w:t>3. Escalate clearly</w:t>
+            </w:r>
+          </w:p>
+        </w:tc>
+        <w:tc>
+          <w:tcPr>
+            <w:tcW w:type="dxa" w:w="5112"/>
+          </w:tcPr>
+          <w:p>
+            <w:r>
+              <w:t>Contact the named maintainer and retain unresolved status.</w:t>
+            </w:r>
+          </w:p>
+        </w:tc>
+      </w:tr>
+    </w:tbl>
+    <w:p>
+      <w:r>
+        <w:t>Match each pictured step to the supplied facts. This is a worked teaching case, not an independent assessment.</w:t>
+      </w:r>
+    </w:p>
+    <w:p>
+      <w:pPr>
+        <w:spacing w:line="336" w:lineRule="auto" w:after="180"/>
+      </w:pPr>
+      <w:r>
+        <w:rPr>
+          <w:b w:val="0"/>
+        </w:rPr>
+        <w:t>Operational documentation connects a symptom, bounded action, responsible person and recovery check. Component names alone do not tell an operator what to do.</w:t>
+      </w:r>
+    </w:p>
+    <w:p>
+      <w:pPr>
+        <w:spacing w:line="336" w:lineRule="auto" w:after="180"/>
+      </w:pPr>
+      <w:r>
+        <w:rPr>
+          <w:b w:val="0"/>
+        </w:rPr>
+        <w:t xml:space="preserve">Rehearse and revise </w:t>
+      </w:r>
+      <w:r>
+        <w:rPr>
+          <w:b/>
+        </w:rPr>
+        <w:t>runbook</w:t>
+      </w:r>
+      <w:r>
+        <w:rPr>
+          <w:b w:val="0"/>
+        </w:rPr>
+        <w:t>s; readable instructions alone cannot establish readiness for every incident.</w:t>
+      </w:r>
+    </w:p>
+    <w:p>
+      <w:pPr>
+        <w:spacing w:line="336" w:lineRule="auto" w:after="180"/>
+      </w:pPr>
+      <w:r>
+        <w:rPr>
+          <w:b w:val="0"/>
+        </w:rPr>
+        <w:t>Change: Remove the maintainer and escalation route.</w:t>
+      </w:r>
+    </w:p>
+    <w:p>
+      <w:pPr>
+        <w:spacing w:line="336" w:lineRule="auto" w:after="180"/>
+      </w:pPr>
+      <w:r>
+        <w:rPr>
+          <w:b/>
+        </w:rPr>
+        <w:t>Prediction</w:t>
+      </w:r>
+      <w:r>
+        <w:rPr>
+          <w:b w:val="0"/>
+        </w:rPr>
+        <w:t>: The diagnostic remains, but responsibility for an unresolved fault becomes unclear.</w:t>
+      </w:r>
+    </w:p>
+    <w:p>
+      <w:pPr>
+        <w:spacing w:line="336" w:lineRule="auto" w:after="180"/>
+      </w:pPr>
+      <w:r>
+        <w:rPr>
+          <w:b w:val="0"/>
+        </w:rPr>
+        <w:t>Reason: Readiness includes who acts when routine checks do not solve the problem.</w:t>
+      </w:r>
+    </w:p>
+    <w:p>
+      <w:pPr>
+        <w:pStyle w:val="Heading2"/>
+      </w:pPr>
+      <w:r>
+        <w:t>Earlier wording, alternatives and picture transcripts · reference / check after trying</w:t>
+      </w:r>
+    </w:p>
+    <w:p>
+      <w:pPr>
+        <w:spacing w:line="336" w:lineRule="auto" w:after="180"/>
+      </w:pPr>
+      <w:r>
+        <w:rPr>
+          <w:b w:val="0"/>
+        </w:rPr>
+        <w:t>Begin by writing the question the procedure is intended to answer. Identify the information already supplied, the information it will produce and the information still missing.</w:t>
+      </w:r>
+    </w:p>
+    <w:p>
+      <w:pPr>
+        <w:spacing w:line="336" w:lineRule="auto" w:after="180"/>
+      </w:pPr>
+      <w:r>
+        <w:rPr>
+          <w:b w:val="0"/>
+        </w:rPr>
+        <w:t>These are constructed classroom examples; they do not require live accounts, private records or an external service. Do not treat a plausible explanation as a measured outcome.</w:t>
       </w:r>
     </w:p>
     <w:p>
@@ -974,99 +2366,30 @@
         <w:pStyle w:val="Heading3"/>
       </w:pPr>
       <w:r>
-        <w:t>Documentation and operational readiness — evidence trace</w:t>
-      </w:r>
-    </w:p>
-    <w:tbl>
-      <w:tblPr>
-        <w:tblStyle w:val="LightShading-Accent1"/>
-        <w:tblW w:type="auto" w:w="0"/>
-        <w:tblLook w:firstColumn="1" w:firstRow="1" w:lastColumn="0" w:lastRow="0" w:noHBand="0" w:noVBand="1" w:val="04A0"/>
-      </w:tblPr>
-      <w:tblGrid>
-        <w:gridCol w:w="3408"/>
-        <w:gridCol w:w="3408"/>
-        <w:gridCol w:w="3408"/>
-      </w:tblGrid>
-      <w:tr>
-        <w:trPr>
-          <w:tblHeader/>
-        </w:trPr>
-        <w:tc>
-          <w:tcPr>
-            <w:tcW w:type="dxa" w:w="3408"/>
-          </w:tcPr>
-          <w:p>
-            <w:r>
-              <w:t>Input and scope</w:t>
-            </w:r>
-          </w:p>
-        </w:tc>
-        <w:tc>
-          <w:tcPr>
-            <w:tcW w:type="dxa" w:w="3408"/>
-          </w:tcPr>
-          <w:p>
-            <w:r>
-              <w:t>Check or calculation</w:t>
-            </w:r>
-          </w:p>
-        </w:tc>
-        <w:tc>
-          <w:tcPr>
-            <w:tcW w:type="dxa" w:w="3408"/>
-          </w:tcPr>
-          <w:p>
-            <w:r>
-              <w:t>Conclusion and limit</w:t>
-            </w:r>
-          </w:p>
-        </w:tc>
-      </w:tr>
-      <w:tr>
-        <w:tc>
-          <w:tcPr>
-            <w:tcW w:type="dxa" w:w="3408"/>
-          </w:tcPr>
-          <w:p>
-            <w:r>
-              <w:t>Runbook says start server, but omits data version and recovery steps. Another operator cannot reproduce a result.</w:t>
-            </w:r>
-          </w:p>
-        </w:tc>
-        <w:tc>
-          <w:tcPr>
-            <w:tcW w:type="dxa" w:w="3408"/>
-          </w:tcPr>
-          <w:p>
-            <w:r>
-              <w:t>A runbook names versions, required non-secret configuration, secret key names, health checks, release/rollback dependencies, alerts and owners. Test it with a fresh operator and fictional fixtures.</w:t>
-            </w:r>
-          </w:p>
-        </w:tc>
-        <w:tc>
-          <w:tcPr>
-            <w:tcW w:type="dxa" w:w="3408"/>
-          </w:tcPr>
-          <w:p>
-            <w:r>
-              <w:t>Add exact configuration/version references, fixture setup, verification and recovery. Do not publish secret values to make setup easier.</w:t>
-            </w:r>
-          </w:p>
-        </w:tc>
-      </w:tr>
-    </w:tbl>
-    <w:p>
-      <w:r>
-        <w:t>The figure connects this chapter's worked input, declared procedure and result. Read the complete worked reasoning for qualifiers and intermediate steps; the abbreviated labels do not replace that reasoning.</w:t>
+        <w:t>Model the reasoning aloud</w:t>
       </w:r>
     </w:p>
     <w:p>
       <w:pPr>
-        <w:pStyle w:val="Heading3"/>
-      </w:pPr>
-      <w:r>
-        <w:t>Explain Documentation and operational readiness · 3</w:t>
+        <w:spacing w:line="336" w:lineRule="auto" w:after="180"/>
+      </w:pPr>
+      <w:r>
+        <w:rPr>
+          <w:b w:val="0"/>
+        </w:rPr>
+        <w:t xml:space="preserve">Use the complete worked example below before asking learners to complete W2. Reveal a small part, invite a </w:t>
+      </w:r>
+      <w:r>
+        <w:rPr>
+          <w:b/>
+        </w:rPr>
+        <w:t>prediction</w:t>
+      </w:r>
+      <w:r>
+        <w:rPr>
+          <w:b w:val="0"/>
+        </w:rPr>
+        <w:t>, then explain the deciding step.</w:t>
       </w:r>
     </w:p>
     <w:p>
@@ -1077,201 +2400,7 @@
         <w:rPr>
           <w:b w:val="0"/>
         </w:rPr>
-        <w:t>Guided: Add exact configuration/version references, fixture setup, verification and recovery. Do not publish secret values to make setup easier.</w:t>
-      </w:r>
-    </w:p>
-    <w:p>
-      <w:pPr>
-        <w:spacing w:line="336" w:lineRule="auto" w:after="180"/>
-      </w:pPr>
-      <w:r>
-        <w:rPr>
-          <w:b w:val="0"/>
-        </w:rPr>
-        <w:t xml:space="preserve">Qualification: Documentation readiness requires a tested replay and </w:t>
-      </w:r>
-      <w:r>
-        <w:rPr>
-          <w:b/>
-        </w:rPr>
-        <w:t>operational owner</w:t>
-      </w:r>
-      <w:r>
-        <w:rPr>
-          <w:b w:val="0"/>
-        </w:rPr>
-        <w:t>ship, not merely complete-looking prose.</w:t>
-      </w:r>
-    </w:p>
-    <w:p>
-      <w:pPr>
-        <w:spacing w:line="336" w:lineRule="auto" w:after="180"/>
-      </w:pPr>
-      <w:r>
-        <w:rPr>
-          <w:b w:val="0"/>
-        </w:rPr>
-        <w:t xml:space="preserve">Exit: accept a concrete variation with its predicted outcome and a stated condition that would challenge the </w:t>
-      </w:r>
-      <w:r>
-        <w:rPr>
-          <w:b/>
-        </w:rPr>
-        <w:t>mechanism</w:t>
-      </w:r>
-      <w:r>
-        <w:rPr>
-          <w:b w:val="0"/>
-        </w:rPr>
-        <w:t xml:space="preserve">; reject a claim resting on unmeasured </w:t>
-      </w:r>
-      <w:r>
-        <w:rPr>
-          <w:b/>
-        </w:rPr>
-        <w:t>evidence</w:t>
-      </w:r>
-      <w:r>
-        <w:rPr>
-          <w:b w:val="0"/>
-        </w:rPr>
-        <w:t>.</w:t>
-      </w:r>
-    </w:p>
-    <w:p>
-      <w:pPr>
-        <w:pStyle w:val="Heading3"/>
-      </w:pPr>
-      <w:r>
-        <w:t>Model the reasoning aloud</w:t>
-      </w:r>
-    </w:p>
-    <w:p>
-      <w:pPr>
-        <w:spacing w:line="336" w:lineRule="auto" w:after="180"/>
-      </w:pPr>
-      <w:r>
-        <w:rPr>
-          <w:b w:val="0"/>
-        </w:rPr>
-        <w:t xml:space="preserve">Use the complete worked example below before asking learners to complete W2. Reveal a small part, invite a </w:t>
-      </w:r>
-      <w:r>
-        <w:rPr>
-          <w:b/>
-        </w:rPr>
-        <w:t>prediction</w:t>
-      </w:r>
-      <w:r>
-        <w:rPr>
-          <w:b w:val="0"/>
-        </w:rPr>
-        <w:t>, then explain the deciding step.</w:t>
-      </w:r>
-    </w:p>
-    <w:p>
-      <w:pPr>
-        <w:spacing w:line="336" w:lineRule="auto" w:after="180"/>
-      </w:pPr>
-      <w:r>
-        <w:rPr>
-          <w:b w:val="0"/>
-        </w:rPr>
         <w:t>These teacher notes contain solutions; do not reveal the independent case answer during modelling.</w:t>
-      </w:r>
-    </w:p>
-    <w:p>
-      <w:pPr>
-        <w:spacing w:line="336" w:lineRule="auto" w:after="180"/>
-      </w:pPr>
-      <w:r>
-        <w:rPr>
-          <w:b/>
-        </w:rPr>
-        <w:t>Runbook</w:t>
-      </w:r>
-      <w:r>
-        <w:rPr>
-          <w:b w:val="0"/>
-        </w:rPr>
-        <w:t xml:space="preserve"> says start server, but omits data version and recovery steps. Another operator cannot reproduce a result.</w:t>
-      </w:r>
-    </w:p>
-    <w:p>
-      <w:pPr>
-        <w:spacing w:line="336" w:lineRule="auto" w:after="180"/>
-      </w:pPr>
-      <w:r>
-        <w:rPr>
-          <w:b w:val="0"/>
-        </w:rPr>
-        <w:t>Add exact configuration/version references, fixture setup, verification and recovery. Do not publish secret values to make setup easier.</w:t>
-      </w:r>
-    </w:p>
-    <w:p>
-      <w:pPr>
-        <w:pStyle w:val="Heading3"/>
-      </w:pPr>
-      <w:r>
-        <w:t>Model the reasoning aloud · 4</w:t>
-      </w:r>
-    </w:p>
-    <w:p>
-      <w:pPr>
-        <w:spacing w:line="336" w:lineRule="auto" w:after="180"/>
-      </w:pPr>
-      <w:r>
-        <w:rPr>
-          <w:b w:val="0"/>
-        </w:rPr>
-        <w:t xml:space="preserve">Compare the intermediate </w:t>
-      </w:r>
-      <w:r>
-        <w:rPr>
-          <w:b/>
-        </w:rPr>
-        <w:t>evidence</w:t>
-      </w:r>
-      <w:r>
-        <w:rPr>
-          <w:b w:val="0"/>
-        </w:rPr>
-        <w:t xml:space="preserve"> with the final statement. Explain why each number or decision follows from the stated </w:t>
-      </w:r>
-      <w:r>
-        <w:rPr>
-          <w:b/>
-        </w:rPr>
-        <w:t>input</w:t>
-      </w:r>
-      <w:r>
-        <w:rPr>
-          <w:b w:val="0"/>
-        </w:rPr>
-        <w:t>s.</w:t>
-      </w:r>
-    </w:p>
-    <w:p>
-      <w:pPr>
-        <w:spacing w:line="336" w:lineRule="auto" w:after="180"/>
-      </w:pPr>
-      <w:r>
-        <w:rPr>
-          <w:b w:val="0"/>
-        </w:rPr>
-        <w:t xml:space="preserve">The conclusion belongs to this scenario and procedure; changing the </w:t>
-      </w:r>
-      <w:r>
-        <w:rPr>
-          <w:b/>
-        </w:rPr>
-        <w:t>input</w:t>
-      </w:r>
-      <w:r>
-        <w:rPr>
-          <w:b w:val="0"/>
-        </w:rPr>
-        <w:t>s, evaluation population or authority can change what it establishes. Retain the raw record so a later revision can be compared honestly.</w:t>
       </w:r>
     </w:p>
     <w:tbl>
@@ -1397,65 +2526,10 @@
     </w:p>
     <w:p>
       <w:pPr>
-        <w:spacing w:line="336" w:lineRule="auto" w:after="180"/>
-      </w:pPr>
-      <w:r>
-        <w:rPr>
-          <w:b w:val="0"/>
-        </w:rPr>
-        <w:t xml:space="preserve">A </w:t>
-      </w:r>
-      <w:r>
-        <w:rPr>
-          <w:b/>
-        </w:rPr>
-        <w:t>runbook</w:t>
-      </w:r>
-      <w:r>
-        <w:rPr>
-          <w:b w:val="0"/>
-        </w:rPr>
-        <w:t xml:space="preserve"> with an owner. Another teacher must handle SOURCE_UNAVAILABLE without inventing an answer.</w:t>
-      </w:r>
-    </w:p>
-    <w:p>
-      <w:pPr>
         <w:pStyle w:val="Heading3"/>
       </w:pPr>
       <w:r>
         <w:t>The facts we will use</w:t>
-      </w:r>
-    </w:p>
-    <w:p>
-      <w:pPr>
-        <w:pStyle w:val="Heading3"/>
-      </w:pPr>
-      <w:r>
-        <w:t>Supplied facts</w:t>
-      </w:r>
-    </w:p>
-    <w:p>
-      <w:pPr>
-        <w:spacing w:line="336" w:lineRule="auto" w:after="180"/>
-        <w:shd w:fill="F1F6FC"/>
-      </w:pPr>
-      <w:r>
-        <w:rPr>
-          <w:b w:val="0"/>
-        </w:rPr>
-        <w:t xml:space="preserve">The </w:t>
-      </w:r>
-      <w:r>
-        <w:rPr>
-          <w:b/>
-        </w:rPr>
-        <w:t>runbook</w:t>
-      </w:r>
-      <w:r>
-        <w:rPr>
-          <w:b w:val="0"/>
-        </w:rPr>
-        <w:t xml:space="preserve"> names a maintainer and a read-only source-connection diagnostic. The code means no supported answer can be produced.</w:t>
       </w:r>
     </w:p>
     <w:p>
@@ -1463,7 +2537,7 @@
         <w:drawing>
           <wp:inline xmlns:a="http://schemas.openxmlformats.org/drawingml/2006/main" xmlns:pic="http://schemas.openxmlformats.org/drawingml/2006/picture">
             <wp:extent cx="5486400" cy="5225143"/>
-            <wp:docPr id="1" name="Picture 1" descr="Documentation and operational readiness. Match symptom: Identify the documented unavailable-source condition.. Run safe check: Inspect the approved connection without broadening permissions.. Escalate clearly: Contact the named maintainer and retain unresolved status."/>
+            <wp:docPr id="2" name="Picture 2" descr="Documentation and operational readiness. Match symptom: Identify the documented unavailable-source condition.. Run safe check: Inspect the approved connection without broadening permissions.. Escalate clearly: Contact the named maintainer and retain unresolved status."/>
             <wp:cNvGraphicFramePr>
               <a:graphicFrameLocks noChangeAspect="1"/>
             </wp:cNvGraphicFramePr>
@@ -1475,7 +2549,7 @@
                     <pic:cNvPicPr/>
                   </pic:nvPicPr>
                   <pic:blipFill>
-                    <a:blip r:embed="rId9"/>
+                    <a:blip r:embed="rId10"/>
                     <a:stretch>
                       <a:fillRect/>
                     </a:stretch>
@@ -1499,114 +2573,7 @@
         <w:pStyle w:val="Heading3"/>
       </w:pPr>
       <w:r>
-        <w:t>Read the picture one step at a time</w:t>
-      </w:r>
-    </w:p>
-    <w:tbl>
-      <w:tblPr>
-        <w:tblStyle w:val="LightShading-Accent1"/>
-        <w:tblW w:type="auto" w:w="0"/>
-        <w:tblLook w:firstColumn="1" w:firstRow="1" w:lastColumn="0" w:lastRow="0" w:noHBand="0" w:noVBand="1" w:val="04A0"/>
-      </w:tblPr>
-      <w:tblGrid>
-        <w:gridCol w:w="5112"/>
-        <w:gridCol w:w="5112"/>
-      </w:tblGrid>
-      <w:tr>
-        <w:trPr>
-          <w:tblHeader/>
-        </w:trPr>
-        <w:tc>
-          <w:tcPr>
-            <w:tcW w:type="dxa" w:w="5112"/>
-          </w:tcPr>
-          <w:p>
-            <w:r>
-              <w:t>Step</w:t>
-            </w:r>
-          </w:p>
-        </w:tc>
-        <w:tc>
-          <w:tcPr>
-            <w:tcW w:type="dxa" w:w="5112"/>
-          </w:tcPr>
-          <w:p>
-            <w:r>
-              <w:t>What happens and why</w:t>
-            </w:r>
-          </w:p>
-        </w:tc>
-      </w:tr>
-      <w:tr>
-        <w:tc>
-          <w:tcPr>
-            <w:tcW w:type="dxa" w:w="5112"/>
-          </w:tcPr>
-          <w:p>
-            <w:r>
-              <w:t>1. Match symptom</w:t>
-            </w:r>
-          </w:p>
-        </w:tc>
-        <w:tc>
-          <w:tcPr>
-            <w:tcW w:type="dxa" w:w="5112"/>
-          </w:tcPr>
-          <w:p>
-            <w:r>
-              <w:t>Identify the documented unavailable-source condition.</w:t>
-            </w:r>
-          </w:p>
-        </w:tc>
-      </w:tr>
-      <w:tr>
-        <w:tc>
-          <w:tcPr>
-            <w:tcW w:type="dxa" w:w="5112"/>
-          </w:tcPr>
-          <w:p>
-            <w:r>
-              <w:t>2. Run safe check</w:t>
-            </w:r>
-          </w:p>
-        </w:tc>
-        <w:tc>
-          <w:tcPr>
-            <w:tcW w:type="dxa" w:w="5112"/>
-          </w:tcPr>
-          <w:p>
-            <w:r>
-              <w:t>Inspect the approved connection without broadening permissions.</w:t>
-            </w:r>
-          </w:p>
-        </w:tc>
-      </w:tr>
-      <w:tr>
-        <w:tc>
-          <w:tcPr>
-            <w:tcW w:type="dxa" w:w="5112"/>
-          </w:tcPr>
-          <w:p>
-            <w:r>
-              <w:t>3. Escalate clearly</w:t>
-            </w:r>
-          </w:p>
-        </w:tc>
-        <w:tc>
-          <w:tcPr>
-            <w:tcW w:type="dxa" w:w="5112"/>
-          </w:tcPr>
-          <w:p>
-            <w:r>
-              <w:t>Contact the named maintainer and retain unresolved status.</w:t>
-            </w:r>
-          </w:p>
-        </w:tc>
-      </w:tr>
-    </w:tbl>
-    <w:p>
-      <w:r>
-        <w:t>Match each pictured step to the supplied facts. This is a worked teaching case, not an independent assessment.</w:t>
+        <w:t>Why this result follows</w:t>
       </w:r>
     </w:p>
     <w:p>
@@ -1614,7 +2581,7 @@
         <w:pStyle w:val="Heading3"/>
       </w:pPr>
       <w:r>
-        <w:t>Why this result follows</w:t>
+        <w:t>What this example does not establish</w:t>
       </w:r>
     </w:p>
     <w:p>
@@ -1622,149 +2589,180 @@
         <w:pStyle w:val="Heading3"/>
       </w:pPr>
       <w:r>
-        <w:t>Why the result follows</w:t>
+        <w:t>Change one thing in the pictured case</w:t>
       </w:r>
     </w:p>
     <w:p>
       <w:pPr>
-        <w:spacing w:line="336" w:lineRule="auto" w:after="180"/>
-        <w:shd w:fill="F1F6FC"/>
-      </w:pPr>
-      <w:r>
-        <w:rPr>
-          <w:b w:val="0"/>
-        </w:rPr>
-        <w:t>Operational documentation connects a symptom, bounded action, responsible person and recovery check. Component names alone do not tell an operator what to do.</w:t>
+        <w:pStyle w:val="Heading3"/>
+      </w:pPr>
+      <w:r>
+        <w:t>Ask while showing the picture</w:t>
       </w:r>
     </w:p>
     <w:p>
       <w:pPr>
-        <w:pStyle w:val="Heading3"/>
-      </w:pPr>
-      <w:r>
-        <w:t>What this example does not establish</w:t>
+        <w:spacing w:line="336" w:lineRule="auto" w:after="180"/>
+      </w:pPr>
+      <w:r>
+        <w:rPr>
+          <w:b w:val="0"/>
+        </w:rPr>
+        <w:t xml:space="preserve">Cover the result. Ask learners to name the </w:t>
+      </w:r>
+      <w:r>
+        <w:rPr>
+          <w:b/>
+        </w:rPr>
+        <w:t>input</w:t>
+      </w:r>
+      <w:r>
+        <w:rPr>
+          <w:b w:val="0"/>
+        </w:rPr>
+        <w:t xml:space="preserve">s and predict the next step. Uncover one step, connect the icon to the actual procedure, and explain its </w:t>
+      </w:r>
+      <w:r>
+        <w:rPr>
+          <w:b/>
+        </w:rPr>
+        <w:t>evidence</w:t>
+      </w:r>
+      <w:r>
+        <w:rPr>
+          <w:b w:val="0"/>
+        </w:rPr>
+        <w:t>. Then change the supplied condition and compare.</w:t>
       </w:r>
     </w:p>
     <w:p>
       <w:pPr>
-        <w:pStyle w:val="Heading3"/>
-      </w:pPr>
-      <w:r>
-        <w:t>Keep the stated limit</w:t>
+        <w:spacing w:line="336" w:lineRule="auto" w:after="180"/>
+      </w:pPr>
+      <w:r>
+        <w:rPr>
+          <w:b w:val="0"/>
+        </w:rPr>
+        <w:t>The picture is a representation; it does not document execution of a real AI model.</w:t>
       </w:r>
     </w:p>
     <w:p>
       <w:pPr>
-        <w:spacing w:line="336" w:lineRule="auto" w:after="180"/>
-        <w:shd w:fill="FFF5E6"/>
-      </w:pPr>
-      <w:r>
-        <w:rPr>
-          <w:b w:val="0"/>
-        </w:rPr>
-        <w:t xml:space="preserve">Rehearse and revise </w:t>
-      </w:r>
-      <w:r>
-        <w:rPr>
-          <w:b/>
-        </w:rPr>
-        <w:t>runbook</w:t>
-      </w:r>
-      <w:r>
-        <w:rPr>
-          <w:b w:val="0"/>
-        </w:rPr>
-        <w:t>s; readable instructions alone cannot establish readiness for every incident.</w:t>
+        <w:pStyle w:val="Heading1"/>
+      </w:pPr>
+      <w:r>
+        <w:t>03. Model a step,then remove help</w:t>
       </w:r>
     </w:p>
     <w:p>
-      <w:pPr>
-        <w:pStyle w:val="Heading3"/>
-      </w:pPr>
-      <w:r>
-        <w:t>Change one thing in the pictured case</w:t>
+      <w:r>
+        <w:t>Collect each learner’s reasoning before showing a key.</w:t>
       </w:r>
     </w:p>
     <w:p>
       <w:pPr>
-        <w:pStyle w:val="Heading3"/>
-      </w:pPr>
-      <w:r>
-        <w:t>Change one thing</w:t>
+        <w:pStyle w:val="Heading2"/>
+      </w:pPr>
+      <w:r>
+        <w:t>Current completion task and checked reasoning</w:t>
       </w:r>
     </w:p>
     <w:p>
       <w:pPr>
         <w:spacing w:line="336" w:lineRule="auto" w:after="180"/>
-        <w:shd w:fill="F5F1FB"/>
       </w:pPr>
       <w:r>
         <w:rPr>
           <w:b w:val="0"/>
         </w:rPr>
-        <w:t>Change: Remove the maintainer and escalation route.</w:t>
+        <w:t xml:space="preserve">Completion task: </w:t>
+      </w:r>
+      <w:r>
+        <w:rPr>
+          <w:b/>
+        </w:rPr>
+        <w:t>Runbook</w:t>
+      </w:r>
+      <w:r>
+        <w:rPr>
+          <w:b w:val="0"/>
+        </w:rPr>
+        <w:t xml:space="preserve"> says start server, but omits data version and recovery steps. Another operator cannot reproduce a result. Show the intermediate steps and give the conclusion with its scope.</w:t>
       </w:r>
     </w:p>
     <w:p>
       <w:pPr>
-        <w:pStyle w:val="Heading3"/>
-      </w:pPr>
-      <w:r>
-        <w:t>Predicted result</w:t>
+        <w:spacing w:line="336" w:lineRule="auto" w:after="180"/>
+      </w:pPr>
+      <w:r>
+        <w:rPr>
+          <w:b w:val="0"/>
+        </w:rPr>
+        <w:t>Teacher check: Teacher explanation: Add exact configuration/version references, fixture setup, verification and recovery. Do not publish secret values to make setup easier.</w:t>
       </w:r>
     </w:p>
     <w:p>
       <w:pPr>
         <w:spacing w:line="336" w:lineRule="auto" w:after="180"/>
-        <w:shd w:fill="F1F6FC"/>
-      </w:pPr>
+      </w:pPr>
+      <w:r>
+        <w:rPr>
+          <w:b w:val="0"/>
+        </w:rPr>
+        <w:t xml:space="preserve">Start by identifying the given </w:t>
+      </w:r>
       <w:r>
         <w:rPr>
           <w:b/>
         </w:rPr>
-        <w:t>Prediction</w:t>
+        <w:t>input</w:t>
       </w:r>
       <w:r>
         <w:rPr>
           <w:b w:val="0"/>
         </w:rPr>
-        <w:t>: The diagnostic remains, but responsibility for an unresolved fault becomes unclear.</w:t>
+        <w:t>s together. Leave the intermediate steps blank. If needed, model one step, then withdraw that help on the next step. Move to a full trace only when the partial trace is understood.</w:t>
       </w:r>
     </w:p>
     <w:p>
       <w:pPr>
-        <w:pStyle w:val="Heading3"/>
-      </w:pPr>
-      <w:r>
-        <w:t>Why the result follows</w:t>
+        <w:spacing w:line="336" w:lineRule="auto" w:after="180"/>
+      </w:pPr>
+      <w:r>
+        <w:rPr>
+          <w:b w:val="0"/>
+        </w:rPr>
+        <w:t>For partners, alternate explainer and checker; collect a response from every learner before discussion.</w:t>
       </w:r>
     </w:p>
     <w:p>
       <w:pPr>
-        <w:spacing w:line="336" w:lineRule="auto" w:after="180"/>
-        <w:shd w:fill="F1F6FC"/>
-      </w:pPr>
-      <w:r>
-        <w:rPr>
-          <w:b w:val="0"/>
-        </w:rPr>
-        <w:t>Reason: Readiness includes who acts when routine checks do not solve the problem.</w:t>
+        <w:pStyle w:val="Heading2"/>
+      </w:pPr>
+      <w:r>
+        <w:t>Individual misconception check</w:t>
       </w:r>
     </w:p>
     <w:p>
       <w:pPr>
-        <w:pStyle w:val="Heading3"/>
-      </w:pPr>
-      <w:r>
-        <w:t>Ask while showing the picture</w:t>
+        <w:spacing w:line="336" w:lineRule="auto" w:after="180"/>
+      </w:pPr>
+      <w:r>
+        <w:rPr>
+          <w:b w:val="0"/>
+        </w:rPr>
+        <w:t>Use the worked case for Documentation and operational readiness. Proposed explanation: “The worked result establishes every future case”. Decide whether this explanation is supported.</w:t>
       </w:r>
     </w:p>
     <w:p>
       <w:pPr>
-        <w:pStyle w:val="Heading3"/>
-      </w:pPr>
-      <w:r>
-        <w:t>Ask while showing the picture · 5</w:t>
+        <w:spacing w:line="336" w:lineRule="auto" w:after="180"/>
+      </w:pPr>
+      <w:r>
+        <w:rPr>
+          <w:b w:val="0"/>
+        </w:rPr>
+        <w:t>Point to the step or supplied fact that decides; explain your repair if needed.</w:t>
       </w:r>
     </w:p>
     <w:p>
@@ -1775,31 +2773,19 @@
         <w:rPr>
           <w:b w:val="0"/>
         </w:rPr>
-        <w:t xml:space="preserve">Cover the result. Ask learners to name the </w:t>
+        <w:t xml:space="preserve">Expected correction: Documentation readiness requires a tested replay and </w:t>
       </w:r>
       <w:r>
         <w:rPr>
           <w:b/>
         </w:rPr>
-        <w:t>input</w:t>
+        <w:t>operational owner</w:t>
       </w:r>
       <w:r>
         <w:rPr>
           <w:b w:val="0"/>
         </w:rPr>
-        <w:t xml:space="preserve">s and predict the next step. Uncover one step, connect the icon to the actual procedure, and explain its </w:t>
-      </w:r>
-      <w:r>
-        <w:rPr>
-          <w:b/>
-        </w:rPr>
-        <w:t>evidence</w:t>
-      </w:r>
-      <w:r>
-        <w:rPr>
-          <w:b w:val="0"/>
-        </w:rPr>
-        <w:t>. Then change the supplied condition and compare.</w:t>
+        <w:t>ship, not merely complete-looking prose.</w:t>
       </w:r>
     </w:p>
     <w:p>
@@ -1810,20 +2796,190 @@
         <w:rPr>
           <w:b w:val="0"/>
         </w:rPr>
-        <w:t>The picture is a representation; it does not document execution of a real AI model.</w:t>
+        <w:t>Collect explanations, not only yes/no votes. If a misunderstanding is common, re-model the relevant step for the class.</w:t>
       </w:r>
     </w:p>
     <w:p>
       <w:pPr>
-        <w:pStyle w:val="Heading1"/>
-      </w:pPr>
-      <w:r>
-        <w:t>03. Demonstrate and guide practice</w:t>
+        <w:spacing w:line="336" w:lineRule="auto" w:after="180"/>
+      </w:pPr>
+      <w:r>
+        <w:rPr>
+          <w:b w:val="0"/>
+        </w:rPr>
+        <w:t>If it affects a few learners, give a short targeted group explanation while others solve a more demanding variation.</w:t>
       </w:r>
     </w:p>
     <w:p>
-      <w:r>
-        <w:t>Demonstrate Documentation and operational readiness, reduce support deliberately and check individual reasoning before discussing answers.</w:t>
+      <w:pPr>
+        <w:pStyle w:val="Heading2"/>
+      </w:pPr>
+      <w:r>
+        <w:t>Pictured reasoning and changed case</w:t>
+      </w:r>
+    </w:p>
+    <w:p>
+      <w:pPr>
+        <w:spacing w:line="336" w:lineRule="auto" w:after="180"/>
+      </w:pPr>
+      <w:r>
+        <w:rPr>
+          <w:b w:val="0"/>
+        </w:rPr>
+        <w:t>Match SOURCE_UNAVAILABLE to its safe check and escalation owner. What is lost when the maintainer route is removed, even if the diagnostic instructions stay readable?</w:t>
+      </w:r>
+    </w:p>
+    <w:p>
+      <w:pPr>
+        <w:spacing w:line="336" w:lineRule="auto" w:after="180"/>
+      </w:pPr>
+      <w:r>
+        <w:rPr>
+          <w:b w:val="0"/>
+        </w:rPr>
+        <w:t>Identify the documented unavailable-source condition. Inspect the approved connection without broadening permissions. Contact the named maintainer and retain unresolved status.</w:t>
+      </w:r>
+    </w:p>
+    <w:p>
+      <w:pPr>
+        <w:spacing w:line="336" w:lineRule="auto" w:after="180"/>
+      </w:pPr>
+      <w:r>
+        <w:rPr>
+          <w:b w:val="0"/>
+        </w:rPr>
+        <w:t>Changed case: The diagnostic remains, but responsibility for an unresolved fault becomes unclear. Readiness includes who acts when routine checks do not solve the problem.</w:t>
+      </w:r>
+    </w:p>
+    <w:p>
+      <w:pPr>
+        <w:spacing w:line="336" w:lineRule="auto" w:after="180"/>
+      </w:pPr>
+      <w:r>
+        <w:rPr>
+          <w:b w:val="0"/>
+        </w:rPr>
+        <w:t>Changed-case reasoning: The diagnostic remains, but responsibility for an unresolved fault becomes unclear. Readiness includes who acts when routine checks do not solve the problem.</w:t>
+      </w:r>
+    </w:p>
+    <w:p>
+      <w:pPr>
+        <w:spacing w:line="336" w:lineRule="auto" w:after="180"/>
+      </w:pPr>
+      <w:r>
+        <w:rPr>
+          <w:b w:val="0"/>
+        </w:rPr>
+        <w:t xml:space="preserve">Collect each learner’s explanation before discussion. Use the first missing connection between </w:t>
+      </w:r>
+      <w:r>
+        <w:rPr>
+          <w:b/>
+        </w:rPr>
+        <w:t>input</w:t>
+      </w:r>
+      <w:r>
+        <w:rPr>
+          <w:b w:val="0"/>
+        </w:rPr>
+        <w:t xml:space="preserve">, deciding step and result to choose support. This question is worked-case practice, not fresh mastery </w:t>
+      </w:r>
+      <w:r>
+        <w:rPr>
+          <w:b/>
+        </w:rPr>
+        <w:t>evidence</w:t>
+      </w:r>
+      <w:r>
+        <w:rPr>
+          <w:b w:val="0"/>
+        </w:rPr>
+        <w:t>.</w:t>
+      </w:r>
+    </w:p>
+    <w:p>
+      <w:pPr>
+        <w:pStyle w:val="Heading2"/>
+      </w:pPr>
+      <w:r>
+        <w:t>Accessible support and extension</w:t>
+      </w:r>
+    </w:p>
+    <w:p>
+      <w:pPr>
+        <w:spacing w:line="336" w:lineRule="auto" w:after="180"/>
+      </w:pPr>
+      <w:r>
+        <w:rPr>
+          <w:b w:val="0"/>
+        </w:rPr>
+        <w:t xml:space="preserve">Use See how it works and Follow a worked example. Collect a </w:t>
+      </w:r>
+      <w:r>
+        <w:rPr>
+          <w:b/>
+        </w:rPr>
+        <w:t>prediction</w:t>
+      </w:r>
+      <w:r>
+        <w:rPr>
+          <w:b w:val="0"/>
+        </w:rPr>
+        <w:t xml:space="preserve"> before revealing its result; ask the learner to point to each intermediate fact.</w:t>
+      </w:r>
+    </w:p>
+    <w:p>
+      <w:pPr>
+        <w:spacing w:line="336" w:lineRule="auto" w:after="180"/>
+      </w:pPr>
+      <w:r>
+        <w:rPr>
+          <w:b w:val="0"/>
+        </w:rPr>
+        <w:t xml:space="preserve">Provide an </w:t>
+      </w:r>
+      <w:r>
+        <w:rPr>
+          <w:b/>
+        </w:rPr>
+        <w:t>input</w:t>
+      </w:r>
+      <w:r>
+        <w:rPr>
+          <w:b w:val="0"/>
+        </w:rPr>
+        <w:t>/procedure/result/limit frame and a calculator when needed. Ask students to identify the first step before completing the whole trace.</w:t>
+      </w:r>
+    </w:p>
+    <w:p>
+      <w:pPr>
+        <w:spacing w:line="336" w:lineRule="auto" w:after="180"/>
+      </w:pPr>
+      <w:r>
+        <w:rPr>
+          <w:b w:val="0"/>
+        </w:rPr>
+        <w:t xml:space="preserve">Extension: compare two concrete variants of this </w:t>
+      </w:r>
+      <w:r>
+        <w:rPr>
+          <w:b/>
+        </w:rPr>
+        <w:t>mechanism</w:t>
+      </w:r>
+      <w:r>
+        <w:rPr>
+          <w:b w:val="0"/>
+        </w:rPr>
+        <w:t xml:space="preserve"> while holding unrelated conditions fixed; report both successful and unsuccessful outcomes.</w:t>
+      </w:r>
+    </w:p>
+    <w:p>
+      <w:pPr>
+        <w:pStyle w:val="Heading2"/>
+      </w:pPr>
+      <w:r>
+        <w:t>Earlier wording, alternatives and picture transcripts · reference / check after trying</w:t>
       </w:r>
     </w:p>
     <w:tbl>
@@ -2040,71 +3196,26 @@
     </w:tbl>
     <w:p>
       <w:pPr>
-        <w:spacing w:line="336" w:lineRule="auto" w:after="180"/>
-      </w:pPr>
-      <w:r>
-        <w:rPr>
-          <w:b w:val="0"/>
-        </w:rPr>
-        <w:t xml:space="preserve">Use See how it works and Follow a worked example. Collect a </w:t>
-      </w:r>
-      <w:r>
-        <w:rPr>
-          <w:b/>
-        </w:rPr>
-        <w:t>prediction</w:t>
-      </w:r>
-      <w:r>
-        <w:rPr>
-          <w:b w:val="0"/>
-        </w:rPr>
-        <w:t xml:space="preserve"> before revealing its result; ask the learner to point to each intermediate fact.</w:t>
+        <w:pStyle w:val="Heading3"/>
+      </w:pPr>
+      <w:r>
+        <w:t>Reduce help deliberately</w:t>
       </w:r>
     </w:p>
     <w:p>
       <w:pPr>
-        <w:spacing w:line="336" w:lineRule="auto" w:after="180"/>
-      </w:pPr>
-      <w:r>
-        <w:rPr>
-          <w:b w:val="0"/>
-        </w:rPr>
-        <w:t xml:space="preserve">Provide an </w:t>
-      </w:r>
-      <w:r>
-        <w:rPr>
-          <w:b/>
-        </w:rPr>
-        <w:t>input</w:t>
-      </w:r>
-      <w:r>
-        <w:rPr>
-          <w:b w:val="0"/>
-        </w:rPr>
-        <w:t>/procedure/result/limit frame and a calculator when needed. Ask students to identify the first step before completing the whole trace.</w:t>
+        <w:pStyle w:val="Heading3"/>
+      </w:pPr>
+      <w:r>
+        <w:t>Individual reasoning check</w:t>
       </w:r>
     </w:p>
     <w:p>
       <w:pPr>
-        <w:spacing w:line="336" w:lineRule="auto" w:after="180"/>
-      </w:pPr>
-      <w:r>
-        <w:rPr>
-          <w:b w:val="0"/>
-        </w:rPr>
-        <w:t xml:space="preserve">Extension: compare two concrete variants of this </w:t>
-      </w:r>
-      <w:r>
-        <w:rPr>
-          <w:b/>
-        </w:rPr>
-        <w:t>mechanism</w:t>
-      </w:r>
-      <w:r>
-        <w:rPr>
-          <w:b w:val="0"/>
-        </w:rPr>
-        <w:t xml:space="preserve"> while holding unrelated conditions fixed; report both successful and unsuccessful outcomes.</w:t>
+        <w:pStyle w:val="Heading3"/>
+      </w:pPr>
+      <w:r>
+        <w:t>Pictorial practice question</w:t>
       </w:r>
     </w:p>
     <w:p>
@@ -2112,59 +3223,39 @@
         <w:pStyle w:val="Heading3"/>
       </w:pPr>
       <w:r>
-        <w:t>Reduce help deliberately</w:t>
+        <w:t>Reasoned teacher answer</w:t>
       </w:r>
     </w:p>
     <w:p>
       <w:pPr>
-        <w:pStyle w:val="Heading3"/>
-      </w:pPr>
-      <w:r>
-        <w:t>Completion practice</w:t>
+        <w:pStyle w:val="Heading1"/>
+      </w:pPr>
+      <w:r>
+        <w:t>04. Run the complete supplied investigation</w:t>
       </w:r>
     </w:p>
     <w:p>
-      <w:pPr>
-        <w:spacing w:line="336" w:lineRule="auto" w:after="180"/>
-        <w:shd w:fill="F5F1FB"/>
-      </w:pPr>
-      <w:r>
-        <w:rPr>
-          <w:b w:val="0"/>
-        </w:rPr>
-        <w:t xml:space="preserve">Completion task: </w:t>
-      </w:r>
-      <w:r>
-        <w:rPr>
-          <w:b/>
-        </w:rPr>
-        <w:t>Runbook</w:t>
-      </w:r>
-      <w:r>
-        <w:rPr>
-          <w:b w:val="0"/>
-        </w:rPr>
-        <w:t xml:space="preserve"> says start server, but omits data version and recovery steps. Another operator cannot reproduce a result. Show the intermediate steps and give the conclusion with its scope.</w:t>
+      <w:r>
+        <w:t>Separate predictions,actual runs and paper traces.</w:t>
       </w:r>
     </w:p>
     <w:p>
       <w:pPr>
-        <w:pStyle w:val="Heading3"/>
-      </w:pPr>
-      <w:r>
-        <w:t>Reasoning to listen for</w:t>
+        <w:pStyle w:val="Heading2"/>
+      </w:pPr>
+      <w:r>
+        <w:t>Complete inputs,expected results and limits</w:t>
       </w:r>
     </w:p>
     <w:p>
       <w:pPr>
         <w:spacing w:line="336" w:lineRule="auto" w:after="180"/>
-        <w:shd w:fill="F1F6FC"/>
       </w:pPr>
       <w:r>
         <w:rPr>
           <w:b w:val="0"/>
         </w:rPr>
-        <w:t>Teacher check: Teacher explanation: Add exact configuration/version references, fixture setup, verification and recovery. Do not publish secret values to make setup easier.</w:t>
+        <w:t>Main runbook needs exact versions, fixture setup, expected verification and compatible recovery. Added paper F1 rehearsal expects B12 with source evidence when available and needs_review/SOURCE_UNAVAILABLE when not; no actual operations or messages. Picture missing maintainer route leaves responsibility unresolved. Selected setup-only guide still needs incident owner, fallback and tested rollback dependencies.</w:t>
       </w:r>
     </w:p>
     <w:p>
@@ -2175,38 +3266,38 @@
         <w:rPr>
           <w:b w:val="0"/>
         </w:rPr>
-        <w:t xml:space="preserve">Start by identifying the given </w:t>
-      </w:r>
-      <w:r>
-        <w:rPr>
-          <w:b/>
-        </w:rPr>
-        <w:t>input</w:t>
-      </w:r>
-      <w:r>
-        <w:rPr>
-          <w:b w:val="0"/>
-        </w:rPr>
-        <w:t>s together. Leave the intermediate steps blank. If needed, model one step, then withdraw that help on the next step. Move to a full trace only when the partial trace is understood.</w:t>
+        <w:t>Record actual partner rehearsal, self-trace and unperformed checks distinctly; never invent sign-off or publish secret values.</w:t>
       </w:r>
     </w:p>
     <w:p>
       <w:pPr>
-        <w:spacing w:line="336" w:lineRule="auto" w:after="180"/>
-      </w:pPr>
-      <w:r>
-        <w:rPr>
-          <w:b w:val="0"/>
-        </w:rPr>
-        <w:t>For partners, alternate explainer and checker; collect a response from every learner before discussion.</w:t>
+        <w:pStyle w:val="Heading2"/>
+      </w:pPr>
+      <w:r>
+        <w:t>Diagnose the current misconceptions</w:t>
       </w:r>
     </w:p>
     <w:p>
       <w:pPr>
-        <w:pStyle w:val="Heading3"/>
-      </w:pPr>
-      <w:r>
-        <w:t>Individual reasoning check</w:t>
+        <w:spacing w:line="336" w:lineRule="auto" w:after="180"/>
+      </w:pPr>
+      <w:r>
+        <w:rPr>
+          <w:b w:val="0"/>
+        </w:rPr>
+        <w:t xml:space="preserve">The worked result establishes every future case: Documentation readiness requires a tested replay and </w:t>
+      </w:r>
+      <w:r>
+        <w:rPr>
+          <w:b/>
+        </w:rPr>
+        <w:t>operational owner</w:t>
+      </w:r>
+      <w:r>
+        <w:rPr>
+          <w:b w:val="0"/>
+        </w:rPr>
+        <w:t>ship, not merely complete-looking prose.</w:t>
       </w:r>
     </w:p>
     <w:p>
@@ -2217,7 +3308,31 @@
         <w:rPr>
           <w:b w:val="0"/>
         </w:rPr>
-        <w:t>Use the worked case for Documentation and operational readiness. Proposed explanation: “The worked result establishes every future case”. Decide whether this explanation is supported.</w:t>
+        <w:t xml:space="preserve">A missing </w:t>
+      </w:r>
+      <w:r>
+        <w:rPr>
+          <w:b/>
+        </w:rPr>
+        <w:t>input</w:t>
+      </w:r>
+      <w:r>
+        <w:rPr>
+          <w:b w:val="0"/>
+        </w:rPr>
+        <w:t xml:space="preserve"> may be replaced without recording the change: A replacement changes the </w:t>
+      </w:r>
+      <w:r>
+        <w:rPr>
+          <w:b/>
+        </w:rPr>
+        <w:t>evidence</w:t>
+      </w:r>
+      <w:r>
+        <w:rPr>
+          <w:b w:val="0"/>
+        </w:rPr>
+        <w:t xml:space="preserve"> or contract. Record the change and its justification; do not silently turn unknown into a measured value.</w:t>
       </w:r>
     </w:p>
     <w:p>
@@ -2228,294 +3343,62 @@
         <w:rPr>
           <w:b w:val="0"/>
         </w:rPr>
-        <w:t>Point to the step or supplied fact that decides; explain your repair if needed.</w:t>
+        <w:t xml:space="preserve">Repeating an assessed case is new independent </w:t>
+      </w:r>
+      <w:r>
+        <w:rPr>
+          <w:b/>
+        </w:rPr>
+        <w:t>evidence</w:t>
+      </w:r>
+      <w:r>
+        <w:rPr>
+          <w:b w:val="0"/>
+        </w:rPr>
+        <w:t>: A replay checks consistency. An example used for feedback or revision cannot later be described as untouched final evaluation.</w:t>
       </w:r>
     </w:p>
     <w:p>
       <w:pPr>
-        <w:pStyle w:val="Heading3"/>
-      </w:pPr>
-      <w:r>
-        <w:t>Expected repair</w:t>
+        <w:spacing w:line="336" w:lineRule="auto" w:after="180"/>
+      </w:pPr>
+      <w:r>
+        <w:rPr>
+          <w:b w:val="0"/>
+        </w:rPr>
+        <w:t xml:space="preserve">Use Run the investigation for the </w:t>
+      </w:r>
+      <w:r>
+        <w:rPr>
+          <w:b/>
+        </w:rPr>
+        <w:t>evidence</w:t>
+      </w:r>
+      <w:r>
+        <w:rPr>
+          <w:b w:val="0"/>
+        </w:rPr>
+        <w:t xml:space="preserve"> ledger. Add a boundary or missing-</w:t>
+      </w:r>
+      <w:r>
+        <w:rPr>
+          <w:b/>
+        </w:rPr>
+        <w:t>input</w:t>
+      </w:r>
+      <w:r>
+        <w:rPr>
+          <w:b w:val="0"/>
+        </w:rPr>
+        <w:t xml:space="preserve"> case and record the expected response before checking. More successful repeats of one case do not establish wider coverage.</w:t>
       </w:r>
     </w:p>
     <w:p>
       <w:pPr>
-        <w:spacing w:line="336" w:lineRule="auto" w:after="180"/>
-        <w:shd w:fill="F1F6FC"/>
-      </w:pPr>
-      <w:r>
-        <w:rPr>
-          <w:b w:val="0"/>
-        </w:rPr>
-        <w:t xml:space="preserve">Expected correction: Documentation readiness requires a tested replay and </w:t>
-      </w:r>
-      <w:r>
-        <w:rPr>
-          <w:b/>
-        </w:rPr>
-        <w:t>operational owner</w:t>
-      </w:r>
-      <w:r>
-        <w:rPr>
-          <w:b w:val="0"/>
-        </w:rPr>
-        <w:t>ship, not merely complete-looking prose.</w:t>
-      </w:r>
-    </w:p>
-    <w:p>
-      <w:pPr>
-        <w:spacing w:line="336" w:lineRule="auto" w:after="180"/>
-      </w:pPr>
-      <w:r>
-        <w:rPr>
-          <w:b w:val="0"/>
-        </w:rPr>
-        <w:t>Collect explanations, not only yes/no votes. If a misunderstanding is common, re-model the relevant step for the class.</w:t>
-      </w:r>
-    </w:p>
-    <w:p>
-      <w:pPr>
-        <w:spacing w:line="336" w:lineRule="auto" w:after="180"/>
-      </w:pPr>
-      <w:r>
-        <w:rPr>
-          <w:b w:val="0"/>
-        </w:rPr>
-        <w:t>If it affects a few learners, give a short targeted group explanation while others solve a more demanding variation.</w:t>
-      </w:r>
-    </w:p>
-    <w:p>
-      <w:pPr>
-        <w:pStyle w:val="Heading3"/>
-      </w:pPr>
-      <w:r>
-        <w:t>Pictorial practice question</w:t>
-      </w:r>
-    </w:p>
-    <w:p>
-      <w:pPr>
-        <w:spacing w:line="336" w:lineRule="auto" w:after="180"/>
-        <w:shd w:fill="F5F1FB"/>
-      </w:pPr>
-      <w:r>
-        <w:rPr>
-          <w:b w:val="0"/>
-        </w:rPr>
-        <w:t>Match SOURCE_UNAVAILABLE to its safe check and escalation owner. What is lost when the maintainer route is removed, even if the diagnostic instructions stay readable?</w:t>
-      </w:r>
-    </w:p>
-    <w:p>
-      <w:pPr>
-        <w:pStyle w:val="Heading3"/>
-      </w:pPr>
-      <w:r>
-        <w:t>Reasoned teacher answer</w:t>
-      </w:r>
-    </w:p>
-    <w:p>
-      <w:pPr>
-        <w:spacing w:line="336" w:lineRule="auto" w:after="180"/>
-      </w:pPr>
-      <w:r>
-        <w:rPr>
-          <w:b w:val="0"/>
-        </w:rPr>
-        <w:t>Identify the documented unavailable-source condition. Inspect the approved connection without broadening permissions. Contact the named maintainer and retain unresolved status.</w:t>
-      </w:r>
-    </w:p>
-    <w:p>
-      <w:pPr>
-        <w:spacing w:line="336" w:lineRule="auto" w:after="180"/>
-      </w:pPr>
-      <w:r>
-        <w:rPr>
-          <w:b w:val="0"/>
-        </w:rPr>
-        <w:t>Changed case: The diagnostic remains, but responsibility for an unresolved fault becomes unclear. Readiness includes who acts when routine checks do not solve the problem.</w:t>
-      </w:r>
-    </w:p>
-    <w:p>
-      <w:pPr>
-        <w:spacing w:line="336" w:lineRule="auto" w:after="180"/>
-      </w:pPr>
-      <w:r>
-        <w:rPr>
-          <w:b w:val="0"/>
-        </w:rPr>
-        <w:t>Changed-case reasoning: The diagnostic remains, but responsibility for an unresolved fault becomes unclear. Readiness includes who acts when routine checks do not solve the problem.</w:t>
-      </w:r>
-    </w:p>
-    <w:p>
-      <w:pPr>
-        <w:spacing w:line="336" w:lineRule="auto" w:after="180"/>
-      </w:pPr>
-      <w:r>
-        <w:rPr>
-          <w:b w:val="0"/>
-        </w:rPr>
-        <w:t xml:space="preserve">Collect each learner’s explanation before discussion. Use the first missing connection between </w:t>
-      </w:r>
-      <w:r>
-        <w:rPr>
-          <w:b/>
-        </w:rPr>
-        <w:t>input</w:t>
-      </w:r>
-      <w:r>
-        <w:rPr>
-          <w:b w:val="0"/>
-        </w:rPr>
-        <w:t xml:space="preserve">, deciding step and result to choose support. This question is worked-case practice, not fresh mastery </w:t>
-      </w:r>
-      <w:r>
-        <w:rPr>
-          <w:b/>
-        </w:rPr>
-        <w:t>evidence</w:t>
-      </w:r>
-      <w:r>
-        <w:rPr>
-          <w:b w:val="0"/>
-        </w:rPr>
-        <w:t>.</w:t>
-      </w:r>
-    </w:p>
-    <w:p>
-      <w:pPr>
-        <w:pStyle w:val="Heading1"/>
-      </w:pPr>
-      <w:r>
-        <w:t>04. Run the investigation and diagnose misconceptions</w:t>
-      </w:r>
-    </w:p>
-    <w:p>
-      <w:r>
-        <w:t>Run the Documentation and operational readiness investigation and use the first unsupported step to choose a teaching response.</w:t>
-      </w:r>
-    </w:p>
-    <w:p>
-      <w:pPr>
-        <w:spacing w:line="336" w:lineRule="auto" w:after="180"/>
-      </w:pPr>
-      <w:r>
-        <w:rPr>
-          <w:b w:val="0"/>
-        </w:rPr>
-        <w:t xml:space="preserve">The worked result establishes every future case: Documentation readiness requires a tested replay and </w:t>
-      </w:r>
-      <w:r>
-        <w:rPr>
-          <w:b/>
-        </w:rPr>
-        <w:t>operational owner</w:t>
-      </w:r>
-      <w:r>
-        <w:rPr>
-          <w:b w:val="0"/>
-        </w:rPr>
-        <w:t>ship, not merely complete-looking prose.</w:t>
-      </w:r>
-    </w:p>
-    <w:p>
-      <w:pPr>
-        <w:spacing w:line="336" w:lineRule="auto" w:after="180"/>
-      </w:pPr>
-      <w:r>
-        <w:rPr>
-          <w:b w:val="0"/>
-        </w:rPr>
-        <w:t xml:space="preserve">A missing </w:t>
-      </w:r>
-      <w:r>
-        <w:rPr>
-          <w:b/>
-        </w:rPr>
-        <w:t>input</w:t>
-      </w:r>
-      <w:r>
-        <w:rPr>
-          <w:b w:val="0"/>
-        </w:rPr>
-        <w:t xml:space="preserve"> may be replaced without recording the change: A replacement changes the </w:t>
-      </w:r>
-      <w:r>
-        <w:rPr>
-          <w:b/>
-        </w:rPr>
-        <w:t>evidence</w:t>
-      </w:r>
-      <w:r>
-        <w:rPr>
-          <w:b w:val="0"/>
-        </w:rPr>
-        <w:t xml:space="preserve"> or contract. Record the change and its justification; do not silently turn unknown into a measured value.</w:t>
-      </w:r>
-    </w:p>
-    <w:p>
-      <w:pPr>
-        <w:spacing w:line="336" w:lineRule="auto" w:after="180"/>
-      </w:pPr>
-      <w:r>
-        <w:rPr>
-          <w:b w:val="0"/>
-        </w:rPr>
-        <w:t xml:space="preserve">Repeating an assessed case is new independent </w:t>
-      </w:r>
-      <w:r>
-        <w:rPr>
-          <w:b/>
-        </w:rPr>
-        <w:t>evidence</w:t>
-      </w:r>
-      <w:r>
-        <w:rPr>
-          <w:b w:val="0"/>
-        </w:rPr>
-        <w:t>: A replay checks consistency. An example used for feedback or revision cannot later be described as untouched final evaluation.</w:t>
-      </w:r>
-    </w:p>
-    <w:p>
-      <w:pPr>
-        <w:spacing w:line="336" w:lineRule="auto" w:after="180"/>
-      </w:pPr>
-      <w:r>
-        <w:rPr>
-          <w:b w:val="0"/>
-        </w:rPr>
-        <w:t xml:space="preserve">Use Run the investigation for the </w:t>
-      </w:r>
-      <w:r>
-        <w:rPr>
-          <w:b/>
-        </w:rPr>
-        <w:t>evidence</w:t>
-      </w:r>
-      <w:r>
-        <w:rPr>
-          <w:b w:val="0"/>
-        </w:rPr>
-        <w:t xml:space="preserve"> ledger. Add a boundary or missing-</w:t>
-      </w:r>
-      <w:r>
-        <w:rPr>
-          <w:b/>
-        </w:rPr>
-        <w:t>input</w:t>
-      </w:r>
-      <w:r>
-        <w:rPr>
-          <w:b w:val="0"/>
-        </w:rPr>
-        <w:t xml:space="preserve"> case and record the expected response before checking. More successful repeats of one case do not establish wider coverage.</w:t>
-      </w:r>
-    </w:p>
-    <w:p>
-      <w:pPr>
-        <w:pStyle w:val="Heading3"/>
-      </w:pPr>
-      <w:r>
-        <w:t>Match the support to the first error</w:t>
+        <w:pStyle w:val="Heading2"/>
+      </w:pPr>
+      <w:r>
+        <w:t>Choose accessible support</w:t>
       </w:r>
     </w:p>
     <w:tbl>
@@ -2688,57 +3571,39 @@
     </w:p>
     <w:p>
       <w:pPr>
-        <w:pStyle w:val="Heading1"/>
-      </w:pPr>
-      <w:r>
-        <w:t>05. Assess and explain the answers</w:t>
+        <w:pStyle w:val="Heading2"/>
+      </w:pPr>
+      <w:r>
+        <w:t>Earlier wording, alternatives and picture transcripts · reference / check after trying</w:t>
       </w:r>
     </w:p>
     <w:p>
-      <w:r>
-        <w:t>Use the Documentation and operational readiness questions, teacher keys and criteria after the relevant attempts. Previously discussed cases are practice; protect the separately selected independent task.</w:t>
+      <w:pPr>
+        <w:pStyle w:val="Heading3"/>
+      </w:pPr>
+      <w:r>
+        <w:t>Match the support to the first error</w:t>
       </w:r>
     </w:p>
     <w:p>
       <w:pPr>
-        <w:pStyle w:val="Heading3"/>
-      </w:pPr>
-      <w:r>
-        <w:t>Guided and exit questions</w:t>
+        <w:pStyle w:val="Heading1"/>
+      </w:pPr>
+      <w:r>
+        <w:t>05. Assess the new service scenario</w:t>
       </w:r>
     </w:p>
     <w:p>
-      <w:pPr>
-        <w:spacing w:line="336" w:lineRule="auto" w:after="180"/>
-      </w:pPr>
-      <w:r>
-        <w:rPr>
-          <w:b w:val="0"/>
-        </w:rPr>
-        <w:t>Guided: Add exact configuration/version references, fixture setup, verification and recovery. Do not publish secret values to make setup easier.</w:t>
+      <w:r>
+        <w:t>Keep the selected answer private until after a first attempt.</w:t>
       </w:r>
     </w:p>
     <w:p>
       <w:pPr>
-        <w:spacing w:line="336" w:lineRule="auto" w:after="180"/>
-      </w:pPr>
-      <w:r>
-        <w:rPr>
-          <w:b w:val="0"/>
-        </w:rPr>
-        <w:t xml:space="preserve">Qualification: Documentation readiness requires a tested replay and </w:t>
-      </w:r>
-      <w:r>
-        <w:rPr>
-          <w:b/>
-        </w:rPr>
-        <w:t>operational owner</w:t>
-      </w:r>
-      <w:r>
-        <w:rPr>
-          <w:b w:val="0"/>
-        </w:rPr>
-        <w:t>ship, not merely complete-looking prose.</w:t>
+        <w:pStyle w:val="Heading2"/>
+      </w:pPr>
+      <w:r>
+        <w:t>Selected independent task and checked answer</w:t>
       </w:r>
     </w:p>
     <w:p>
@@ -2749,613 +3614,26 @@
         <w:rPr>
           <w:b w:val="0"/>
         </w:rPr>
-        <w:t xml:space="preserve">Exit: accept a concrete variation with its predicted outcome and a stated condition that would challenge the </w:t>
-      </w:r>
-      <w:r>
-        <w:rPr>
-          <w:b/>
-        </w:rPr>
-        <w:t>mechanism</w:t>
-      </w:r>
-      <w:r>
-        <w:rPr>
-          <w:b w:val="0"/>
-        </w:rPr>
-        <w:t xml:space="preserve">; reject a claim resting on unmeasured </w:t>
-      </w:r>
-      <w:r>
-        <w:rPr>
-          <w:b/>
-        </w:rPr>
-        <w:t>evidence</w:t>
-      </w:r>
-      <w:r>
-        <w:rPr>
-          <w:b w:val="0"/>
-        </w:rPr>
-        <w:t>.</w:t>
+        <w:t>Selected case: Documentation includes all setup steps but no incident owner or compatible rollback. Identify readiness gaps.</w:t>
       </w:r>
     </w:p>
     <w:p>
       <w:pPr>
-        <w:pStyle w:val="Heading3"/>
-      </w:pPr>
-      <w:r>
-        <w:t>W1 Explain the mechanism</w:t>
+        <w:spacing w:line="336" w:lineRule="auto" w:after="180"/>
+      </w:pPr>
+      <w:r>
+        <w:rPr>
+          <w:b w:val="0"/>
+        </w:rPr>
+        <w:t>Teacher explanation: Specify escalation owner, fallback and tested rollback dependencies. A setup-only guide does not cover operation.</w:t>
       </w:r>
     </w:p>
     <w:p>
       <w:pPr>
-        <w:pStyle w:val="Heading3"/>
-      </w:pPr>
-      <w:r>
-        <w:t>Workbook question · W1</w:t>
-      </w:r>
-    </w:p>
-    <w:p>
-      <w:pPr>
-        <w:spacing w:line="336" w:lineRule="auto" w:after="180"/>
-        <w:shd w:fill="F5F1FB"/>
-      </w:pPr>
-      <w:r>
-        <w:rPr>
-          <w:b w:val="0"/>
-        </w:rPr>
-        <w:t xml:space="preserve">Explain the weekly </w:t>
-      </w:r>
-      <w:r>
-        <w:rPr>
-          <w:b/>
-        </w:rPr>
-        <w:t>mechanism</w:t>
-      </w:r>
-      <w:r>
-        <w:rPr>
-          <w:b w:val="0"/>
-        </w:rPr>
-        <w:t xml:space="preserve"> in your own words. Use the worked scenario to name its </w:t>
-      </w:r>
-      <w:r>
-        <w:rPr>
-          <w:b/>
-        </w:rPr>
-        <w:t>input</w:t>
-      </w:r>
-      <w:r>
-        <w:rPr>
-          <w:b w:val="0"/>
-        </w:rPr>
-        <w:t xml:space="preserve">, decision rule and </w:t>
-      </w:r>
-      <w:r>
-        <w:rPr>
-          <w:b/>
-        </w:rPr>
-        <w:t>output</w:t>
-      </w:r>
-      <w:r>
-        <w:rPr>
-          <w:b w:val="0"/>
-        </w:rPr>
-        <w:t>.</w:t>
-      </w:r>
-    </w:p>
-    <w:p>
-      <w:pPr>
-        <w:pStyle w:val="Heading3"/>
-      </w:pPr>
-      <w:r>
-        <w:t>Teacher reasoning · W1</w:t>
-      </w:r>
-    </w:p>
-    <w:p>
-      <w:pPr>
-        <w:spacing w:line="336" w:lineRule="auto" w:after="180"/>
-        <w:shd w:fill="F1F6FC"/>
-      </w:pPr>
-      <w:r>
-        <w:rPr>
-          <w:b w:val="0"/>
-        </w:rPr>
-        <w:t>Teacher explanation: Operational documentation tells another person how to run, verify, observe and recover the service. A successful developer demo is not readiness.</w:t>
-      </w:r>
-    </w:p>
-    <w:p>
-      <w:pPr>
-        <w:spacing w:line="336" w:lineRule="auto" w:after="180"/>
-        <w:shd w:fill="F1F6FC"/>
-      </w:pPr>
-      <w:r>
-        <w:rPr>
-          <w:b w:val="0"/>
-        </w:rPr>
-        <w:t xml:space="preserve">A </w:t>
-      </w:r>
-      <w:r>
-        <w:rPr>
-          <w:b/>
-        </w:rPr>
-        <w:t>runbook</w:t>
-      </w:r>
-      <w:r>
-        <w:rPr>
-          <w:b w:val="0"/>
-        </w:rPr>
-        <w:t xml:space="preserve"> names versions, required non-secret configuration, secret key names, </w:t>
-      </w:r>
-      <w:r>
-        <w:rPr>
-          <w:b/>
-        </w:rPr>
-        <w:t>health check</w:t>
-      </w:r>
-      <w:r>
-        <w:rPr>
-          <w:b w:val="0"/>
-        </w:rPr>
-        <w:t>s, release/rollback dependencies, alerts and owners. Test it with a fresh operator and fictional fixtures.</w:t>
-      </w:r>
-    </w:p>
-    <w:p>
-      <w:pPr>
-        <w:pStyle w:val="Heading3"/>
-      </w:pPr>
-      <w:r>
-        <w:t>W2 Trace the worked case</w:t>
-      </w:r>
-    </w:p>
-    <w:p>
-      <w:pPr>
-        <w:pStyle w:val="Heading3"/>
-      </w:pPr>
-      <w:r>
-        <w:t>Workbook question · W2</w:t>
-      </w:r>
-    </w:p>
-    <w:p>
-      <w:pPr>
-        <w:spacing w:line="336" w:lineRule="auto" w:after="180"/>
-        <w:shd w:fill="F5F1FB"/>
-      </w:pPr>
-      <w:r>
-        <w:rPr>
-          <w:b/>
-        </w:rPr>
-        <w:t>Runbook</w:t>
-      </w:r>
-      <w:r>
-        <w:rPr>
-          <w:b w:val="0"/>
-        </w:rPr>
-        <w:t xml:space="preserve"> says start server, but omits data version and recovery steps. Another operator cannot reproduce a result. Show the intermediate steps and give the conclusion with its scope.</w:t>
-      </w:r>
-    </w:p>
-    <w:p>
-      <w:pPr>
-        <w:pStyle w:val="Heading3"/>
-      </w:pPr>
-      <w:r>
-        <w:t>Teacher reasoning · W2</w:t>
-      </w:r>
-    </w:p>
-    <w:p>
-      <w:pPr>
-        <w:spacing w:line="336" w:lineRule="auto" w:after="180"/>
-        <w:shd w:fill="F1F6FC"/>
-      </w:pPr>
-      <w:r>
-        <w:rPr>
-          <w:b w:val="0"/>
-        </w:rPr>
-        <w:t>Teacher explanation: Add exact configuration/version references, fixture setup, verification and recovery. Do not publish secret values to make setup easier.</w:t>
-      </w:r>
-    </w:p>
-    <w:p>
-      <w:pPr>
-        <w:pStyle w:val="Heading3"/>
-      </w:pPr>
-      <w:r>
-        <w:t>W3 Audit the limit</w:t>
-      </w:r>
-    </w:p>
-    <w:p>
-      <w:pPr>
-        <w:pStyle w:val="Heading3"/>
-      </w:pPr>
-      <w:r>
-        <w:t>Workbook question · W3</w:t>
-      </w:r>
-    </w:p>
-    <w:p>
-      <w:pPr>
-        <w:spacing w:line="336" w:lineRule="auto" w:after="180"/>
-        <w:shd w:fill="F5F1FB"/>
-      </w:pPr>
-      <w:r>
-        <w:rPr>
-          <w:b w:val="0"/>
-        </w:rPr>
-        <w:t xml:space="preserve">A report omits this qualification: Documentation readiness requires a tested replay and </w:t>
-      </w:r>
-      <w:r>
-        <w:rPr>
-          <w:b/>
-        </w:rPr>
-        <w:t>operational owner</w:t>
-      </w:r>
-      <w:r>
-        <w:rPr>
-          <w:b w:val="0"/>
-        </w:rPr>
-        <w:t>ship, not merely complete-looking prose.</w:t>
-      </w:r>
-    </w:p>
-    <w:p>
-      <w:pPr>
-        <w:spacing w:line="336" w:lineRule="auto" w:after="180"/>
-        <w:shd w:fill="F5F1FB"/>
-      </w:pPr>
-      <w:r>
-        <w:rPr>
-          <w:b w:val="0"/>
-        </w:rPr>
-        <w:t>Explain how omitting it could change a reader's interpretation, and write an accurate replacement.</w:t>
-      </w:r>
-    </w:p>
-    <w:p>
-      <w:pPr>
-        <w:pStyle w:val="Heading3"/>
-      </w:pPr>
-      <w:r>
-        <w:t>Teacher reasoning · W3</w:t>
-      </w:r>
-    </w:p>
-    <w:p>
-      <w:pPr>
-        <w:spacing w:line="336" w:lineRule="auto" w:after="180"/>
-        <w:shd w:fill="F1F6FC"/>
-      </w:pPr>
-      <w:r>
-        <w:rPr>
-          <w:b w:val="0"/>
-        </w:rPr>
-        <w:t xml:space="preserve">Teacher explanation: Documentation readiness requires a tested replay and </w:t>
-      </w:r>
-      <w:r>
-        <w:rPr>
-          <w:b/>
-        </w:rPr>
-        <w:t>operational owner</w:t>
-      </w:r>
-      <w:r>
-        <w:rPr>
-          <w:b w:val="0"/>
-        </w:rPr>
-        <w:t>ship, not merely complete-looking prose.</w:t>
-      </w:r>
-    </w:p>
-    <w:p>
-      <w:pPr>
-        <w:spacing w:line="336" w:lineRule="auto" w:after="180"/>
-        <w:shd w:fill="F1F6FC"/>
-      </w:pPr>
-      <w:r>
-        <w:rPr>
-          <w:b w:val="0"/>
-        </w:rPr>
-        <w:t xml:space="preserve">State the observed result separately from the unverified or out-of-scope claim; preserve the original </w:t>
-      </w:r>
-      <w:r>
-        <w:rPr>
-          <w:b/>
-        </w:rPr>
-        <w:t>evidence</w:t>
-      </w:r>
-      <w:r>
-        <w:rPr>
-          <w:b w:val="0"/>
-        </w:rPr>
-        <w:t xml:space="preserve"> rather than inventing a missing fact.</w:t>
-      </w:r>
-    </w:p>
-    <w:p>
-      <w:pPr>
-        <w:pStyle w:val="Heading3"/>
-      </w:pPr>
-      <w:r>
-        <w:t>W4 Apply a new case independently</w:t>
-      </w:r>
-    </w:p>
-    <w:p>
-      <w:pPr>
-        <w:pStyle w:val="Heading3"/>
-      </w:pPr>
-      <w:r>
-        <w:t>Workbook question · W4</w:t>
-      </w:r>
-    </w:p>
-    <w:p>
-      <w:pPr>
-        <w:spacing w:line="336" w:lineRule="auto" w:after="180"/>
-        <w:shd w:fill="F5F1FB"/>
-      </w:pPr>
-      <w:r>
-        <w:rPr>
-          <w:b w:val="0"/>
-        </w:rPr>
-        <w:t>Documentation includes all setup steps but no incident owner or compatible rollback. Identify readiness gaps.</w:t>
-      </w:r>
-    </w:p>
-    <w:p>
-      <w:pPr>
-        <w:pStyle w:val="Heading3"/>
-      </w:pPr>
-      <w:r>
-        <w:t>Teacher reasoning · W4</w:t>
-      </w:r>
-    </w:p>
-    <w:p>
-      <w:pPr>
-        <w:spacing w:line="336" w:lineRule="auto" w:after="180"/>
-        <w:shd w:fill="F1F6FC"/>
-      </w:pPr>
-      <w:r>
-        <w:rPr>
-          <w:b w:val="0"/>
-        </w:rPr>
-        <w:t>Teacher explanation: Specify escalation owner, fallback and tested rollback dependencies. A setup-only guide does not cover operation.</w:t>
-      </w:r>
-    </w:p>
-    <w:p>
-      <w:pPr>
-        <w:pStyle w:val="Heading3"/>
-      </w:pPr>
-      <w:r>
-        <w:t>W5 Design a revealing follow-up</w:t>
-      </w:r>
-    </w:p>
-    <w:p>
-      <w:pPr>
-        <w:pStyle w:val="Heading3"/>
-      </w:pPr>
-      <w:r>
-        <w:t>Workbook question · W5</w:t>
-      </w:r>
-    </w:p>
-    <w:p>
-      <w:pPr>
-        <w:spacing w:line="336" w:lineRule="auto" w:after="180"/>
-        <w:shd w:fill="F5F1FB"/>
-      </w:pPr>
-      <w:r>
-        <w:rPr>
-          <w:b w:val="0"/>
-        </w:rPr>
-        <w:t>For the worked scenario, propose one additional case that could reveal a failure, describe its expected outcome before running it, and explain what would need to remain fixed for a fair comparison.</w:t>
-      </w:r>
-    </w:p>
-    <w:p>
-      <w:pPr>
-        <w:spacing w:line="336" w:lineRule="auto" w:after="180"/>
-        <w:shd w:fill="F5F1FB"/>
-      </w:pPr>
-      <w:r>
-        <w:rPr>
-          <w:b w:val="0"/>
-        </w:rPr>
-        <w:t>Do not reuse W4 as a new final test after receiving feedback.</w:t>
-      </w:r>
-    </w:p>
-    <w:p>
-      <w:pPr>
-        <w:pStyle w:val="Heading3"/>
-      </w:pPr>
-      <w:r>
-        <w:t>Teacher reasoning · W5</w:t>
-      </w:r>
-    </w:p>
-    <w:p>
-      <w:pPr>
-        <w:spacing w:line="336" w:lineRule="auto" w:after="180"/>
-        <w:shd w:fill="F1F6FC"/>
-      </w:pPr>
-      <w:r>
-        <w:rPr>
-          <w:b w:val="0"/>
-        </w:rPr>
-        <w:t xml:space="preserve">Teacher explanation: Accept a concrete variant of the worked </w:t>
-      </w:r>
-      <w:r>
-        <w:rPr>
-          <w:b/>
-        </w:rPr>
-        <w:t>input</w:t>
-      </w:r>
-      <w:r>
-        <w:rPr>
-          <w:b w:val="0"/>
-        </w:rPr>
-        <w:t xml:space="preserve"> or a missing/conflicting/boundary condition, with an expectation derived from the declared procedure.</w:t>
-      </w:r>
-    </w:p>
-    <w:p>
-      <w:pPr>
-        <w:spacing w:line="336" w:lineRule="auto" w:after="180"/>
-        <w:shd w:fill="F1F6FC"/>
-      </w:pPr>
-      <w:r>
-        <w:rPr>
-          <w:b w:val="0"/>
-        </w:rPr>
-        <w:t xml:space="preserve">Require preserved settings, original </w:t>
-      </w:r>
-      <w:r>
-        <w:rPr>
-          <w:b/>
-        </w:rPr>
-        <w:t>output</w:t>
-      </w:r>
-      <w:r>
-        <w:rPr>
-          <w:b w:val="0"/>
-        </w:rPr>
-        <w:t xml:space="preserve">s and data roles. Documentation readiness requires a tested replay and </w:t>
-      </w:r>
-      <w:r>
-        <w:rPr>
-          <w:b/>
-        </w:rPr>
-        <w:t>operational owner</w:t>
-      </w:r>
-      <w:r>
-        <w:rPr>
-          <w:b w:val="0"/>
-        </w:rPr>
-        <w:t>ship, not merely complete-looking prose.</w:t>
-      </w:r>
-    </w:p>
-    <w:p>
-      <w:pPr>
-        <w:spacing w:line="336" w:lineRule="auto" w:after="180"/>
-        <w:shd w:fill="F1F6FC"/>
-      </w:pPr>
-      <w:r>
-        <w:rPr>
-          <w:b w:val="0"/>
-        </w:rPr>
-        <w:t xml:space="preserve">The new case should test this particular </w:t>
-      </w:r>
-      <w:r>
-        <w:rPr>
-          <w:b/>
-        </w:rPr>
-        <w:t>mechanism</w:t>
-      </w:r>
-      <w:r>
-        <w:rPr>
-          <w:b w:val="0"/>
-        </w:rPr>
-        <w:t xml:space="preserve"> rather than merely restate the original result.</w:t>
-      </w:r>
-    </w:p>
-    <w:p>
-      <w:pPr>
-        <w:pStyle w:val="Heading3"/>
-      </w:pPr>
-      <w:r>
-        <w:t>Independent assessment and fresh retry</w:t>
-      </w:r>
-    </w:p>
-    <w:p>
-      <w:pPr>
-        <w:pStyle w:val="Heading3"/>
-      </w:pPr>
-      <w:r>
-        <w:t>Teacher key · Independent assessment and fresh retry</w:t>
-      </w:r>
-    </w:p>
-    <w:p>
-      <w:pPr>
-        <w:spacing w:line="336" w:lineRule="auto" w:after="180"/>
-        <w:shd w:fill="F1F6FC"/>
-      </w:pPr>
-      <w:r>
-        <w:rPr>
-          <w:b w:val="0"/>
-        </w:rPr>
-        <w:t>W4: Specify escalation owner, fallback and tested rollback dependencies. A setup-only guide does not cover operation. Require intermediate reasoning and the stated scope.</w:t>
-      </w:r>
-    </w:p>
-    <w:p>
-      <w:pPr>
-        <w:spacing w:line="336" w:lineRule="auto" w:after="180"/>
-        <w:shd w:fill="F1F6FC"/>
-      </w:pPr>
-      <w:r>
-        <w:rPr>
-          <w:b w:val="0"/>
-        </w:rPr>
-        <w:t xml:space="preserve">Fresh retry: </w:t>
-      </w:r>
-      <w:r>
-        <w:rPr>
-          <w:b/>
-        </w:rPr>
-        <w:t>Runbook</w:t>
-      </w:r>
-      <w:r>
-        <w:rPr>
-          <w:b w:val="0"/>
-        </w:rPr>
-        <w:t xml:space="preserve"> contains an old corpus ID after release. Expected reasoning: Update version-bound instructions and independently replay them; preserve earlier release documentation.</w:t>
-      </w:r>
-    </w:p>
-    <w:p>
-      <w:pPr>
-        <w:spacing w:line="336" w:lineRule="auto" w:after="180"/>
-        <w:shd w:fill="F1F6FC"/>
-      </w:pPr>
-      <w:r>
-        <w:rPr>
-          <w:b w:val="0"/>
-        </w:rPr>
-        <w:t>If students need support, record it and reassess with another new case rather than awarding independence to a copied answer.</w:t>
-      </w:r>
-    </w:p>
-    <w:p>
-      <w:pPr>
-        <w:pStyle w:val="Heading3"/>
-      </w:pPr>
-      <w:r>
-        <w:t>Assess independent transfer</w:t>
-      </w:r>
-    </w:p>
-    <w:p>
-      <w:pPr>
-        <w:pStyle w:val="Heading3"/>
-      </w:pPr>
-      <w:r>
-        <w:t>Independent question · withhold the key</w:t>
-      </w:r>
-    </w:p>
-    <w:p>
-      <w:pPr>
-        <w:spacing w:line="336" w:lineRule="auto" w:after="180"/>
-        <w:shd w:fill="F5F1FB"/>
-      </w:pPr>
-      <w:r>
-        <w:rPr>
-          <w:b w:val="0"/>
-        </w:rPr>
-        <w:t>Selected case: Documentation includes all setup steps but no incident owner or compatible rollback. Identify readiness gaps.</w:t>
-      </w:r>
-    </w:p>
-    <w:p>
-      <w:pPr>
-        <w:pStyle w:val="Heading3"/>
-      </w:pPr>
-      <w:r>
-        <w:t>Selected case answer</w:t>
-      </w:r>
-    </w:p>
-    <w:p>
-      <w:pPr>
-        <w:pStyle w:val="Heading3"/>
-      </w:pPr>
-      <w:r>
-        <w:t>Teacher key · Selected case answer</w:t>
-      </w:r>
-    </w:p>
-    <w:p>
-      <w:pPr>
-        <w:spacing w:line="336" w:lineRule="auto" w:after="180"/>
-        <w:shd w:fill="F1F6FC"/>
-      </w:pPr>
-      <w:r>
-        <w:rPr>
-          <w:b w:val="0"/>
-        </w:rPr>
-        <w:t>Teacher explanation: Specify escalation owner, fallback and tested rollback dependencies. A setup-only guide does not cover operation.</w:t>
+        <w:pStyle w:val="Heading2"/>
+      </w:pPr>
+      <w:r>
+        <w:t>Judge explanation,trace and limits</w:t>
       </w:r>
     </w:p>
     <w:tbl>
@@ -3462,54 +3740,55 @@
     </w:tbl>
     <w:p>
       <w:pPr>
-        <w:pStyle w:val="Heading3"/>
-      </w:pPr>
-      <w:r>
-        <w:t>Teacher key · Selected case answer</w:t>
+        <w:spacing w:line="336" w:lineRule="auto" w:after="180"/>
+      </w:pPr>
+      <w:r>
+        <w:rPr>
+          <w:b w:val="0"/>
+        </w:rPr>
+        <w:t>Record each dimension as not yet, with support, or independent. Accept a valid alternative procedure with a defensible trace.</w:t>
       </w:r>
     </w:p>
     <w:p>
       <w:pPr>
         <w:spacing w:line="336" w:lineRule="auto" w:after="180"/>
-        <w:shd w:fill="F1F6FC"/>
       </w:pPr>
       <w:r>
         <w:rPr>
           <w:b w:val="0"/>
         </w:rPr>
-        <w:t>Record each dimension as not yet, with support, or independent. Accept a valid alternative procedure with a defensible trace.</w:t>
+        <w:t xml:space="preserve">Do not penalise an honestly recorded model failure if the learner correctly explains its </w:t>
+      </w:r>
+      <w:r>
+        <w:rPr>
+          <w:b/>
+        </w:rPr>
+        <w:t>evidence</w:t>
+      </w:r>
+      <w:r>
+        <w:rPr>
+          <w:b w:val="0"/>
+        </w:rPr>
+        <w:t xml:space="preserve"> and limits.</w:t>
       </w:r>
     </w:p>
     <w:p>
       <w:pPr>
-        <w:spacing w:line="336" w:lineRule="auto" w:after="180"/>
-        <w:shd w:fill="F1F6FC"/>
-      </w:pPr>
-      <w:r>
-        <w:rPr>
-          <w:b w:val="0"/>
-        </w:rPr>
-        <w:t xml:space="preserve">Do not penalise an honestly recorded model failure if the learner correctly explains its </w:t>
-      </w:r>
-      <w:r>
-        <w:rPr>
-          <w:b/>
-        </w:rPr>
-        <w:t>evidence</w:t>
-      </w:r>
-      <w:r>
-        <w:rPr>
-          <w:b w:val="0"/>
-        </w:rPr>
-        <w:t xml:space="preserve"> and limits.</w:t>
+        <w:pStyle w:val="Heading2"/>
+      </w:pPr>
+      <w:r>
+        <w:t>Give one usable repair</w:t>
       </w:r>
     </w:p>
     <w:p>
       <w:pPr>
-        <w:pStyle w:val="Heading3"/>
-      </w:pPr>
-      <w:r>
-        <w:t>Feedback that the learner uses</w:t>
+        <w:spacing w:line="336" w:lineRule="auto" w:after="180"/>
+      </w:pPr>
+      <w:r>
+        <w:rPr>
+          <w:b w:val="0"/>
+        </w:rPr>
+        <w:t>Name the earliest unsupported step and give one action to repair it. Have the learner make that repair now and explain why. Then assess the relevant skill on a fresh, fully specified case.</w:t>
       </w:r>
     </w:p>
     <w:p>
@@ -3520,31 +3799,73 @@
         <w:rPr>
           <w:b w:val="0"/>
         </w:rPr>
-        <w:t>Name the earliest unsupported step and give one action to repair it. Have the learner make that repair now and explain why. Then assess the relevant skill on a fresh, fully specified case.</w:t>
+        <w:t>Confirm it was not previously practised with feedback; solve and check the new case before assigning it. A follow-up design prompt is a starting brief, not automatically an equivalent test.</w:t>
       </w:r>
     </w:p>
     <w:p>
       <w:pPr>
-        <w:spacing w:line="336" w:lineRule="auto" w:after="180"/>
-      </w:pPr>
-      <w:r>
-        <w:rPr>
-          <w:b w:val="0"/>
-        </w:rPr>
-        <w:t>Confirm it was not previously practised with feedback; solve and check the new case before assigning it. A follow-up design prompt is a starting brief, not automatically an equivalent test.</w:t>
+        <w:pStyle w:val="Heading2"/>
+      </w:pPr>
+      <w:r>
+        <w:t>W1 Explain the mechanism</w:t>
       </w:r>
     </w:p>
     <w:p>
       <w:pPr>
-        <w:pStyle w:val="Heading1"/>
-      </w:pPr>
-      <w:r>
-        <w:t>06. Connect the project, support and next lesson</w:t>
+        <w:spacing w:line="336" w:lineRule="auto" w:after="180"/>
+      </w:pPr>
+      <w:r>
+        <w:rPr>
+          <w:b w:val="0"/>
+        </w:rPr>
+        <w:t xml:space="preserve">Explain the weekly </w:t>
+      </w:r>
+      <w:r>
+        <w:rPr>
+          <w:b/>
+        </w:rPr>
+        <w:t>mechanism</w:t>
+      </w:r>
+      <w:r>
+        <w:rPr>
+          <w:b w:val="0"/>
+        </w:rPr>
+        <w:t xml:space="preserve"> in your own words. Use the worked scenario to name its </w:t>
+      </w:r>
+      <w:r>
+        <w:rPr>
+          <w:b/>
+        </w:rPr>
+        <w:t>input</w:t>
+      </w:r>
+      <w:r>
+        <w:rPr>
+          <w:b w:val="0"/>
+        </w:rPr>
+        <w:t xml:space="preserve">, decision rule and </w:t>
+      </w:r>
+      <w:r>
+        <w:rPr>
+          <w:b/>
+        </w:rPr>
+        <w:t>output</w:t>
+      </w:r>
+      <w:r>
+        <w:rPr>
+          <w:b w:val="0"/>
+        </w:rPr>
+        <w:t>.</w:t>
       </w:r>
     </w:p>
     <w:p>
-      <w:r>
-        <w:t>Connect Documentation and operational readiness to Grounded Learning Service, adapt support and plan a later changed-case check.</w:t>
+      <w:pPr>
+        <w:spacing w:line="336" w:lineRule="auto" w:after="180"/>
+      </w:pPr>
+      <w:r>
+        <w:rPr>
+          <w:b w:val="0"/>
+        </w:rPr>
+        <w:t>Teacher explanation: Operational documentation tells another person how to run, verify, observe and recover the service. A successful developer demo is not readiness.</w:t>
       </w:r>
     </w:p>
     <w:p>
@@ -3555,66 +3876,39 @@
         <w:rPr>
           <w:b w:val="0"/>
         </w:rPr>
-        <w:t xml:space="preserve">Add a labelled documentation and operational readiness </w:t>
+        <w:t xml:space="preserve">A </w:t>
       </w:r>
       <w:r>
         <w:rPr>
           <w:b/>
         </w:rPr>
-        <w:t>evidence</w:t>
+        <w:t>runbook</w:t>
       </w:r>
       <w:r>
         <w:rPr>
           <w:b w:val="0"/>
         </w:rPr>
-        <w:t xml:space="preserve"> sheet to Grounded Learning Service. Show how you can explain the </w:t>
+        <w:t xml:space="preserve"> names versions, required non-secret configuration, secret key names, </w:t>
       </w:r>
       <w:r>
         <w:rPr>
           <w:b/>
         </w:rPr>
-        <w:t>mechanism</w:t>
+        <w:t>health check</w:t>
       </w:r>
       <w:r>
         <w:rPr>
           <w:b w:val="0"/>
         </w:rPr>
-        <w:t xml:space="preserve"> and terminology of documentation and operational readiness.</w:t>
+        <w:t>s, release/rollback dependencies, alerts and owners. Test it with a fresh operator and fictional fixtures.</w:t>
       </w:r>
     </w:p>
     <w:p>
       <w:pPr>
-        <w:spacing w:line="336" w:lineRule="auto" w:after="180"/>
-      </w:pPr>
-      <w:r>
-        <w:rPr>
-          <w:b w:val="0"/>
-        </w:rPr>
-        <w:t xml:space="preserve">Use the supplied fictional case and keep its </w:t>
-      </w:r>
-      <w:r>
-        <w:rPr>
-          <w:b/>
-        </w:rPr>
-        <w:t>input</w:t>
-      </w:r>
-      <w:r>
-        <w:rPr>
-          <w:b w:val="0"/>
-        </w:rPr>
-        <w:t xml:space="preserve">s, intermediate steps, calculation or </w:t>
-      </w:r>
-      <w:r>
-        <w:rPr>
-          <w:b/>
-        </w:rPr>
-        <w:t>prediction</w:t>
-      </w:r>
-      <w:r>
-        <w:rPr>
-          <w:b w:val="0"/>
-        </w:rPr>
-        <w:t>, and limitation. Connect this record to last week’s record; a matching answer without a trace is insufficient.</w:t>
+        <w:pStyle w:val="Heading2"/>
+      </w:pPr>
+      <w:r>
+        <w:t>W2 Trace the worked case</w:t>
       </w:r>
     </w:p>
     <w:p>
@@ -3623,21 +3917,15 @@
       </w:pPr>
       <w:r>
         <w:rPr>
+          <w:b/>
+        </w:rPr>
+        <w:t>Runbook</w:t>
+      </w:r>
+      <w:r>
+        <w:rPr>
           <w:b w:val="0"/>
         </w:rPr>
-        <w:t xml:space="preserve">Provide an </w:t>
-      </w:r>
-      <w:r>
-        <w:rPr>
-          <w:b/>
-        </w:rPr>
-        <w:t>input</w:t>
-      </w:r>
-      <w:r>
-        <w:rPr>
-          <w:b w:val="0"/>
-        </w:rPr>
-        <w:t>/procedure/result/limit frame and a calculator when needed. Ask students to identify the first step before completing the whole trace.</w:t>
+        <w:t xml:space="preserve"> says start server, but omits data version and recovery steps. Another operator cannot reproduce a result. Show the intermediate steps and give the conclusion with its scope.</w:t>
       </w:r>
     </w:p>
     <w:p>
@@ -3648,42 +3936,15 @@
         <w:rPr>
           <w:b w:val="0"/>
         </w:rPr>
-        <w:t xml:space="preserve">Extension: compare two concrete variants of this </w:t>
-      </w:r>
-      <w:r>
-        <w:rPr>
-          <w:b/>
-        </w:rPr>
-        <w:t>mechanism</w:t>
-      </w:r>
-      <w:r>
-        <w:rPr>
-          <w:b w:val="0"/>
-        </w:rPr>
-        <w:t xml:space="preserve"> while holding unrelated conditions fixed; report both successful and unsuccessful outcomes.</w:t>
+        <w:t>Teacher explanation: Add exact configuration/version references, fixture setup, verification and recovery. Do not publish secret values to make setup easier.</w:t>
       </w:r>
     </w:p>
     <w:p>
       <w:pPr>
-        <w:spacing w:line="336" w:lineRule="auto" w:after="180"/>
-      </w:pPr>
-      <w:r>
-        <w:rPr>
-          <w:b w:val="0"/>
-        </w:rPr>
-        <w:t xml:space="preserve">Next connection: Capstone service implementation. Preserve the current case record and retrieve its </w:t>
-      </w:r>
-      <w:r>
-        <w:rPr>
-          <w:b/>
-        </w:rPr>
-        <w:t>evidence</w:t>
-      </w:r>
-      <w:r>
-        <w:rPr>
-          <w:b w:val="0"/>
-        </w:rPr>
-        <w:t xml:space="preserve"> boundary before moving on.</w:t>
+        <w:pStyle w:val="Heading2"/>
+      </w:pPr>
+      <w:r>
+        <w:t>W3 Audit the limit</w:t>
       </w:r>
     </w:p>
     <w:p>
@@ -3694,15 +3955,613 @@
         <w:rPr>
           <w:b w:val="0"/>
         </w:rPr>
-        <w:t>Retain the project ledger and assess a changed case after support. Check the relevant prerequisite before carrying this component forward.</w:t>
+        <w:t xml:space="preserve">A report omits this qualification: Documentation readiness requires a tested replay and </w:t>
+      </w:r>
+      <w:r>
+        <w:rPr>
+          <w:b/>
+        </w:rPr>
+        <w:t>operational owner</w:t>
+      </w:r>
+      <w:r>
+        <w:rPr>
+          <w:b w:val="0"/>
+        </w:rPr>
+        <w:t>ship, not merely complete-looking prose.</w:t>
       </w:r>
     </w:p>
     <w:p>
       <w:pPr>
+        <w:spacing w:line="336" w:lineRule="auto" w:after="180"/>
+      </w:pPr>
+      <w:r>
+        <w:rPr>
+          <w:b w:val="0"/>
+        </w:rPr>
+        <w:t>Explain how omitting it could change a reader's interpretation, and write an accurate replacement.</w:t>
+      </w:r>
+    </w:p>
+    <w:p>
+      <w:pPr>
+        <w:spacing w:line="336" w:lineRule="auto" w:after="180"/>
+      </w:pPr>
+      <w:r>
+        <w:rPr>
+          <w:b w:val="0"/>
+        </w:rPr>
+        <w:t xml:space="preserve">Teacher explanation: Documentation readiness requires a tested replay and </w:t>
+      </w:r>
+      <w:r>
+        <w:rPr>
+          <w:b/>
+        </w:rPr>
+        <w:t>operational owner</w:t>
+      </w:r>
+      <w:r>
+        <w:rPr>
+          <w:b w:val="0"/>
+        </w:rPr>
+        <w:t>ship, not merely complete-looking prose.</w:t>
+      </w:r>
+    </w:p>
+    <w:p>
+      <w:pPr>
+        <w:spacing w:line="336" w:lineRule="auto" w:after="180"/>
+      </w:pPr>
+      <w:r>
+        <w:rPr>
+          <w:b w:val="0"/>
+        </w:rPr>
+        <w:t xml:space="preserve">State the observed result separately from the unverified or out-of-scope claim; preserve the original </w:t>
+      </w:r>
+      <w:r>
+        <w:rPr>
+          <w:b/>
+        </w:rPr>
+        <w:t>evidence</w:t>
+      </w:r>
+      <w:r>
+        <w:rPr>
+          <w:b w:val="0"/>
+        </w:rPr>
+        <w:t xml:space="preserve"> rather than inventing a missing fact.</w:t>
+      </w:r>
+    </w:p>
+    <w:p>
+      <w:pPr>
+        <w:pStyle w:val="Heading2"/>
+      </w:pPr>
+      <w:r>
+        <w:t>W5 Design a revealing follow-up</w:t>
+      </w:r>
+    </w:p>
+    <w:p>
+      <w:pPr>
+        <w:spacing w:line="336" w:lineRule="auto" w:after="180"/>
+      </w:pPr>
+      <w:r>
+        <w:rPr>
+          <w:b w:val="0"/>
+        </w:rPr>
+        <w:t>For the worked scenario, propose one additional case that could reveal a failure, describe its expected outcome before running it, and explain what would need to remain fixed for a fair comparison.</w:t>
+      </w:r>
+    </w:p>
+    <w:p>
+      <w:pPr>
+        <w:spacing w:line="336" w:lineRule="auto" w:after="180"/>
+      </w:pPr>
+      <w:r>
+        <w:rPr>
+          <w:b w:val="0"/>
+        </w:rPr>
+        <w:t>Do not reuse W4 as a new final test after receiving feedback.</w:t>
+      </w:r>
+    </w:p>
+    <w:p>
+      <w:pPr>
+        <w:spacing w:line="336" w:lineRule="auto" w:after="180"/>
+      </w:pPr>
+      <w:r>
+        <w:rPr>
+          <w:b w:val="0"/>
+        </w:rPr>
+        <w:t xml:space="preserve">Teacher explanation: Accept a concrete variant of the worked </w:t>
+      </w:r>
+      <w:r>
+        <w:rPr>
+          <w:b/>
+        </w:rPr>
+        <w:t>input</w:t>
+      </w:r>
+      <w:r>
+        <w:rPr>
+          <w:b w:val="0"/>
+        </w:rPr>
+        <w:t xml:space="preserve"> or a missing/conflicting/boundary condition, with an expectation derived from the declared procedure.</w:t>
+      </w:r>
+    </w:p>
+    <w:p>
+      <w:pPr>
+        <w:spacing w:line="336" w:lineRule="auto" w:after="180"/>
+      </w:pPr>
+      <w:r>
+        <w:rPr>
+          <w:b w:val="0"/>
+        </w:rPr>
+        <w:t xml:space="preserve">Require preserved settings, original </w:t>
+      </w:r>
+      <w:r>
+        <w:rPr>
+          <w:b/>
+        </w:rPr>
+        <w:t>output</w:t>
+      </w:r>
+      <w:r>
+        <w:rPr>
+          <w:b w:val="0"/>
+        </w:rPr>
+        <w:t xml:space="preserve">s and data roles. Documentation readiness requires a tested replay and </w:t>
+      </w:r>
+      <w:r>
+        <w:rPr>
+          <w:b/>
+        </w:rPr>
+        <w:t>operational owner</w:t>
+      </w:r>
+      <w:r>
+        <w:rPr>
+          <w:b w:val="0"/>
+        </w:rPr>
+        <w:t>ship, not merely complete-looking prose.</w:t>
+      </w:r>
+    </w:p>
+    <w:p>
+      <w:pPr>
+        <w:spacing w:line="336" w:lineRule="auto" w:after="180"/>
+      </w:pPr>
+      <w:r>
+        <w:rPr>
+          <w:b w:val="0"/>
+        </w:rPr>
+        <w:t xml:space="preserve">The new case should test this particular </w:t>
+      </w:r>
+      <w:r>
+        <w:rPr>
+          <w:b/>
+        </w:rPr>
+        <w:t>mechanism</w:t>
+      </w:r>
+      <w:r>
+        <w:rPr>
+          <w:b w:val="0"/>
+        </w:rPr>
+        <w:t xml:space="preserve"> rather than merely restate the original result.</w:t>
+      </w:r>
+    </w:p>
+    <w:p>
+      <w:pPr>
+        <w:pStyle w:val="Heading2"/>
+      </w:pPr>
+      <w:r>
+        <w:t>Earlier wording, alternatives and picture transcripts · reference / check after trying</w:t>
+      </w:r>
+    </w:p>
+    <w:p>
+      <w:pPr>
         <w:pStyle w:val="Heading3"/>
       </w:pPr>
       <w:r>
-        <w:t>Plan the delayed return</w:t>
+        <w:t>Guided and exit questions</w:t>
+      </w:r>
+    </w:p>
+    <w:p>
+      <w:pPr>
+        <w:spacing w:line="336" w:lineRule="auto" w:after="180"/>
+      </w:pPr>
+      <w:r>
+        <w:rPr>
+          <w:b w:val="0"/>
+        </w:rPr>
+        <w:t>Guided: Add exact configuration/version references, fixture setup, verification and recovery. Do not publish secret values to make setup easier.</w:t>
+      </w:r>
+    </w:p>
+    <w:p>
+      <w:pPr>
+        <w:spacing w:line="336" w:lineRule="auto" w:after="180"/>
+      </w:pPr>
+      <w:r>
+        <w:rPr>
+          <w:b w:val="0"/>
+        </w:rPr>
+        <w:t xml:space="preserve">Qualification: Documentation readiness requires a tested replay and </w:t>
+      </w:r>
+      <w:r>
+        <w:rPr>
+          <w:b/>
+        </w:rPr>
+        <w:t>operational owner</w:t>
+      </w:r>
+      <w:r>
+        <w:rPr>
+          <w:b w:val="0"/>
+        </w:rPr>
+        <w:t>ship, not merely complete-looking prose.</w:t>
+      </w:r>
+    </w:p>
+    <w:p>
+      <w:pPr>
+        <w:spacing w:line="336" w:lineRule="auto" w:after="180"/>
+      </w:pPr>
+      <w:r>
+        <w:rPr>
+          <w:b w:val="0"/>
+        </w:rPr>
+        <w:t xml:space="preserve">Exit: accept a concrete variation with its predicted outcome and a stated condition that would challenge the </w:t>
+      </w:r>
+      <w:r>
+        <w:rPr>
+          <w:b/>
+        </w:rPr>
+        <w:t>mechanism</w:t>
+      </w:r>
+      <w:r>
+        <w:rPr>
+          <w:b w:val="0"/>
+        </w:rPr>
+        <w:t xml:space="preserve">; reject a claim resting on unmeasured </w:t>
+      </w:r>
+      <w:r>
+        <w:rPr>
+          <w:b/>
+        </w:rPr>
+        <w:t>evidence</w:t>
+      </w:r>
+      <w:r>
+        <w:rPr>
+          <w:b w:val="0"/>
+        </w:rPr>
+        <w:t>.</w:t>
+      </w:r>
+    </w:p>
+    <w:p>
+      <w:pPr>
+        <w:pStyle w:val="Heading3"/>
+      </w:pPr>
+      <w:r>
+        <w:t>W1 Explain the mechanism</w:t>
+      </w:r>
+    </w:p>
+    <w:p>
+      <w:pPr>
+        <w:pStyle w:val="Heading3"/>
+      </w:pPr>
+      <w:r>
+        <w:t>W2 Trace the worked case</w:t>
+      </w:r>
+    </w:p>
+    <w:p>
+      <w:pPr>
+        <w:pStyle w:val="Heading3"/>
+      </w:pPr>
+      <w:r>
+        <w:t>W3 Audit the limit</w:t>
+      </w:r>
+    </w:p>
+    <w:p>
+      <w:pPr>
+        <w:pStyle w:val="Heading3"/>
+      </w:pPr>
+      <w:r>
+        <w:t>W4 Apply a new case independently</w:t>
+      </w:r>
+    </w:p>
+    <w:p>
+      <w:pPr>
+        <w:spacing w:line="336" w:lineRule="auto" w:after="180"/>
+      </w:pPr>
+      <w:r>
+        <w:rPr>
+          <w:b w:val="0"/>
+        </w:rPr>
+        <w:t>Documentation includes all setup steps but no incident owner or compatible rollback. Identify readiness gaps.</w:t>
+      </w:r>
+    </w:p>
+    <w:p>
+      <w:pPr>
+        <w:spacing w:line="336" w:lineRule="auto" w:after="180"/>
+      </w:pPr>
+      <w:r>
+        <w:rPr>
+          <w:b w:val="0"/>
+        </w:rPr>
+        <w:t>Teacher explanation: Specify escalation owner, fallback and tested rollback dependencies. A setup-only guide does not cover operation.</w:t>
+      </w:r>
+    </w:p>
+    <w:p>
+      <w:pPr>
+        <w:pStyle w:val="Heading3"/>
+      </w:pPr>
+      <w:r>
+        <w:t>W5 Design a revealing follow-up</w:t>
+      </w:r>
+    </w:p>
+    <w:p>
+      <w:pPr>
+        <w:pStyle w:val="Heading3"/>
+      </w:pPr>
+      <w:r>
+        <w:t>Independent assessment and fresh retry</w:t>
+      </w:r>
+    </w:p>
+    <w:p>
+      <w:pPr>
+        <w:spacing w:line="336" w:lineRule="auto" w:after="180"/>
+      </w:pPr>
+      <w:r>
+        <w:rPr>
+          <w:b w:val="0"/>
+        </w:rPr>
+        <w:t>W4: Specify escalation owner, fallback and tested rollback dependencies. A setup-only guide does not cover operation. Require intermediate reasoning and the stated scope.</w:t>
+      </w:r>
+    </w:p>
+    <w:p>
+      <w:pPr>
+        <w:spacing w:line="336" w:lineRule="auto" w:after="180"/>
+      </w:pPr>
+      <w:r>
+        <w:rPr>
+          <w:b w:val="0"/>
+        </w:rPr>
+        <w:t xml:space="preserve">Fresh retry: </w:t>
+      </w:r>
+      <w:r>
+        <w:rPr>
+          <w:b/>
+        </w:rPr>
+        <w:t>Runbook</w:t>
+      </w:r>
+      <w:r>
+        <w:rPr>
+          <w:b w:val="0"/>
+        </w:rPr>
+        <w:t xml:space="preserve"> contains an old corpus ID after release. Expected reasoning: Update version-bound instructions and independently replay them; preserve earlier release documentation.</w:t>
+      </w:r>
+    </w:p>
+    <w:p>
+      <w:pPr>
+        <w:spacing w:line="336" w:lineRule="auto" w:after="180"/>
+      </w:pPr>
+      <w:r>
+        <w:rPr>
+          <w:b w:val="0"/>
+        </w:rPr>
+        <w:t>If students need support, record it and reassess with another new case rather than awarding independence to a copied answer.</w:t>
+      </w:r>
+    </w:p>
+    <w:p>
+      <w:pPr>
+        <w:pStyle w:val="Heading3"/>
+      </w:pPr>
+      <w:r>
+        <w:t>Assess independent transfer</w:t>
+      </w:r>
+    </w:p>
+    <w:p>
+      <w:pPr>
+        <w:pStyle w:val="Heading3"/>
+      </w:pPr>
+      <w:r>
+        <w:t>Selected case answer</w:t>
+      </w:r>
+    </w:p>
+    <w:p>
+      <w:pPr>
+        <w:pStyle w:val="Heading3"/>
+      </w:pPr>
+      <w:r>
+        <w:t>Feedback that the learner uses</w:t>
+      </w:r>
+    </w:p>
+    <w:p>
+      <w:pPr>
+        <w:pStyle w:val="Heading1"/>
+      </w:pPr>
+      <w:r>
+        <w:t>06. Connect, support and revisit service design</w:t>
+      </w:r>
+    </w:p>
+    <w:p>
+      <w:r>
+        <w:t>Use saved evidence and boundary decisions to choose the next step.</w:t>
+      </w:r>
+    </w:p>
+    <w:p>
+      <w:pPr>
+        <w:pStyle w:val="Heading2"/>
+      </w:pPr>
+      <w:r>
+        <w:t>Project and next-week bridge</w:t>
+      </w:r>
+    </w:p>
+    <w:p>
+      <w:pPr>
+        <w:spacing w:line="336" w:lineRule="auto" w:after="180"/>
+      </w:pPr>
+      <w:r>
+        <w:rPr>
+          <w:b w:val="0"/>
+        </w:rPr>
+        <w:t xml:space="preserve">Add a labelled documentation and operational readiness </w:t>
+      </w:r>
+      <w:r>
+        <w:rPr>
+          <w:b/>
+        </w:rPr>
+        <w:t>evidence</w:t>
+      </w:r>
+      <w:r>
+        <w:rPr>
+          <w:b w:val="0"/>
+        </w:rPr>
+        <w:t xml:space="preserve"> sheet to Grounded Learning Service. Show how you can explain the </w:t>
+      </w:r>
+      <w:r>
+        <w:rPr>
+          <w:b/>
+        </w:rPr>
+        <w:t>mechanism</w:t>
+      </w:r>
+      <w:r>
+        <w:rPr>
+          <w:b w:val="0"/>
+        </w:rPr>
+        <w:t xml:space="preserve"> and terminology of documentation and operational readiness.</w:t>
+      </w:r>
+    </w:p>
+    <w:p>
+      <w:pPr>
+        <w:spacing w:line="336" w:lineRule="auto" w:after="180"/>
+      </w:pPr>
+      <w:r>
+        <w:rPr>
+          <w:b w:val="0"/>
+        </w:rPr>
+        <w:t xml:space="preserve">Use the supplied fictional case and keep its </w:t>
+      </w:r>
+      <w:r>
+        <w:rPr>
+          <w:b/>
+        </w:rPr>
+        <w:t>input</w:t>
+      </w:r>
+      <w:r>
+        <w:rPr>
+          <w:b w:val="0"/>
+        </w:rPr>
+        <w:t xml:space="preserve">s, intermediate steps, calculation or </w:t>
+      </w:r>
+      <w:r>
+        <w:rPr>
+          <w:b/>
+        </w:rPr>
+        <w:t>prediction</w:t>
+      </w:r>
+      <w:r>
+        <w:rPr>
+          <w:b w:val="0"/>
+        </w:rPr>
+        <w:t>, and limitation. Connect this record to last week’s record; a matching answer without a trace is insufficient.</w:t>
+      </w:r>
+    </w:p>
+    <w:p>
+      <w:pPr>
+        <w:spacing w:line="336" w:lineRule="auto" w:after="180"/>
+      </w:pPr>
+      <w:r>
+        <w:rPr>
+          <w:b w:val="0"/>
+        </w:rPr>
+        <w:t xml:space="preserve">Provide an </w:t>
+      </w:r>
+      <w:r>
+        <w:rPr>
+          <w:b/>
+        </w:rPr>
+        <w:t>input</w:t>
+      </w:r>
+      <w:r>
+        <w:rPr>
+          <w:b w:val="0"/>
+        </w:rPr>
+        <w:t>/procedure/result/limit frame and a calculator when needed. Ask students to identify the first step before completing the whole trace.</w:t>
+      </w:r>
+    </w:p>
+    <w:p>
+      <w:pPr>
+        <w:spacing w:line="336" w:lineRule="auto" w:after="180"/>
+      </w:pPr>
+      <w:r>
+        <w:rPr>
+          <w:b w:val="0"/>
+        </w:rPr>
+        <w:t xml:space="preserve">Extension: compare two concrete variants of this </w:t>
+      </w:r>
+      <w:r>
+        <w:rPr>
+          <w:b/>
+        </w:rPr>
+        <w:t>mechanism</w:t>
+      </w:r>
+      <w:r>
+        <w:rPr>
+          <w:b w:val="0"/>
+        </w:rPr>
+        <w:t xml:space="preserve"> while holding unrelated conditions fixed; report both successful and unsuccessful outcomes.</w:t>
+      </w:r>
+    </w:p>
+    <w:p>
+      <w:pPr>
+        <w:spacing w:line="336" w:lineRule="auto" w:after="180"/>
+      </w:pPr>
+      <w:r>
+        <w:rPr>
+          <w:b w:val="0"/>
+        </w:rPr>
+        <w:t xml:space="preserve">Next connection: Capstone service implementation. Preserve the current case record and retrieve its </w:t>
+      </w:r>
+      <w:r>
+        <w:rPr>
+          <w:b/>
+        </w:rPr>
+        <w:t>evidence</w:t>
+      </w:r>
+      <w:r>
+        <w:rPr>
+          <w:b w:val="0"/>
+        </w:rPr>
+        <w:t xml:space="preserve"> boundary before moving on.</w:t>
+      </w:r>
+    </w:p>
+    <w:p>
+      <w:pPr>
+        <w:spacing w:line="336" w:lineRule="auto" w:after="180"/>
+      </w:pPr>
+      <w:r>
+        <w:rPr>
+          <w:b w:val="0"/>
+        </w:rPr>
+        <w:t>Retain the project ledger and assess a changed case after support. Check the relevant prerequisite before carrying this component forward.</w:t>
+      </w:r>
+    </w:p>
+    <w:p>
+      <w:pPr>
+        <w:spacing w:line="336" w:lineRule="auto" w:after="180"/>
+      </w:pPr>
+      <w:r>
+        <w:rPr>
+          <w:b w:val="0"/>
+        </w:rPr>
+        <w:t xml:space="preserve">For the Grounded Learning Service, retain an annotated trace and the changed-case result. Name the contract or </w:t>
+      </w:r>
+      <w:r>
+        <w:rPr>
+          <w:b/>
+        </w:rPr>
+        <w:t>evidence</w:t>
+      </w:r>
+      <w:r>
+        <w:rPr>
+          <w:b w:val="0"/>
+        </w:rPr>
+        <w:t xml:space="preserve"> that makes the deciding step valid, so another team can review it.</w:t>
+      </w:r>
+    </w:p>
+    <w:p>
+      <w:pPr>
+        <w:pStyle w:val="Heading2"/>
+      </w:pPr>
+      <w:r>
+        <w:t>Delayed return and support record</w:t>
       </w:r>
     </w:p>
     <w:p>
@@ -3919,60 +4778,60 @@
     </w:p>
     <w:p>
       <w:pPr>
-        <w:pStyle w:val="Heading3"/>
-      </w:pPr>
-      <w:r>
-        <w:t>Project evidence from this case</w:t>
+        <w:pStyle w:val="Heading2"/>
+      </w:pPr>
+      <w:r>
+        <w:t>Earlier wording, alternatives and picture transcripts · reference / check after trying</w:t>
       </w:r>
     </w:p>
     <w:p>
       <w:pPr>
-        <w:spacing w:line="336" w:lineRule="auto" w:after="180"/>
-      </w:pPr>
-      <w:r>
-        <w:rPr>
-          <w:b w:val="0"/>
-        </w:rPr>
-        <w:t xml:space="preserve">For the Grounded Learning Service, retain an annotated trace and the changed-case result. Name the contract or </w:t>
-      </w:r>
-      <w:r>
-        <w:rPr>
-          <w:b/>
-        </w:rPr>
-        <w:t>evidence</w:t>
-      </w:r>
-      <w:r>
-        <w:rPr>
-          <w:b w:val="0"/>
-        </w:rPr>
-        <w:t xml:space="preserve"> that makes the deciding step valid, so another team can review it.</w:t>
+        <w:pStyle w:val="Heading3"/>
+      </w:pPr>
+      <w:r>
+        <w:t>Plan the delayed return</w:t>
       </w:r>
     </w:p>
     <w:p>
       <w:pPr>
-        <w:pStyle w:val="Heading1"/>
-      </w:pPr>
-      <w:r>
-        <w:t>07. Prepare, teach and assess</w:t>
+        <w:pStyle w:val="Heading3"/>
+      </w:pPr>
+      <w:r>
+        <w:t>Project evidence from this case</w:t>
       </w:r>
     </w:p>
     <w:p>
-      <w:r>
-        <w:t>Use this preparation summary alongside the detailed Documentation and operational readiness lesson; it is a checklist rather than a replacement for the full sequence.</w:t>
+      <w:pPr>
+        <w:pStyle w:val="Heading1"/>
+      </w:pPr>
+      <w:r>
+        <w:t>Reference bank and extra practice</w:t>
       </w:r>
     </w:p>
     <w:p>
       <w:pPr>
-        <w:pStyle w:val="Heading3"/>
-      </w:pPr>
-      <w:r>
-        <w:t>Teaching target</w:t>
+        <w:pStyle w:val="Heading1"/>
+      </w:pPr>
+      <w:r>
+        <w:t>07. Reference · Alternative planning checklist</w:t>
       </w:r>
     </w:p>
     <w:p>
+      <w:r>
+        <w:t>Use alongside the main route when helpful.</w:t>
+      </w:r>
+    </w:p>
+    <w:p>
+      <w:pPr>
+        <w:pStyle w:val="Heading2"/>
+      </w:pPr>
+      <w:r>
+        <w:t>Planning,assessment and project reminders</w:t>
+      </w:r>
+    </w:p>
+    <w:p>
       <w:pPr>
         <w:spacing w:line="336" w:lineRule="auto" w:after="180"/>
-        <w:shd w:fill="EDF7F3"/>
       </w:pPr>
       <w:r>
         <w:rPr>
@@ -4184,22 +5043,24 @@
     </w:p>
     <w:p>
       <w:pPr>
-        <w:pStyle w:val="Heading3"/>
-      </w:pPr>
-      <w:r>
-        <w:t>Supported practice answer</w:t>
+        <w:spacing w:line="336" w:lineRule="auto" w:after="180"/>
+      </w:pPr>
+      <w:r>
+        <w:rPr>
+          <w:b w:val="0"/>
+        </w:rPr>
+        <w:t>Reasoned practice answer: Teacher explanation: Add exact configuration/version references, fixture setup, verification and recovery. Do not publish secret values to make setup easier.</w:t>
       </w:r>
     </w:p>
     <w:p>
       <w:pPr>
         <w:spacing w:line="336" w:lineRule="auto" w:after="180"/>
-        <w:shd w:fill="F1F6FC"/>
       </w:pPr>
       <w:r>
         <w:rPr>
           <w:b w:val="0"/>
         </w:rPr>
-        <w:t>Reasoned practice answer: Teacher explanation: Add exact configuration/version references, fixture setup, verification and recovery. Do not publish secret values to make setup easier.</w:t>
+        <w:t>Check every learner before discussion: Use the worked case for Documentation and operational readiness. Proposed explanation: “The worked result establishes every future case”. Decide whether this explanation is supported.</w:t>
       </w:r>
     </w:p>
     <w:p>
@@ -4210,7 +5071,7 @@
         <w:rPr>
           <w:b w:val="0"/>
         </w:rPr>
-        <w:t>Check every learner before discussion: Use the worked case for Documentation and operational readiness. Proposed explanation: “The worked result establishes every future case”. Decide whether this explanation is supported.</w:t>
+        <w:t>Point to the step or supplied fact that decides; explain your repair if needed.</w:t>
       </w:r>
     </w:p>
     <w:p>
@@ -4221,129 +5082,81 @@
         <w:rPr>
           <w:b w:val="0"/>
         </w:rPr>
-        <w:t>Point to the step or supplied fact that decides; explain your repair if needed.</w:t>
+        <w:t xml:space="preserve">Misconception repair: Documentation readiness requires a tested replay and </w:t>
+      </w:r>
+      <w:r>
+        <w:rPr>
+          <w:b/>
+        </w:rPr>
+        <w:t>operational owner</w:t>
+      </w:r>
+      <w:r>
+        <w:rPr>
+          <w:b w:val="0"/>
+        </w:rPr>
+        <w:t>ship, not merely complete-looking prose.</w:t>
       </w:r>
     </w:p>
     <w:p>
       <w:pPr>
-        <w:pStyle w:val="Heading3"/>
-      </w:pPr>
-      <w:r>
-        <w:t>Repair the misconception</w:t>
+        <w:spacing w:line="336" w:lineRule="auto" w:after="180"/>
+      </w:pPr>
+      <w:r>
+        <w:rPr>
+          <w:b w:val="0"/>
+        </w:rPr>
+        <w:t xml:space="preserve">Support: read the exact case aloud, enlarge the labelled picture, supply </w:t>
+      </w:r>
+      <w:r>
+        <w:rPr>
+          <w:b/>
+        </w:rPr>
+        <w:t>input</w:t>
+      </w:r>
+      <w:r>
+        <w:rPr>
+          <w:b w:val="0"/>
+        </w:rPr>
+        <w:t xml:space="preserve"> cards and model only the first deciding step. Accept a spoken explanation or drawing; retain the reasoning goal.</w:t>
       </w:r>
     </w:p>
     <w:p>
       <w:pPr>
         <w:spacing w:line="336" w:lineRule="auto" w:after="180"/>
-        <w:shd w:fill="FFF5E6"/>
       </w:pPr>
       <w:r>
         <w:rPr>
           <w:b w:val="0"/>
         </w:rPr>
-        <w:t xml:space="preserve">Misconception repair: Documentation readiness requires a tested replay and </w:t>
+        <w:t xml:space="preserve">Extension: Remove the maintainer and escalation route. Require a </w:t>
       </w:r>
       <w:r>
         <w:rPr>
           <w:b/>
         </w:rPr>
-        <w:t>operational owner</w:t>
+        <w:t>prediction</w:t>
       </w:r>
       <w:r>
         <w:rPr>
           <w:b w:val="0"/>
         </w:rPr>
-        <w:t>ship, not merely complete-looking prose.</w:t>
+        <w:t xml:space="preserve"> and a reason before comparing. Expected result: The diagnostic remains, but responsibility for an unresolved fault becomes unclear.</w:t>
       </w:r>
     </w:p>
     <w:p>
       <w:pPr>
-        <w:pStyle w:val="Heading3"/>
-      </w:pPr>
-      <w:r>
-        <w:t>Support without giving away the answer</w:t>
+        <w:spacing w:line="336" w:lineRule="auto" w:after="180"/>
+      </w:pPr>
+      <w:r>
+        <w:rPr>
+          <w:b w:val="0"/>
+        </w:rPr>
+        <w:t>Reason: Readiness includes who acts when routine checks do not solve the problem.</w:t>
       </w:r>
     </w:p>
     <w:p>
       <w:pPr>
         <w:spacing w:line="336" w:lineRule="auto" w:after="180"/>
-        <w:shd w:fill="F1F6F8"/>
-      </w:pPr>
-      <w:r>
-        <w:rPr>
-          <w:b w:val="0"/>
-        </w:rPr>
-        <w:t xml:space="preserve">Support: read the exact case aloud, enlarge the labelled picture, supply </w:t>
-      </w:r>
-      <w:r>
-        <w:rPr>
-          <w:b/>
-        </w:rPr>
-        <w:t>input</w:t>
-      </w:r>
-      <w:r>
-        <w:rPr>
-          <w:b w:val="0"/>
-        </w:rPr>
-        <w:t xml:space="preserve"> cards and model only the first deciding step. Accept a spoken explanation or drawing; retain the reasoning goal.</w:t>
-      </w:r>
-    </w:p>
-    <w:p>
-      <w:pPr>
-        <w:pStyle w:val="Heading3"/>
-      </w:pPr>
-      <w:r>
-        <w:t>Extend the reasoning</w:t>
-      </w:r>
-    </w:p>
-    <w:p>
-      <w:pPr>
-        <w:spacing w:line="336" w:lineRule="auto" w:after="180"/>
-        <w:shd w:fill="F5F1FB"/>
-      </w:pPr>
-      <w:r>
-        <w:rPr>
-          <w:b w:val="0"/>
-        </w:rPr>
-        <w:t xml:space="preserve">Extension: Remove the maintainer and escalation route. Require a </w:t>
-      </w:r>
-      <w:r>
-        <w:rPr>
-          <w:b/>
-        </w:rPr>
-        <w:t>prediction</w:t>
-      </w:r>
-      <w:r>
-        <w:rPr>
-          <w:b w:val="0"/>
-        </w:rPr>
-        <w:t xml:space="preserve"> and a reason before comparing. Expected result: The diagnostic remains, but responsibility for an unresolved fault becomes unclear.</w:t>
-      </w:r>
-    </w:p>
-    <w:p>
-      <w:pPr>
-        <w:spacing w:line="336" w:lineRule="auto" w:after="180"/>
-        <w:shd w:fill="F5F1FB"/>
-      </w:pPr>
-      <w:r>
-        <w:rPr>
-          <w:b w:val="0"/>
-        </w:rPr>
-        <w:t>Reason: Readiness includes who acts when routine checks do not solve the problem.</w:t>
-      </w:r>
-    </w:p>
-    <w:p>
-      <w:pPr>
-        <w:pStyle w:val="Heading3"/>
-      </w:pPr>
-      <w:r>
-        <w:t>Protect the independent attempt</w:t>
-      </w:r>
-    </w:p>
-    <w:p>
-      <w:pPr>
-        <w:spacing w:line="336" w:lineRule="auto" w:after="180"/>
-        <w:shd w:fill="FFF5E6"/>
       </w:pPr>
       <w:r>
         <w:rPr>
@@ -4538,22 +5351,36 @@
     </w:tbl>
     <w:p>
       <w:pPr>
-        <w:pStyle w:val="Heading3"/>
-      </w:pPr>
-      <w:r>
-        <w:t>Project checkpoint</w:t>
+        <w:spacing w:line="336" w:lineRule="auto" w:after="180"/>
+      </w:pPr>
+      <w:r>
+        <w:rPr>
+          <w:b w:val="0"/>
+        </w:rPr>
+        <w:t xml:space="preserve">Project checkpoint: Present and defend. Demonstrate the system, explain one failure and justify the next improvement with </w:t>
+      </w:r>
+      <w:r>
+        <w:rPr>
+          <w:b/>
+        </w:rPr>
+        <w:t>evidence</w:t>
+      </w:r>
+      <w:r>
+        <w:rPr>
+          <w:b w:val="0"/>
+        </w:rPr>
+        <w:t>.</w:t>
       </w:r>
     </w:p>
     <w:p>
       <w:pPr>
         <w:spacing w:line="336" w:lineRule="auto" w:after="180"/>
-        <w:shd w:fill="EDF7F3"/>
       </w:pPr>
       <w:r>
         <w:rPr>
           <w:b w:val="0"/>
         </w:rPr>
-        <w:t xml:space="preserve">Project checkpoint: Present and defend. Demonstrate the system, explain one failure and justify the next improvement with </w:t>
+        <w:t xml:space="preserve">Use the weekly teacher answer for topic-specific reasoning. A saved progress tick is an activity record; judge mastery from the learner’s explanation and </w:t>
       </w:r>
       <w:r>
         <w:rPr>
@@ -4570,38 +5397,23 @@
     </w:p>
     <w:p>
       <w:pPr>
-        <w:spacing w:line="336" w:lineRule="auto" w:after="180"/>
-      </w:pPr>
-      <w:r>
-        <w:rPr>
-          <w:b w:val="0"/>
-        </w:rPr>
-        <w:t xml:space="preserve">Use the weekly teacher answer for topic-specific reasoning. A saved progress tick is an activity record; judge mastery from the learner’s explanation and </w:t>
-      </w:r>
-      <w:r>
-        <w:rPr>
-          <w:b/>
-        </w:rPr>
-        <w:t>evidence</w:t>
-      </w:r>
-      <w:r>
-        <w:rPr>
-          <w:b w:val="0"/>
-        </w:rPr>
-        <w:t>.</w:t>
+        <w:pStyle w:val="Heading1"/>
+      </w:pPr>
+      <w:r>
+        <w:t>08. Reference · Feedback,labs and repair paths</w:t>
       </w:r>
     </w:p>
     <w:p>
-      <w:pPr>
-        <w:pStyle w:val="Heading1"/>
-      </w:pPr>
-      <w:r>
-        <w:t>08. Use feedback, labs and repair paths</w:t>
+      <w:r>
+        <w:t>Retain the first attempt and the evidence used for a repair.</w:t>
       </w:r>
     </w:p>
     <w:p>
-      <w:r>
-        <w:t>Use feedback, earlier review and portfolios purposefully. Apply the coding routine only when this lesson has an executable lab.</w:t>
+      <w:pPr>
+        <w:pStyle w:val="Heading2"/>
+      </w:pPr>
+      <w:r>
+        <w:t>Feedback and record guidance</w:t>
       </w:r>
     </w:p>
     <w:p>
@@ -4639,40 +5451,42 @@
       </w:r>
     </w:p>
     <w:p>
-      <w:pPr>
-        <w:pStyle w:val="Heading3"/>
-      </w:pPr>
-      <w:r>
-        <w:t>For later coding lessons</w:t>
+      <w:r>
+        <w:t>This week has no code block. Use this routine when a later lesson includes an executable lab.</w:t>
       </w:r>
     </w:p>
     <w:p>
-      <w:r>
-        <w:t>This week has no code block. Use this routine when a later lesson includes an executable lab.</w:t>
+      <w:pPr>
+        <w:spacing w:line="336" w:lineRule="auto" w:after="180"/>
+      </w:pPr>
+      <w:r>
+        <w:rPr>
+          <w:b w:val="0"/>
+        </w:rPr>
+        <w:t xml:space="preserve">Ask students to predict before running code. Preserve errors and actual </w:t>
+      </w:r>
+      <w:r>
+        <w:rPr>
+          <w:b/>
+        </w:rPr>
+        <w:t>output</w:t>
+      </w:r>
+      <w:r>
+        <w:rPr>
+          <w:b w:val="0"/>
+        </w:rPr>
+        <w:t>s; collect a changed test and an explanation. The branch-boundary and indexing lessons deliberately include failure cases.</w:t>
       </w:r>
     </w:p>
     <w:p>
       <w:pPr>
         <w:spacing w:line="336" w:lineRule="auto" w:after="180"/>
-        <w:shd w:fill="F1F6F8"/>
       </w:pPr>
       <w:r>
         <w:rPr>
           <w:b w:val="0"/>
         </w:rPr>
-        <w:t xml:space="preserve">Ask students to predict before running code. Preserve errors and actual </w:t>
-      </w:r>
-      <w:r>
-        <w:rPr>
-          <w:b/>
-        </w:rPr>
-        <w:t>output</w:t>
-      </w:r>
-      <w:r>
-        <w:rPr>
-          <w:b w:val="0"/>
-        </w:rPr>
-        <w:t>s; collect a changed test and an explanation. The branch-boundary and indexing lessons deliberately include failure cases.</w:t>
+        <w:t>Use the earlier worked-explanation links to address a specific missing building block, then return to the current question. Adapt this suggestion after observing the learner; it is not an automatic diagnosis.</w:t>
       </w:r>
     </w:p>
     <w:p>
@@ -4683,71 +5497,37 @@
         <w:rPr>
           <w:b w:val="0"/>
         </w:rPr>
-        <w:t>Use the earlier worked-explanation links to address a specific missing building block, then return to the current question. Adapt this suggestion after observing the learner; it is not an automatic diagnosis.</w:t>
+        <w:t xml:space="preserve">Collect the completed-work portfolio as </w:t>
+      </w:r>
+      <w:r>
+        <w:rPr>
+          <w:b/>
+        </w:rPr>
+        <w:t>evidence</w:t>
+      </w:r>
+      <w:r>
+        <w:rPr>
+          <w:b w:val="0"/>
+        </w:rPr>
+        <w:t>. Record support separately from correctness, and assess explanation, trace/test and limitations. Progress ticks and quiz selections alone do not establish mastery.</w:t>
       </w:r>
     </w:p>
     <w:p>
       <w:pPr>
-        <w:spacing w:line="336" w:lineRule="auto" w:after="180"/>
-      </w:pPr>
-      <w:r>
-        <w:rPr>
-          <w:b w:val="0"/>
-        </w:rPr>
-        <w:t xml:space="preserve">Collect the completed-work portfolio as </w:t>
-      </w:r>
-      <w:r>
-        <w:rPr>
-          <w:b/>
-        </w:rPr>
-        <w:t>evidence</w:t>
-      </w:r>
-      <w:r>
-        <w:rPr>
-          <w:b w:val="0"/>
-        </w:rPr>
-        <w:t>. Record support separately from correctness, and assess explanation, trace/test and limitations. Progress ticks and quiz selections alone do not establish mastery.</w:t>
+        <w:pStyle w:val="Heading1"/>
+      </w:pPr>
+      <w:r>
+        <w:t>09. Reference · Teach with the six pictures</w:t>
       </w:r>
     </w:p>
     <w:p>
-      <w:pPr>
-        <w:pStyle w:val="Heading1"/>
-      </w:pPr>
-      <w:r>
-        <w:t>09. Visual concept journey</w:t>
+      <w:r>
+        <w:t>Choose one picture for a particular reasoning move.</w:t>
       </w:r>
     </w:p>
     <w:p>
-      <w:r>
-        <w:t>Show one Documentation and operational readiness graphic at a time, request a prediction and discuss its trace before the independent assessment.</w:t>
-      </w:r>
-    </w:p>
-    <w:p>
-      <w:pPr>
-        <w:spacing w:line="336" w:lineRule="auto" w:after="180"/>
-      </w:pPr>
-      <w:r>
-        <w:rPr>
-          <w:b w:val="0"/>
-        </w:rPr>
-        <w:t xml:space="preserve">Use one picture at a time. Hide a worked result before asking for a </w:t>
-      </w:r>
-      <w:r>
-        <w:rPr>
-          <w:b/>
-        </w:rPr>
-        <w:t>prediction</w:t>
-      </w:r>
-      <w:r>
-        <w:rPr>
-          <w:b w:val="0"/>
-        </w:rPr>
-        <w:t>, then reveal it for feedback. These are supported teaching cases; retain the separate independent assessment for a fresh first attempt.</w:t>
-      </w:r>
-    </w:p>
-    <w:p>
-      <w:pPr>
-        <w:pStyle w:val="Heading3"/>
+      <w:pPr>
+        <w:pStyle w:val="Heading2"/>
       </w:pPr>
       <w:r>
         <w:t>01. Documentation and operational readiness: the case</w:t>
@@ -4758,7 +5538,7 @@
         <w:drawing>
           <wp:inline xmlns:a="http://schemas.openxmlformats.org/drawingml/2006/main" xmlns:pic="http://schemas.openxmlformats.org/drawingml/2006/picture">
             <wp:extent cx="5486400" cy="2834640"/>
-            <wp:docPr id="2" name="Picture 2" descr="A runbook with an owner. Another teacher must handle SOURCE_UNAVAILABLE without inventing an answer. Supplied facts: The runbook names a maintainer and a read-only source-connection diagnostic. The code means no supported answer can be produced."/>
+            <wp:docPr id="3" name="Picture 3" descr="A runbook with an owner. Another teacher must handle SOURCE_UNAVAILABLE without inventing an answer. Supplied facts: The runbook names a maintainer and a read-only source-connection diagnostic. The code means no supported answer can be produced."/>
             <wp:cNvGraphicFramePr>
               <a:graphicFrameLocks noChangeAspect="1"/>
             </wp:cNvGraphicFramePr>
@@ -4770,7 +5550,7 @@
                     <pic:cNvPicPr/>
                   </pic:nvPicPr>
                   <pic:blipFill>
-                    <a:blip r:embed="rId10"/>
+                    <a:blip r:embed="rId11"/>
                     <a:stretch>
                       <a:fillRect/>
                     </a:stretch>
@@ -4838,7 +5618,6 @@
     <w:p>
       <w:pPr>
         <w:spacing w:line="336" w:lineRule="auto" w:after="180"/>
-        <w:shd w:fill="F5F1FB"/>
       </w:pPr>
       <w:r>
         <w:rPr>
@@ -4849,27 +5628,18 @@
     </w:p>
     <w:p>
       <w:pPr>
-        <w:pStyle w:val="Heading3"/>
-      </w:pPr>
-      <w:r>
-        <w:t>Discuss while showing the picture</w:t>
+        <w:spacing w:line="336" w:lineRule="auto" w:after="180"/>
+      </w:pPr>
+      <w:r>
+        <w:rPr>
+          <w:b w:val="0"/>
+        </w:rPr>
+        <w:t>Teacher prompt: Point to the given fact that matters most. Explain why it matters. Ask learners to describe one label or arrow in ordinary words. Use the adjacent transcript if the image is difficult to see.</w:t>
       </w:r>
     </w:p>
     <w:p>
       <w:pPr>
-        <w:spacing w:line="336" w:lineRule="auto" w:after="180"/>
-        <w:shd w:fill="F1F6F8"/>
-      </w:pPr>
-      <w:r>
-        <w:rPr>
-          <w:b w:val="0"/>
-        </w:rPr>
-        <w:t>Teacher prompt: Point to the given fact that matters most. Explain why it matters. Ask learners to describe one label or arrow in ordinary words. Use the adjacent transcript if the image is difficult to see.</w:t>
-      </w:r>
-    </w:p>
-    <w:p>
-      <w:pPr>
-        <w:pStyle w:val="Heading3"/>
+        <w:pStyle w:val="Heading2"/>
       </w:pPr>
       <w:r>
         <w:t>02. Follow the deciding steps</w:t>
@@ -4880,7 +5650,7 @@
         <w:drawing>
           <wp:inline xmlns:a="http://schemas.openxmlformats.org/drawingml/2006/main" xmlns:pic="http://schemas.openxmlformats.org/drawingml/2006/picture">
             <wp:extent cx="5486400" cy="3182112"/>
-            <wp:docPr id="3" name="Picture 3" descr="Match symptom: Identify the documented unavailable-source condition. → Run safe check: Inspect the approved connection without broadening permissions. → Escalate clearly: Contact the named maintainer and retain unresolved status."/>
+            <wp:docPr id="4" name="Picture 4" descr="Match symptom: Identify the documented unavailable-source condition. → Run safe check: Inspect the approved connection without broadening permissions. → Escalate clearly: Contact the named maintainer and retain unresolved status."/>
             <wp:cNvGraphicFramePr>
               <a:graphicFrameLocks noChangeAspect="1"/>
             </wp:cNvGraphicFramePr>
@@ -4892,7 +5662,7 @@
                     <pic:cNvPicPr/>
                   </pic:nvPicPr>
                   <pic:blipFill>
-                    <a:blip r:embed="rId11"/>
+                    <a:blip r:embed="rId9"/>
                     <a:stretch>
                       <a:fillRect/>
                     </a:stretch>
@@ -4925,7 +5695,6 @@
     <w:p>
       <w:pPr>
         <w:spacing w:line="336" w:lineRule="auto" w:after="180"/>
-        <w:shd w:fill="F5F1FB"/>
       </w:pPr>
       <w:r>
         <w:rPr>
@@ -4948,39 +5717,30 @@
     </w:p>
     <w:p>
       <w:pPr>
-        <w:pStyle w:val="Heading3"/>
-      </w:pPr>
-      <w:r>
-        <w:t>Discuss while showing the picture</w:t>
+        <w:spacing w:line="336" w:lineRule="auto" w:after="180"/>
+      </w:pPr>
+      <w:r>
+        <w:rPr>
+          <w:b w:val="0"/>
+        </w:rPr>
+        <w:t xml:space="preserve">Teacher prompt: Point to each numbered stage and explain which recorded </w:t>
+      </w:r>
+      <w:r>
+        <w:rPr>
+          <w:b/>
+        </w:rPr>
+        <w:t>input</w:t>
+      </w:r>
+      <w:r>
+        <w:rPr>
+          <w:b w:val="0"/>
+        </w:rPr>
+        <w:t xml:space="preserve"> it uses. Ask learners to describe one label or arrow in ordinary words. Use the adjacent transcript if the image is difficult to see.</w:t>
       </w:r>
     </w:p>
     <w:p>
       <w:pPr>
-        <w:spacing w:line="336" w:lineRule="auto" w:after="180"/>
-        <w:shd w:fill="F1F6F8"/>
-      </w:pPr>
-      <w:r>
-        <w:rPr>
-          <w:b w:val="0"/>
-        </w:rPr>
-        <w:t xml:space="preserve">Teacher prompt: Point to each numbered stage and explain which recorded </w:t>
-      </w:r>
-      <w:r>
-        <w:rPr>
-          <w:b/>
-        </w:rPr>
-        <w:t>input</w:t>
-      </w:r>
-      <w:r>
-        <w:rPr>
-          <w:b w:val="0"/>
-        </w:rPr>
-        <w:t xml:space="preserve"> it uses. Ask learners to describe one label or arrow in ordinary words. Use the adjacent transcript if the image is difficult to see.</w:t>
-      </w:r>
-    </w:p>
-    <w:p>
-      <w:pPr>
-        <w:pStyle w:val="Heading3"/>
+        <w:pStyle w:val="Heading2"/>
       </w:pPr>
       <w:r>
         <w:t>03. Documentation and operational readiness — evidence trace</w:t>
@@ -4991,7 +5751,7 @@
         <w:drawing>
           <wp:inline xmlns:a="http://schemas.openxmlformats.org/drawingml/2006/main" xmlns:pic="http://schemas.openxmlformats.org/drawingml/2006/picture">
             <wp:extent cx="5486400" cy="3145536"/>
-            <wp:docPr id="4" name="Picture 4" descr="Documentation and operational readiness — evidence trace. Runbook says start server, but omits data version and recovery steps. Another operator cannot reproduce a result. | A runbook names versions, required non-secret configuration, secret key names, health checks, release/rollback dependencies, alerts and owners. Test it with a fresh operator and fictional fixtures. | Add exact configuration/version references, fixture setup, verification and recovery. Do not publish secret values to make setup easier."/>
+            <wp:docPr id="5" name="Picture 5" descr="Documentation and operational readiness — evidence trace. Runbook says start server, but omits data version and recovery steps. Another operator cannot reproduce a result. | A runbook names versions, required non-secret configuration, secret key names, health checks, release/rollback dependencies, alerts and owners. Test it with a fresh operator and fictional fixtures. | Add exact configuration/version references, fixture setup, verification and recovery. Do not publish secret values to make setup easier."/>
             <wp:cNvGraphicFramePr>
               <a:graphicFrameLocks noChangeAspect="1"/>
             </wp:cNvGraphicFramePr>
@@ -5106,7 +5866,6 @@
     <w:p>
       <w:pPr>
         <w:spacing w:line="336" w:lineRule="auto" w:after="180"/>
-        <w:shd w:fill="F5F1FB"/>
       </w:pPr>
       <w:r>
         <w:rPr>
@@ -5117,27 +5876,18 @@
     </w:p>
     <w:p>
       <w:pPr>
-        <w:pStyle w:val="Heading3"/>
-      </w:pPr>
-      <w:r>
-        <w:t>Discuss while showing the picture</w:t>
+        <w:spacing w:line="336" w:lineRule="auto" w:after="180"/>
+      </w:pPr>
+      <w:r>
+        <w:rPr>
+          <w:b w:val="0"/>
+        </w:rPr>
+        <w:t>Teacher prompt: Read the labels and values. Explain the relationship the model shows. Ask learners to describe one label or arrow in ordinary words. Use the adjacent transcript if the image is difficult to see.</w:t>
       </w:r>
     </w:p>
     <w:p>
       <w:pPr>
-        <w:spacing w:line="336" w:lineRule="auto" w:after="180"/>
-        <w:shd w:fill="F1F6F8"/>
-      </w:pPr>
-      <w:r>
-        <w:rPr>
-          <w:b w:val="0"/>
-        </w:rPr>
-        <w:t>Teacher prompt: Read the labels and values. Explain the relationship the model shows. Ask learners to describe one label or arrow in ordinary words. Use the adjacent transcript if the image is difficult to see.</w:t>
-      </w:r>
-    </w:p>
-    <w:p>
-      <w:pPr>
-        <w:pStyle w:val="Heading3"/>
+        <w:pStyle w:val="Heading2"/>
       </w:pPr>
       <w:r>
         <w:t>04. Change one thing. Trace what follows.</w:t>
@@ -5148,7 +5898,7 @@
         <w:drawing>
           <wp:inline xmlns:a="http://schemas.openxmlformats.org/drawingml/2006/main" xmlns:pic="http://schemas.openxmlformats.org/drawingml/2006/picture">
             <wp:extent cx="5486400" cy="3026664"/>
-            <wp:docPr id="5" name="Picture 5" descr="Original case: Contact the named maintainer and retain unresolved status. Changed condition: Remove the maintainer and escalation route. Expected result: The diagnostic remains, but responsibility for an unresolved fault becomes unclear. Reason: Readiness includes who acts when routine checks do not solve the problem."/>
+            <wp:docPr id="6" name="Picture 6" descr="Original case: Contact the named maintainer and retain unresolved status. Changed condition: Remove the maintainer and escalation route. Expected result: The diagnostic remains, but responsibility for an unresolved fault becomes unclear. Reason: Readiness includes who acts when routine checks do not solve the problem."/>
             <wp:cNvGraphicFramePr>
               <a:graphicFrameLocks noChangeAspect="1"/>
             </wp:cNvGraphicFramePr>
@@ -5204,7 +5954,6 @@
     <w:p>
       <w:pPr>
         <w:spacing w:line="336" w:lineRule="auto" w:after="180"/>
-        <w:shd w:fill="F5F1FB"/>
       </w:pPr>
       <w:r>
         <w:rPr>
@@ -5215,39 +5964,29 @@
     </w:p>
     <w:p>
       <w:pPr>
-        <w:pStyle w:val="Heading3"/>
-      </w:pPr>
-      <w:r>
-        <w:t>Discuss while showing the picture</w:t>
+        <w:spacing w:line="336" w:lineRule="auto" w:after="180"/>
+      </w:pPr>
+      <w:r>
+        <w:rPr>
+          <w:b w:val="0"/>
+        </w:rPr>
+        <w:t>Teacher prompt: Predict before checking the worked changed-case result. Name what changed and what the supplied facts allow you to conclude. Ask learners to describe one label or arrow in ordinary words.</w:t>
       </w:r>
     </w:p>
     <w:p>
       <w:pPr>
         <w:spacing w:line="336" w:lineRule="auto" w:after="180"/>
-        <w:shd w:fill="F1F6F8"/>
       </w:pPr>
       <w:r>
         <w:rPr>
           <w:b w:val="0"/>
         </w:rPr>
-        <w:t>Teacher prompt: Predict before checking the worked changed-case result. Name what changed and what the supplied facts allow you to conclude. Ask learners to describe one label or arrow in ordinary words.</w:t>
+        <w:t>Use the adjacent transcript if the image is difficult to see. Changed-case reasoning: Readiness includes who acts when routine checks do not solve the problem.</w:t>
       </w:r>
     </w:p>
     <w:p>
       <w:pPr>
-        <w:spacing w:line="336" w:lineRule="auto" w:after="180"/>
-        <w:shd w:fill="F1F6F8"/>
-      </w:pPr>
-      <w:r>
-        <w:rPr>
-          <w:b w:val="0"/>
-        </w:rPr>
-        <w:t>Use the adjacent transcript if the image is difficult to see. Changed-case reasoning: Readiness includes who acts when routine checks do not solve the problem.</w:t>
-      </w:r>
-    </w:p>
-    <w:p>
-      <w:pPr>
-        <w:pStyle w:val="Heading3"/>
+        <w:pStyle w:val="Heading2"/>
       </w:pPr>
       <w:r>
         <w:t>05. Connect the explanation to its limit</w:t>
@@ -5258,7 +5997,7 @@
         <w:drawing>
           <wp:inline xmlns:a="http://schemas.openxmlformats.org/drawingml/2006/main" xmlns:pic="http://schemas.openxmlformats.org/drawingml/2006/picture">
             <wp:extent cx="5486400" cy="2834640"/>
-            <wp:docPr id="6" name="Picture 6" descr="Operational documentation connects a symptom, bounded action, responsible person and recovery check. Component names alone do not tell an operator what to do. Limit: Rehearse and revise runbooks; readable instructions alone cannot establish readiness for every incident."/>
+            <wp:docPr id="7" name="Picture 7" descr="Operational documentation connects a symptom, bounded action, responsible person and recovery check. Component names alone do not tell an operator what to do. Limit: Rehearse and revise runbooks; readable instructions alone cannot establish readiness for every incident."/>
             <wp:cNvGraphicFramePr>
               <a:graphicFrameLocks noChangeAspect="1"/>
             </wp:cNvGraphicFramePr>
@@ -5326,7 +6065,6 @@
     <w:p>
       <w:pPr>
         <w:spacing w:line="336" w:lineRule="auto" w:after="180"/>
-        <w:shd w:fill="F5F1FB"/>
       </w:pPr>
       <w:r>
         <w:rPr>
@@ -5337,51 +6075,41 @@
     </w:p>
     <w:p>
       <w:pPr>
-        <w:pStyle w:val="Heading3"/>
-      </w:pPr>
-      <w:r>
-        <w:t>Discuss while showing the picture</w:t>
+        <w:spacing w:line="336" w:lineRule="auto" w:after="180"/>
+      </w:pPr>
+      <w:r>
+        <w:rPr>
+          <w:b w:val="0"/>
+        </w:rPr>
+        <w:t>Teacher prompt: Explain the case, then point to a limit on the claim. Ask learners to describe one label or arrow in ordinary words. Use the adjacent transcript if the image is difficult to see.</w:t>
       </w:r>
     </w:p>
     <w:p>
       <w:pPr>
         <w:spacing w:line="336" w:lineRule="auto" w:after="180"/>
-        <w:shd w:fill="F1F6F8"/>
       </w:pPr>
       <w:r>
         <w:rPr>
           <w:b w:val="0"/>
         </w:rPr>
-        <w:t>Teacher prompt: Explain the case, then point to a limit on the claim. Ask learners to describe one label or arrow in ordinary words. Use the adjacent transcript if the image is difficult to see.</w:t>
+        <w:t xml:space="preserve">Keep the stated scope: Rehearse and revise </w:t>
+      </w:r>
+      <w:r>
+        <w:rPr>
+          <w:b/>
+        </w:rPr>
+        <w:t>runbook</w:t>
+      </w:r>
+      <w:r>
+        <w:rPr>
+          <w:b w:val="0"/>
+        </w:rPr>
+        <w:t>s; readable instructions alone cannot establish readiness for every incident.</w:t>
       </w:r>
     </w:p>
     <w:p>
       <w:pPr>
-        <w:spacing w:line="336" w:lineRule="auto" w:after="180"/>
-        <w:shd w:fill="F1F6F8"/>
-      </w:pPr>
-      <w:r>
-        <w:rPr>
-          <w:b w:val="0"/>
-        </w:rPr>
-        <w:t xml:space="preserve">Keep the stated scope: Rehearse and revise </w:t>
-      </w:r>
-      <w:r>
-        <w:rPr>
-          <w:b/>
-        </w:rPr>
-        <w:t>runbook</w:t>
-      </w:r>
-      <w:r>
-        <w:rPr>
-          <w:b w:val="0"/>
-        </w:rPr>
-        <w:t>s; readable instructions alone cannot establish readiness for every incident.</w:t>
-      </w:r>
-    </w:p>
-    <w:p>
-      <w:pPr>
-        <w:pStyle w:val="Heading3"/>
+        <w:pStyle w:val="Heading2"/>
       </w:pPr>
       <w:r>
         <w:t>06. Make the idea visible in your project</w:t>
@@ -5392,7 +6120,7 @@
         <w:drawing>
           <wp:inline xmlns:a="http://schemas.openxmlformats.org/drawingml/2006/main" xmlns:pic="http://schemas.openxmlformats.org/drawingml/2006/picture">
             <wp:extent cx="5486400" cy="3529584"/>
-            <wp:docPr id="7" name="Picture 7" descr="For the Grounded Learning Service, retain an annotated trace and the changed-case result. Name the contract or evidence that makes the deciding step valid, so another team can review it. Draw your input, deciding step, result and limit. Supported question: Match SOURCE_UNAVAILABLE to its safe check and escalation owner. What is lost when the maintainer route is removed, even if the diagnostic instructions stay readable?"/>
+            <wp:docPr id="8" name="Picture 8" descr="For the Grounded Learning Service, retain an annotated trace and the changed-case result. Name the contract or evidence that makes the deciding step valid, so another team can review it. Draw your input, deciding step, result and limit. Supported question: Match SOURCE_UNAVAILABLE to its safe check and escalation owner. What is lost when the maintainer route is removed, even if the diagnostic instructions stay readable?"/>
             <wp:cNvGraphicFramePr>
               <a:graphicFrameLocks noChangeAspect="1"/>
             </wp:cNvGraphicFramePr>
@@ -5483,7 +6211,6 @@
     <w:p>
       <w:pPr>
         <w:spacing w:line="336" w:lineRule="auto" w:after="180"/>
-        <w:shd w:fill="F5F1FB"/>
       </w:pPr>
       <w:r>
         <w:rPr>
@@ -5506,58 +6233,126 @@
     </w:p>
     <w:p>
       <w:pPr>
-        <w:pStyle w:val="Heading3"/>
-      </w:pPr>
-      <w:r>
-        <w:t>Discuss while showing the picture</w:t>
+        <w:spacing w:line="336" w:lineRule="auto" w:after="180"/>
+      </w:pPr>
+      <w:r>
+        <w:rPr>
+          <w:b w:val="0"/>
+        </w:rPr>
+        <w:t xml:space="preserve">Teacher prompt: Draw your project trace and justify the deciding step using </w:t>
+      </w:r>
+      <w:r>
+        <w:rPr>
+          <w:b/>
+        </w:rPr>
+        <w:t>evidence</w:t>
+      </w:r>
+      <w:r>
+        <w:rPr>
+          <w:b w:val="0"/>
+        </w:rPr>
+        <w:t>. Ask learners to describe one label or arrow in ordinary words. Use the adjacent transcript if the image is difficult to see.</w:t>
       </w:r>
     </w:p>
     <w:p>
       <w:pPr>
         <w:spacing w:line="336" w:lineRule="auto" w:after="180"/>
-        <w:shd w:fill="F1F6F8"/>
       </w:pPr>
       <w:r>
         <w:rPr>
           <w:b w:val="0"/>
         </w:rPr>
-        <w:t xml:space="preserve">Teacher prompt: Draw your project trace and justify the deciding step using </w:t>
-      </w:r>
-      <w:r>
-        <w:rPr>
-          <w:b/>
-        </w:rPr>
-        <w:t>evidence</w:t>
-      </w:r>
-      <w:r>
-        <w:rPr>
-          <w:b w:val="0"/>
-        </w:rPr>
-        <w:t>. Ask learners to describe one label or arrow in ordinary words. Use the adjacent transcript if the image is difficult to see.</w:t>
+        <w:t>Supported practice key: Identify the documented unavailable-source condition. Inspect the approved connection without broadening permissions. Contact the named maintainer and retain unresolved status.</w:t>
       </w:r>
     </w:p>
     <w:p>
       <w:pPr>
         <w:spacing w:line="336" w:lineRule="auto" w:after="180"/>
-        <w:shd w:fill="F1F6F8"/>
       </w:pPr>
       <w:r>
         <w:rPr>
           <w:b w:val="0"/>
         </w:rPr>
-        <w:t>Supported practice key: Identify the documented unavailable-source condition. Inspect the approved connection without broadening permissions. Contact the named maintainer and retain unresolved status.</w:t>
+        <w:t>Changed case: The diagnostic remains, but responsibility for an unresolved fault becomes unclear. Readiness includes who acts when routine checks do not solve the problem.</w:t>
       </w:r>
     </w:p>
     <w:p>
       <w:pPr>
+        <w:pStyle w:val="Heading2"/>
+      </w:pPr>
+      <w:r>
+        <w:t>Earlier wording, alternatives and picture transcripts · reference / check after trying</w:t>
+      </w:r>
+    </w:p>
+    <w:p>
+      <w:pPr>
         <w:spacing w:line="336" w:lineRule="auto" w:after="180"/>
-        <w:shd w:fill="F1F6F8"/>
       </w:pPr>
       <w:r>
         <w:rPr>
           <w:b w:val="0"/>
         </w:rPr>
-        <w:t>Changed case: The diagnostic remains, but responsibility for an unresolved fault becomes unclear. Readiness includes who acts when routine checks do not solve the problem.</w:t>
+        <w:t xml:space="preserve">Use one picture at a time. Hide a worked result before asking for a </w:t>
+      </w:r>
+      <w:r>
+        <w:rPr>
+          <w:b/>
+        </w:rPr>
+        <w:t>prediction</w:t>
+      </w:r>
+      <w:r>
+        <w:rPr>
+          <w:b w:val="0"/>
+        </w:rPr>
+        <w:t>, then reveal it for feedback. These are supported teaching cases; retain the separate independent assessment for a fresh first attempt.</w:t>
+      </w:r>
+    </w:p>
+    <w:p>
+      <w:pPr>
+        <w:pStyle w:val="Heading3"/>
+      </w:pPr>
+      <w:r>
+        <w:t>01. Documentation and operational readiness: the case</w:t>
+      </w:r>
+    </w:p>
+    <w:p>
+      <w:pPr>
+        <w:pStyle w:val="Heading3"/>
+      </w:pPr>
+      <w:r>
+        <w:t>02. Follow the deciding steps</w:t>
+      </w:r>
+    </w:p>
+    <w:p>
+      <w:pPr>
+        <w:pStyle w:val="Heading3"/>
+      </w:pPr>
+      <w:r>
+        <w:t>03. Documentation and operational readiness — evidence trace</w:t>
+      </w:r>
+    </w:p>
+    <w:p>
+      <w:pPr>
+        <w:pStyle w:val="Heading3"/>
+      </w:pPr>
+      <w:r>
+        <w:t>04. Change one thing. Trace what follows.</w:t>
+      </w:r>
+    </w:p>
+    <w:p>
+      <w:pPr>
+        <w:pStyle w:val="Heading3"/>
+      </w:pPr>
+      <w:r>
+        <w:t>05. Connect the explanation to its limit</w:t>
+      </w:r>
+    </w:p>
+    <w:p>
+      <w:pPr>
+        <w:pStyle w:val="Heading3"/>
+      </w:pPr>
+      <w:r>
+        <w:t>06. Make the idea visible in your project</w:t>
       </w:r>
     </w:p>
     <w:sectPr>
